--- a/01_bloque_general/04_formatos_maestros/F-PSEA-18 Comunicacion participantes.docx
+++ b/01_bloque_general/04_formatos_maestros/F-PSEA-18 Comunicacion participantes.docx
@@ -2,7 +2,7 @@
 <file path=word/document.xml><?xml version="1.0" encoding="utf-8"?>
 <w:document xmlns:w="http://schemas.openxmlformats.org/wordprocessingml/2006/main" xmlns:m="http://schemas.openxmlformats.org/officeDocument/2006/math" xmlns:r="http://schemas.openxmlformats.org/officeDocument/2006/relationships" xmlns:o="urn:schemas-microsoft-com:office:office" xmlns:v="urn:schemas-microsoft-com:vml" xmlns:w10="urn:schemas-microsoft-com:office:word" xmlns:a="http://schemas.openxmlformats.org/drawingml/2006/main" xmlns:pic="http://schemas.openxmlformats.org/drawingml/2006/picture" xmlns:wp="http://schemas.openxmlformats.org/drawingml/2006/wordprocessingDrawing">
   <w:body>
-    <w:bookmarkStart w:id="20" w:name="f-psea-18-comunicacion-a-participantes"/>
+    <w:bookmarkStart w:id="30" w:name="f-psea-18-comunicacion-a-participantes"/>
     <w:p>
       <w:pPr>
         <w:pStyle w:val="Heading1"/>
@@ -132,7 +132,7 @@
         </w:pict>
       </w:r>
     </w:p>
-    <w:bookmarkStart w:id="9" w:name="objetivo"/>
+    <w:bookmarkStart w:id="19" w:name="X4a2c087040ad3684538016d7625d5480db581e6"/>
     <w:p>
       <w:pPr>
         <w:pStyle w:val="Heading2"/>
@@ -149,8 +149,8 @@
         <w:t xml:space="preserve">Estandarizar y registrar las comunicaciones formales enviadas a participantes del PEA durante la planificacion, preparacion, ejecucion y cierre de una ronda de ensayo de aptitud, asegurando claridad, trazabilidad documental, control de destinatarios y conservacion de la evidencia.</w:t>
       </w:r>
     </w:p>
-    <w:bookmarkEnd w:id="9"/>
-    <w:bookmarkStart w:id="10" w:name="alcance"/>
+    <w:bookmarkEnd w:id="19"/>
+    <w:bookmarkStart w:id="20" w:name="X8c49890cab2394ad6fc610767a1938515fcd0ca"/>
     <w:p>
       <w:pPr>
         <w:pStyle w:val="Heading2"/>
@@ -346,8 +346,8 @@
         <w:t xml:space="preserve">Comunicaciones internas sin destinatario participante.</w:t>
       </w:r>
     </w:p>
-    <w:bookmarkEnd w:id="10"/>
-    <w:bookmarkStart w:id="11" w:name="responsable-funcional"/>
+    <w:bookmarkEnd w:id="20"/>
+    <w:bookmarkStart w:id="21" w:name="X761acc60fc1fce0a5a58cd2fa9e8dbb98288a1d"/>
     <w:p>
       <w:pPr>
         <w:pStyle w:val="Heading2"/>
@@ -359,8 +359,7 @@
     <w:tbl>
       <w:tblPr>
         <w:tblStyle w:val="Table"/>
-        <w:tblW w:type="pct" w:w="5000"/>
-        <w:tblLayout w:type="fixed"/>
+        <w:tblW w:type="auto" w:w="0"/>
         <w:tblLook w:firstRow="1" w:lastRow="0" w:firstColumn="0" w:lastColumn="0" w:noHBand="0" w:noVBand="0" w:val="0020"/>
       </w:tblPr>
       <w:tblGrid>
@@ -515,8 +514,8 @@
         </w:tc>
       </w:tr>
     </w:tbl>
-    <w:bookmarkEnd w:id="11"/>
-    <w:bookmarkStart w:id="12" w:name="momento-de-uso"/>
+    <w:bookmarkEnd w:id="21"/>
+    <w:bookmarkStart w:id="22" w:name="X3b4823254d3725f7ffdc2bd04d257b99658a0dd"/>
     <w:p>
       <w:pPr>
         <w:pStyle w:val="Heading2"/>
@@ -573,8 +572,8 @@
         <w:t xml:space="preserve">Cada vez que una comunicacion a participantes afecte el cronograma, la preparacion de equipos, la disponibilidad del item, la entrega de datos o la trazabilidad del esquema.</w:t>
       </w:r>
     </w:p>
-    <w:bookmarkEnd w:id="12"/>
-    <w:bookmarkStart w:id="13" w:name="campos-minimos-del-registro"/>
+    <w:bookmarkEnd w:id="22"/>
+    <w:bookmarkStart w:id="23" w:name="X1fa7b915a92f748bc93e63b29fc157bb0ccabea"/>
     <w:p>
       <w:pPr>
         <w:pStyle w:val="Heading2"/>
@@ -586,8 +585,7 @@
     <w:tbl>
       <w:tblPr>
         <w:tblStyle w:val="Table"/>
-        <w:tblW w:type="pct" w:w="5000"/>
-        <w:tblLayout w:type="fixed"/>
+        <w:tblW w:type="auto" w:w="0"/>
         <w:tblLook w:firstRow="1" w:lastRow="0" w:firstColumn="0" w:lastColumn="0" w:noHBand="0" w:noVBand="0" w:val="0020"/>
       </w:tblPr>
       <w:tblGrid>
@@ -1186,8 +1184,8 @@
         </w:tc>
       </w:tr>
     </w:tbl>
-    <w:bookmarkEnd w:id="13"/>
-    <w:bookmarkStart w:id="14" w:name="estructura-general-de-la-comunicacion"/>
+    <w:bookmarkEnd w:id="23"/>
+    <w:bookmarkStart w:id="24" w:name="X0411b8567e73fb17431704dbd72631ff8d08352"/>
     <w:p>
       <w:pPr>
         <w:pStyle w:val="Heading2"/>
@@ -1312,8 +1310,8 @@
         <w:t xml:space="preserve">Firma institucional del PEA.</w:t>
       </w:r>
     </w:p>
-    <w:bookmarkEnd w:id="14"/>
-    <w:bookmarkStart w:id="15" w:name="plantilla-base-de-mensaje"/>
+    <w:bookmarkEnd w:id="24"/>
+    <w:bookmarkStart w:id="25" w:name="Xdbcccca5393e45e4445b0821b77eb04188ae3a6"/>
     <w:p>
       <w:pPr>
         <w:pStyle w:val="Heading2"/>
@@ -1621,8 +1619,8 @@
         <w:t xml:space="preserve">Facultad de Minas, Universidad Nacional de Colombia, Sede Medellin</w:t>
       </w:r>
     </w:p>
-    <w:bookmarkEnd w:id="15"/>
-    <w:bookmarkStart w:id="16" w:name="Xb960dff7939cc055e53737afbc285d24222e835"/>
+    <w:bookmarkEnd w:id="25"/>
+    <w:bookmarkStart w:id="26" w:name="X9cdac55d58f50277750614d0f9d74bd220ff91b"/>
     <w:p>
       <w:pPr>
         <w:pStyle w:val="Heading2"/>
@@ -1804,7 +1802,7 @@
         <w:rPr>
           <w:rStyle w:val="VerbatimChar"/>
         </w:rPr>
-        <w:t xml:space="preserve">Por favor diligenciar y devolver el F-PSEA-05A - Hoja de Registro del Participante antes del [fecha limite], incluyendo:</w:t>
+        <w:t xml:space="preserve">Por favor diligenciar o actualizar en `calaire-app` el F-PSEA-03 - Registro de participacion antes del [fecha limite], incluyendo:</w:t>
       </w:r>
       <w:r>
         <w:br/>
@@ -1876,7 +1874,7 @@
         <w:rPr>
           <w:rStyle w:val="VerbatimChar"/>
         </w:rPr>
-        <w:t xml:space="preserve">| F-PSEA-05A | Hoja de Registro del Participante |</w:t>
+        <w:t xml:space="preserve">| F-PSEA-03 | Registro de participacion y carga de datos del participante |</w:t>
       </w:r>
       <w:r>
         <w:br/>
@@ -1921,8 +1919,8 @@
         <w:t xml:space="preserve">[Firma institucional]</w:t>
       </w:r>
     </w:p>
-    <w:bookmarkEnd w:id="16"/>
-    <w:bookmarkStart w:id="17" w:name="controles-de-calidad"/>
+    <w:bookmarkEnd w:id="26"/>
+    <w:bookmarkStart w:id="27" w:name="Xb262c9dfcad6aedc78fd00bbce9f32972088b9f"/>
     <w:p>
       <w:pPr>
         <w:pStyle w:val="Heading2"/>
@@ -2057,8 +2055,8 @@
         <w:t xml:space="preserve">Las copias diligenciadas o evidencias de respuesta deben archivarse junto con la ronda correspondiente.</w:t>
       </w:r>
     </w:p>
-    <w:bookmarkEnd w:id="17"/>
-    <w:bookmarkStart w:id="18" w:name="relaciones-documentales"/>
+    <w:bookmarkEnd w:id="27"/>
+    <w:bookmarkStart w:id="28" w:name="X847d81e8ea067c51503fd5fb7a0692a14dd250f"/>
     <w:p>
       <w:pPr>
         <w:pStyle w:val="Heading2"/>
@@ -2070,8 +2068,7 @@
     <w:tbl>
       <w:tblPr>
         <w:tblStyle w:val="Table"/>
-        <w:tblW w:type="pct" w:w="5000"/>
-        <w:tblLayout w:type="fixed"/>
+        <w:tblW w:type="auto" w:w="0"/>
         <w:tblLook w:firstRow="1" w:lastRow="0" w:firstColumn="0" w:lastColumn="0" w:noHBand="0" w:noVBand="0" w:val="0020"/>
       </w:tblPr>
       <w:tblGrid>
@@ -2177,18 +2174,18 @@
               <w:pStyle w:val="Compact"/>
             </w:pPr>
             <w:r>
-              <w:t xml:space="preserve">Plan de ronda EA que define participantes, alcance, fechas y condiciones.</w:t>
-            </w:r>
-          </w:p>
-        </w:tc>
-        <w:tc>
-          <w:tcPr/>
-          <w:p>
-            <w:pPr>
-              <w:pStyle w:val="Compact"/>
-            </w:pPr>
-            <w:r>
-              <w:t xml:space="preserve">Obligatorio</w:t>
+              <w:t xml:space="preserve">Ficha basica de ronda EA que resume identificacion, alcance, fechas y registros asociados.</w:t>
+            </w:r>
+          </w:p>
+        </w:tc>
+        <w:tc>
+          <w:tcPr/>
+          <w:p>
+            <w:pPr>
+              <w:pStyle w:val="Compact"/>
+            </w:pPr>
+            <w:r>
+              <w:t xml:space="preserve">Referencia</w:t>
             </w:r>
           </w:p>
         </w:tc>
@@ -2204,18 +2201,18 @@
               <w:rPr>
                 <w:rStyle w:val="VerbatimChar"/>
               </w:rPr>
-              <w:t xml:space="preserve">F-PSEA-05A</w:t>
-            </w:r>
-          </w:p>
-        </w:tc>
-        <w:tc>
-          <w:tcPr/>
-          <w:p>
-            <w:pPr>
-              <w:pStyle w:val="Compact"/>
-            </w:pPr>
-            <w:r>
-              <w:t xml:space="preserve">Hoja de registro del participante que puede solicitarse mediante esta comunicacion.</w:t>
+              <w:t xml:space="preserve">F-PSEA-03</w:t>
+            </w:r>
+          </w:p>
+        </w:tc>
+        <w:tc>
+          <w:tcPr/>
+          <w:p>
+            <w:pPr>
+              <w:pStyle w:val="Compact"/>
+            </w:pPr>
+            <w:r>
+              <w:t xml:space="preserve">Registro de participacion que puede solicitarse mediante esta comunicacion.</w:t>
             </w:r>
           </w:p>
         </w:tc>
@@ -2227,6 +2224,44 @@
             </w:pPr>
             <w:r>
               <w:t xml:space="preserve">Obligatorio cuando aplique</w:t>
+            </w:r>
+          </w:p>
+        </w:tc>
+      </w:tr>
+      <w:tr>
+        <w:tc>
+          <w:tcPr/>
+          <w:p>
+            <w:pPr>
+              <w:pStyle w:val="Compact"/>
+            </w:pPr>
+            <w:r>
+              <w:rPr>
+                <w:rStyle w:val="VerbatimChar"/>
+              </w:rPr>
+              <w:t xml:space="preserve">F-PSEA-06</w:t>
+            </w:r>
+          </w:p>
+        </w:tc>
+        <w:tc>
+          <w:tcPr/>
+          <w:p>
+            <w:pPr>
+              <w:pStyle w:val="Compact"/>
+            </w:pPr>
+            <w:r>
+              <w:t xml:space="preserve">Planificacion completa de ronda que define condiciones operativas.</w:t>
+            </w:r>
+          </w:p>
+        </w:tc>
+        <w:tc>
+          <w:tcPr/>
+          <w:p>
+            <w:pPr>
+              <w:pStyle w:val="Compact"/>
+            </w:pPr>
+            <w:r>
+              <w:t xml:space="preserve">Obligatorio</w:t>
             </w:r>
           </w:p>
         </w:tc>
@@ -2536,8 +2571,8 @@
         </w:tc>
       </w:tr>
     </w:tbl>
-    <w:bookmarkEnd w:id="18"/>
-    <w:bookmarkStart w:id="19" w:name="limites"/>
+    <w:bookmarkEnd w:id="28"/>
+    <w:bookmarkStart w:id="29" w:name="Xba508597fb514e0bcc29e9d0c5e1574128b9bd5"/>
     <w:p>
       <w:pPr>
         <w:pStyle w:val="Heading2"/>
@@ -2630,12 +2665,14 @@
         <w:t xml:space="preserve">La plantilla debe personalizarse segun participante, ronda, analitos, fechas y documentos vigentes.</w:t>
       </w:r>
     </w:p>
-    <w:bookmarkEnd w:id="19"/>
-    <w:bookmarkEnd w:id="20"/>
+    <w:bookmarkEnd w:id="29"/>
+    <w:bookmarkEnd w:id="30"/>
     <w:sectPr>
-      <w:footnotePr>
-        <w:numRestart w:val="eachSect"/>
-      </w:footnotePr>
+      <w:headerReference r:id="rId7" w:type="default"/>
+      <w:headerReference r:id="rId8" w:type="first"/>
+      <w:pgSz w:h="15840" w:orient="portrait" w:w="12240"/>
+      <w:pgMar w:bottom="1418" w:footer="720" w:header="720" w:left="851" w:right="811" w:top="1418"/>
+      <w:pgNumType w:start="1"/>
     </w:sectPr>
   </w:body>
 </w:document>
@@ -2664,8 +2701,2240 @@
 </w:footnotes>
 </file>
 
+<file path=word/header1.xml><?xml version="1.0" encoding="utf-8"?>
+<w:hdr xmlns:mc="http://schemas.openxmlformats.org/markup-compatibility/2006" xmlns:o="urn:schemas-microsoft-com:office:office" xmlns:r="http://schemas.openxmlformats.org/officeDocument/2006/relationships" xmlns:m="http://schemas.openxmlformats.org/officeDocument/2006/math" xmlns:v="urn:schemas-microsoft-com:vml" xmlns:wp="http://schemas.openxmlformats.org/drawingml/2006/wordprocessingDrawing" xmlns:w10="urn:schemas-microsoft-com:office:word" xmlns:w="http://schemas.openxmlformats.org/wordprocessingml/2006/main" xmlns:wne="http://schemas.microsoft.com/office/word/2006/wordml" xmlns:sl="http://schemas.openxmlformats.org/schemaLibrary/2006/main" xmlns:a="http://schemas.openxmlformats.org/drawingml/2006/main" xmlns:pic="http://schemas.openxmlformats.org/drawingml/2006/picture" xmlns:c="http://schemas.openxmlformats.org/drawingml/2006/chart" xmlns:lc="http://schemas.openxmlformats.org/drawingml/2006/lockedCanvas" xmlns:dgm="http://schemas.openxmlformats.org/drawingml/2006/diagram" xmlns:wps="http://schemas.microsoft.com/office/word/2010/wordprocessingShape" xmlns:wpg="http://schemas.microsoft.com/office/word/2010/wordprocessingGroup" xmlns:w14="http://schemas.microsoft.com/office/word/2010/wordml" xmlns:w15="http://schemas.microsoft.com/office/word/2012/wordml" xmlns:w16="http://schemas.microsoft.com/office/word/2018/wordml" xmlns:w16cex="http://schemas.microsoft.com/office/word/2018/wordml/cex" xmlns:w16cid="http://schemas.microsoft.com/office/word/2016/wordml/cid" xmlns="http://schemas.microsoft.com/office/tasks/2019/documenttasks" xmlns:cr="http://schemas.microsoft.com/office/comments/2020/reactions">
+  <w:p>
+    <w:pPr>
+      <w:keepNext w:val="0"/>
+      <w:keepLines w:val="0"/>
+      <w:pageBreakBefore w:val="0"/>
+      <w:widowControl w:val="0"/>
+      <w:pBdr>
+        <w:top w:space="0" w:sz="0" w:val="nil"/>
+        <w:left w:space="0" w:sz="0" w:val="nil"/>
+        <w:bottom w:space="0" w:sz="0" w:val="nil"/>
+        <w:right w:space="0" w:sz="0" w:val="nil"/>
+        <w:between w:space="0" w:sz="0" w:val="nil"/>
+      </w:pBdr>
+      <w:shd w:fill="auto" w:val="clear"/>
+      <w:spacing w:after="0" w:before="0" w:line="276" w:lineRule="auto"/>
+      <w:ind w:left="0" w:right="0" w:firstLine="0"/>
+      <w:jc w:val="left"/>
+      <w:rPr>
+        <w:rFonts w:ascii="Arial" w:cs="Arial" w:eastAsia="Arial" w:hAnsi="Arial"/>
+        <w:b w:val="0"/>
+        <w:bCs w:val="0"/>
+        <w:vertAlign w:val="baseline"/>
+      </w:rPr>
+    </w:pPr>
+    <w:r>
+      <w:rPr>
+        <w:rtl w:val="0"/>
+      </w:rPr>
+    </w:r>
+  </w:p>
+  <w:tbl>
+    <w:tblPr>
+      <w:tblStyle w:val="Table2"/>
+      <w:tblW w:w="10893.999999999998" w:type="dxa"/>
+      <w:jc w:val="center"/>
+      <w:tblBorders>
+        <w:top w:color="000000" w:space="0" w:sz="4" w:val="single"/>
+        <w:left w:color="000000" w:space="0" w:sz="4" w:val="single"/>
+        <w:bottom w:color="000000" w:space="0" w:sz="4" w:val="single"/>
+        <w:right w:color="000000" w:space="0" w:sz="4" w:val="single"/>
+        <w:insideH w:color="000000" w:space="0" w:sz="4" w:val="single"/>
+        <w:insideV w:color="000000" w:space="0" w:sz="4" w:val="single"/>
+      </w:tblBorders>
+      <w:tblLayout w:type="fixed"/>
+      <w:tblLook w:val="0000"/>
+    </w:tblPr>
+    <w:tblGrid>
+      <w:gridCol w:w="2214"/>
+      <w:gridCol w:w="5618"/>
+      <w:gridCol w:w="3062"/>
+      <w:tblGridChange w:id="0">
+        <w:tblGrid>
+          <w:gridCol w:w="2214"/>
+          <w:gridCol w:w="5618"/>
+          <w:gridCol w:w="3062"/>
+        </w:tblGrid>
+      </w:tblGridChange>
+    </w:tblGrid>
+    <w:tr>
+      <w:trPr>
+        <w:cantSplit w:val="1"/>
+        <w:trHeight w:val="182" w:hRule="atLeast"/>
+        <w:tblHeader w:val="0"/>
+      </w:trPr>
+      <w:tc>
+        <w:tcPr>
+          <w:vMerge w:val="restart"/>
+          <w:vAlign w:val="center"/>
+        </w:tcPr>
+        <w:p>
+          <w:pPr>
+            <w:keepNext w:val="0"/>
+            <w:keepLines w:val="0"/>
+            <w:pageBreakBefore w:val="0"/>
+            <w:widowControl w:val="0"/>
+            <w:pBdr>
+              <w:top w:space="0" w:sz="0" w:val="nil"/>
+              <w:left w:space="0" w:sz="0" w:val="nil"/>
+              <w:bottom w:space="0" w:sz="0" w:val="nil"/>
+              <w:right w:space="0" w:sz="0" w:val="nil"/>
+              <w:between w:space="0" w:sz="0" w:val="nil"/>
+            </w:pBdr>
+            <w:shd w:fill="auto" w:val="clear"/>
+            <w:spacing w:after="0" w:before="0" w:line="240" w:lineRule="auto"/>
+            <w:ind w:left="0" w:right="0" w:firstLine="0"/>
+            <w:jc w:val="center"/>
+            <w:rPr>
+              <w:rFonts w:ascii="Arial" w:cs="Arial" w:eastAsia="Arial" w:hAnsi="Arial"/>
+              <w:b w:val="0"/>
+              <w:bCs w:val="0"/>
+              <w:i w:val="0"/>
+              <w:iCs w:val="0"/>
+              <w:smallCaps w:val="0"/>
+              <w:strike w:val="0"/>
+              <w:color w:val="000000"/>
+              <w:sz w:val="20"/>
+              <w:szCs w:val="20"/>
+              <w:u w:val="none"/>
+              <w:shd w:fill="auto" w:val="clear"/>
+              <w:vertAlign w:val="baseline"/>
+            </w:rPr>
+          </w:pPr>
+          <w:r>
+            <w:rPr>
+              <w:rFonts w:ascii="Arial" w:cs="Arial" w:eastAsia="Arial" w:hAnsi="Arial"/>
+              <w:b w:val="0"/>
+              <w:bCs w:val="0"/>
+              <w:i w:val="0"/>
+              <w:iCs w:val="0"/>
+              <w:smallCaps w:val="0"/>
+              <w:strike w:val="0"/>
+              <w:color w:val="000000"/>
+              <w:sz w:val="20"/>
+              <w:szCs w:val="20"/>
+              <w:u w:val="none"/>
+              <w:shd w:fill="auto" w:val="clear"/>
+              <w:vertAlign w:val="baseline"/>
+            </w:rPr>
+            <w:drawing>
+              <wp:inline distB="0" distT="0" distL="114300" distR="114300">
+                <wp:extent cx="1258570" cy="533400"/>
+                <wp:effectExtent b="0" l="0" r="0" t="0"/>
+                <wp:docPr descr="Escudo PowerPoint" id="1028" name="image2.png"/>
+                <a:graphic>
+                  <a:graphicData uri="http://schemas.openxmlformats.org/drawingml/2006/picture">
+                    <pic:pic>
+                      <pic:nvPicPr>
+                        <pic:cNvPr descr="Escudo PowerPoint" id="0" name="image2.png"/>
+                        <pic:cNvPicPr preferRelativeResize="0"/>
+                      </pic:nvPicPr>
+                      <pic:blipFill>
+                        <a:blip r:embed="rId1"/>
+                        <a:srcRect b="0" l="0" r="0" t="0"/>
+                        <a:stretch>
+                          <a:fillRect/>
+                        </a:stretch>
+                      </pic:blipFill>
+                      <pic:spPr>
+                        <a:xfrm>
+                          <a:off x="0" y="0"/>
+                          <a:ext cx="1258570" cy="533400"/>
+                        </a:xfrm>
+                        <a:prstGeom prst="rect"/>
+                        <a:ln/>
+                      </pic:spPr>
+                    </pic:pic>
+                  </a:graphicData>
+                </a:graphic>
+              </wp:inline>
+            </w:drawing>
+          </w:r>
+          <w:r>
+            <w:rPr>
+              <w:rtl w:val="0"/>
+            </w:rPr>
+          </w:r>
+        </w:p>
+      </w:tc>
+      <w:tc>
+        <w:tcPr>
+          <w:vMerge w:val="restart"/>
+          <w:vAlign w:val="center"/>
+        </w:tcPr>
+        <w:p>
+          <w:pPr>
+            <w:keepNext w:val="0"/>
+            <w:keepLines w:val="0"/>
+            <w:pageBreakBefore w:val="0"/>
+            <w:widowControl w:val="0"/>
+            <w:pBdr>
+              <w:top w:space="0" w:sz="0" w:val="nil"/>
+              <w:left w:space="0" w:sz="0" w:val="nil"/>
+              <w:bottom w:space="0" w:sz="0" w:val="nil"/>
+              <w:right w:space="0" w:sz="0" w:val="nil"/>
+              <w:between w:space="0" w:sz="0" w:val="nil"/>
+            </w:pBdr>
+            <w:shd w:fill="auto" w:val="clear"/>
+            <w:spacing w:after="0" w:before="0" w:line="240" w:lineRule="auto"/>
+            <w:ind w:left="0" w:right="0" w:firstLine="0"/>
+            <w:jc w:val="center"/>
+            <w:rPr>
+              <w:rFonts w:ascii="Arial" w:cs="Arial" w:eastAsia="Arial" w:hAnsi="Arial"/>
+              <w:b w:val="0"/>
+              <w:bCs w:val="0"/>
+              <w:i w:val="0"/>
+              <w:iCs w:val="0"/>
+              <w:smallCaps w:val="0"/>
+              <w:strike w:val="0"/>
+              <w:color w:val="000000"/>
+              <w:sz w:val="20"/>
+              <w:szCs w:val="20"/>
+              <w:u w:val="none"/>
+              <w:shd w:fill="auto" w:val="clear"/>
+              <w:vertAlign w:val="baseline"/>
+            </w:rPr>
+          </w:pPr>
+          <w:r>
+            <w:rPr>
+              <w:rFonts w:ascii="Arial" w:cs="Arial" w:eastAsia="Arial" w:hAnsi="Arial"/>
+              <w:b w:val="1"/>
+              <w:bCs w:val="1"/>
+              <w:i w:val="0"/>
+              <w:iCs w:val="0"/>
+              <w:smallCaps w:val="0"/>
+              <w:strike w:val="0"/>
+              <w:color w:val="000000"/>
+              <w:sz w:val="20"/>
+              <w:szCs w:val="20"/>
+              <w:u w:val="none"/>
+              <w:shd w:fill="auto" w:val="clear"/>
+              <w:vertAlign w:val="baseline"/>
+              <w:rtl w:val="0"/>
+            </w:rPr>
+            <w:t xml:space="preserve">LABORATORIO DE CALIDAD DEL AIRE</w:t>
+          </w:r>
+          <w:r>
+            <w:rPr>
+              <w:rtl w:val="0"/>
+            </w:rPr>
+          </w:r>
+        </w:p>
+      </w:tc>
+      <w:tc>
+        <w:tcPr/>
+        <w:p>
+          <w:pPr>
+            <w:keepNext w:val="0"/>
+            <w:keepLines w:val="0"/>
+            <w:pageBreakBefore w:val="0"/>
+            <w:widowControl w:val="0"/>
+            <w:pBdr>
+              <w:top w:space="0" w:sz="0" w:val="nil"/>
+              <w:left w:space="0" w:sz="0" w:val="nil"/>
+              <w:bottom w:space="0" w:sz="0" w:val="nil"/>
+              <w:right w:space="0" w:sz="0" w:val="nil"/>
+              <w:between w:space="0" w:sz="0" w:val="nil"/>
+            </w:pBdr>
+            <w:shd w:fill="auto" w:val="clear"/>
+            <w:spacing w:after="0" w:before="0" w:line="240" w:lineRule="auto"/>
+            <w:ind w:left="0" w:right="0" w:firstLine="0"/>
+            <w:jc w:val="left"/>
+            <w:rPr>
+              <w:rFonts w:ascii="Arial" w:cs="Arial" w:eastAsia="Arial" w:hAnsi="Arial"/>
+              <w:b w:val="0"/>
+              <w:bCs w:val="0"/>
+              <w:i w:val="0"/>
+              <w:iCs w:val="0"/>
+              <w:smallCaps w:val="0"/>
+              <w:strike w:val="0"/>
+              <w:color w:val="000000"/>
+              <w:sz w:val="20"/>
+              <w:szCs w:val="20"/>
+              <w:u w:val="none"/>
+              <w:shd w:fill="auto" w:val="clear"/>
+              <w:vertAlign w:val="baseline"/>
+            </w:rPr>
+          </w:pPr>
+          <w:r>
+            <w:rPr>
+              <w:rFonts w:ascii="Arial" w:cs="Arial" w:eastAsia="Arial" w:hAnsi="Arial"/>
+              <w:b w:val="1"/>
+              <w:bCs w:val="1"/>
+              <w:i w:val="0"/>
+              <w:iCs w:val="0"/>
+              <w:smallCaps w:val="0"/>
+              <w:strike w:val="0"/>
+              <w:color w:val="000000"/>
+              <w:sz w:val="20"/>
+              <w:szCs w:val="20"/>
+              <w:u w:val="none"/>
+              <w:shd w:fill="auto" w:val="clear"/>
+              <w:vertAlign w:val="baseline"/>
+              <w:rtl w:val="0"/>
+            </w:rPr>
+            <w:t xml:space="preserve">Código: M-GCM-01</w:t>
+          </w:r>
+          <w:r>
+            <w:rPr>
+              <w:rtl w:val="0"/>
+            </w:rPr>
+          </w:r>
+        </w:p>
+      </w:tc>
+    </w:tr>
+    <w:tr>
+      <w:trPr>
+        <w:cantSplit w:val="1"/>
+        <w:trHeight w:val="116" w:hRule="atLeast"/>
+        <w:tblHeader w:val="0"/>
+      </w:trPr>
+      <w:tc>
+        <w:tcPr>
+          <w:vMerge w:val="continue"/>
+          <w:vAlign w:val="center"/>
+        </w:tcPr>
+        <w:p>
+          <w:pPr>
+            <w:keepNext w:val="0"/>
+            <w:keepLines w:val="0"/>
+            <w:pageBreakBefore w:val="0"/>
+            <w:widowControl w:val="0"/>
+            <w:pBdr>
+              <w:top w:space="0" w:sz="0" w:val="nil"/>
+              <w:left w:space="0" w:sz="0" w:val="nil"/>
+              <w:bottom w:space="0" w:sz="0" w:val="nil"/>
+              <w:right w:space="0" w:sz="0" w:val="nil"/>
+              <w:between w:space="0" w:sz="0" w:val="nil"/>
+            </w:pBdr>
+            <w:shd w:fill="auto" w:val="clear"/>
+            <w:spacing w:after="0" w:before="0" w:line="276" w:lineRule="auto"/>
+            <w:ind w:left="0" w:right="0" w:firstLine="0"/>
+            <w:jc w:val="left"/>
+            <w:rPr>
+              <w:rFonts w:ascii="Arial" w:cs="Arial" w:eastAsia="Arial" w:hAnsi="Arial"/>
+              <w:b w:val="0"/>
+              <w:bCs w:val="0"/>
+              <w:i w:val="0"/>
+              <w:iCs w:val="0"/>
+              <w:smallCaps w:val="0"/>
+              <w:strike w:val="0"/>
+              <w:color w:val="000000"/>
+              <w:sz w:val="20"/>
+              <w:szCs w:val="20"/>
+              <w:u w:val="none"/>
+              <w:shd w:fill="auto" w:val="clear"/>
+              <w:vertAlign w:val="baseline"/>
+            </w:rPr>
+          </w:pPr>
+          <w:r>
+            <w:rPr>
+              <w:rtl w:val="0"/>
+            </w:rPr>
+          </w:r>
+        </w:p>
+      </w:tc>
+      <w:tc>
+        <w:tcPr>
+          <w:vMerge w:val="continue"/>
+          <w:vAlign w:val="center"/>
+        </w:tcPr>
+        <w:p>
+          <w:pPr>
+            <w:keepNext w:val="0"/>
+            <w:keepLines w:val="0"/>
+            <w:pageBreakBefore w:val="0"/>
+            <w:widowControl w:val="0"/>
+            <w:pBdr>
+              <w:top w:space="0" w:sz="0" w:val="nil"/>
+              <w:left w:space="0" w:sz="0" w:val="nil"/>
+              <w:bottom w:space="0" w:sz="0" w:val="nil"/>
+              <w:right w:space="0" w:sz="0" w:val="nil"/>
+              <w:between w:space="0" w:sz="0" w:val="nil"/>
+            </w:pBdr>
+            <w:shd w:fill="auto" w:val="clear"/>
+            <w:spacing w:after="0" w:before="0" w:line="276" w:lineRule="auto"/>
+            <w:ind w:left="0" w:right="0" w:firstLine="0"/>
+            <w:jc w:val="left"/>
+            <w:rPr>
+              <w:rFonts w:ascii="Arial" w:cs="Arial" w:eastAsia="Arial" w:hAnsi="Arial"/>
+              <w:b w:val="0"/>
+              <w:bCs w:val="0"/>
+              <w:i w:val="0"/>
+              <w:iCs w:val="0"/>
+              <w:smallCaps w:val="0"/>
+              <w:strike w:val="0"/>
+              <w:color w:val="000000"/>
+              <w:sz w:val="20"/>
+              <w:szCs w:val="20"/>
+              <w:u w:val="none"/>
+              <w:shd w:fill="auto" w:val="clear"/>
+              <w:vertAlign w:val="baseline"/>
+            </w:rPr>
+          </w:pPr>
+          <w:r>
+            <w:rPr>
+              <w:rtl w:val="0"/>
+            </w:rPr>
+          </w:r>
+        </w:p>
+      </w:tc>
+      <w:tc>
+        <w:tcPr/>
+        <w:p>
+          <w:pPr>
+            <w:keepNext w:val="0"/>
+            <w:keepLines w:val="0"/>
+            <w:pageBreakBefore w:val="0"/>
+            <w:widowControl w:val="0"/>
+            <w:pBdr>
+              <w:top w:space="0" w:sz="0" w:val="nil"/>
+              <w:left w:space="0" w:sz="0" w:val="nil"/>
+              <w:bottom w:space="0" w:sz="0" w:val="nil"/>
+              <w:right w:space="0" w:sz="0" w:val="nil"/>
+              <w:between w:space="0" w:sz="0" w:val="nil"/>
+            </w:pBdr>
+            <w:shd w:fill="auto" w:val="clear"/>
+            <w:spacing w:after="0" w:before="0" w:line="240" w:lineRule="auto"/>
+            <w:ind w:left="0" w:right="0" w:firstLine="0"/>
+            <w:jc w:val="left"/>
+            <w:rPr>
+              <w:rFonts w:ascii="Arial" w:cs="Arial" w:eastAsia="Arial" w:hAnsi="Arial"/>
+              <w:b w:val="0"/>
+              <w:bCs w:val="0"/>
+              <w:i w:val="0"/>
+              <w:iCs w:val="0"/>
+              <w:smallCaps w:val="0"/>
+              <w:strike w:val="0"/>
+              <w:color w:val="000000"/>
+              <w:sz w:val="20"/>
+              <w:szCs w:val="20"/>
+              <w:u w:val="none"/>
+              <w:shd w:fill="auto" w:val="clear"/>
+              <w:vertAlign w:val="baseline"/>
+            </w:rPr>
+          </w:pPr>
+          <w:r>
+            <w:rPr>
+              <w:rFonts w:ascii="Arial" w:cs="Arial" w:eastAsia="Arial" w:hAnsi="Arial"/>
+              <w:b w:val="1"/>
+              <w:bCs w:val="1"/>
+              <w:i w:val="0"/>
+              <w:iCs w:val="0"/>
+              <w:smallCaps w:val="0"/>
+              <w:strike w:val="0"/>
+              <w:color w:val="000000"/>
+              <w:sz w:val="20"/>
+              <w:szCs w:val="20"/>
+              <w:u w:val="none"/>
+              <w:shd w:fill="auto" w:val="clear"/>
+              <w:vertAlign w:val="baseline"/>
+              <w:rtl w:val="0"/>
+            </w:rPr>
+            <w:t xml:space="preserve">Versión: 08</w:t>
+          </w:r>
+          <w:r>
+            <w:rPr>
+              <w:rtl w:val="0"/>
+            </w:rPr>
+          </w:r>
+        </w:p>
+      </w:tc>
+    </w:tr>
+    <w:tr>
+      <w:trPr>
+        <w:cantSplit w:val="1"/>
+        <w:trHeight w:val="116" w:hRule="atLeast"/>
+        <w:tblHeader w:val="0"/>
+      </w:trPr>
+      <w:tc>
+        <w:tcPr>
+          <w:vMerge w:val="continue"/>
+          <w:vAlign w:val="center"/>
+        </w:tcPr>
+        <w:p>
+          <w:pPr>
+            <w:keepNext w:val="0"/>
+            <w:keepLines w:val="0"/>
+            <w:pageBreakBefore w:val="0"/>
+            <w:widowControl w:val="0"/>
+            <w:pBdr>
+              <w:top w:space="0" w:sz="0" w:val="nil"/>
+              <w:left w:space="0" w:sz="0" w:val="nil"/>
+              <w:bottom w:space="0" w:sz="0" w:val="nil"/>
+              <w:right w:space="0" w:sz="0" w:val="nil"/>
+              <w:between w:space="0" w:sz="0" w:val="nil"/>
+            </w:pBdr>
+            <w:shd w:fill="auto" w:val="clear"/>
+            <w:spacing w:after="0" w:before="0" w:line="276" w:lineRule="auto"/>
+            <w:ind w:left="0" w:right="0" w:firstLine="0"/>
+            <w:jc w:val="left"/>
+            <w:rPr>
+              <w:rFonts w:ascii="Arial" w:cs="Arial" w:eastAsia="Arial" w:hAnsi="Arial"/>
+              <w:b w:val="0"/>
+              <w:bCs w:val="0"/>
+              <w:i w:val="0"/>
+              <w:iCs w:val="0"/>
+              <w:smallCaps w:val="0"/>
+              <w:strike w:val="0"/>
+              <w:color w:val="000000"/>
+              <w:sz w:val="20"/>
+              <w:szCs w:val="20"/>
+              <w:u w:val="none"/>
+              <w:shd w:fill="auto" w:val="clear"/>
+              <w:vertAlign w:val="baseline"/>
+            </w:rPr>
+          </w:pPr>
+          <w:r>
+            <w:rPr>
+              <w:rtl w:val="0"/>
+            </w:rPr>
+          </w:r>
+        </w:p>
+      </w:tc>
+      <w:tc>
+        <w:tcPr>
+          <w:vAlign w:val="center"/>
+        </w:tcPr>
+        <w:p>
+          <w:pPr>
+            <w:keepNext w:val="0"/>
+            <w:keepLines w:val="0"/>
+            <w:pageBreakBefore w:val="0"/>
+            <w:widowControl w:val="0"/>
+            <w:pBdr>
+              <w:top w:space="0" w:sz="0" w:val="nil"/>
+              <w:left w:space="0" w:sz="0" w:val="nil"/>
+              <w:bottom w:space="0" w:sz="0" w:val="nil"/>
+              <w:right w:space="0" w:sz="0" w:val="nil"/>
+              <w:between w:space="0" w:sz="0" w:val="nil"/>
+            </w:pBdr>
+            <w:shd w:fill="auto" w:val="clear"/>
+            <w:spacing w:after="120" w:before="120" w:line="240" w:lineRule="auto"/>
+            <w:ind w:left="0" w:right="0" w:firstLine="0"/>
+            <w:jc w:val="center"/>
+            <w:rPr>
+              <w:rFonts w:ascii="Arial" w:cs="Arial" w:eastAsia="Arial" w:hAnsi="Arial"/>
+              <w:b w:val="0"/>
+              <w:bCs w:val="0"/>
+              <w:i w:val="0"/>
+              <w:iCs w:val="0"/>
+              <w:smallCaps w:val="0"/>
+              <w:strike w:val="0"/>
+              <w:color w:val="000000"/>
+              <w:sz w:val="20"/>
+              <w:szCs w:val="20"/>
+              <w:u w:val="none"/>
+              <w:shd w:fill="auto" w:val="clear"/>
+              <w:vertAlign w:val="baseline"/>
+            </w:rPr>
+          </w:pPr>
+          <w:r>
+            <w:rPr>
+              <w:rFonts w:ascii="Arial" w:cs="Arial" w:eastAsia="Arial" w:hAnsi="Arial"/>
+              <w:b w:val="1"/>
+              <w:bCs w:val="1"/>
+              <w:i w:val="0"/>
+              <w:iCs w:val="0"/>
+              <w:smallCaps w:val="0"/>
+              <w:strike w:val="0"/>
+              <w:color w:val="000000"/>
+              <w:sz w:val="20"/>
+              <w:szCs w:val="20"/>
+              <w:u w:val="none"/>
+              <w:shd w:fill="auto" w:val="clear"/>
+              <w:vertAlign w:val="baseline"/>
+              <w:rtl w:val="0"/>
+            </w:rPr>
+            <w:t xml:space="preserve">MANUAL DE CALIDAD</w:t>
+          </w:r>
+          <w:r>
+            <w:rPr>
+              <w:rtl w:val="0"/>
+            </w:rPr>
+          </w:r>
+        </w:p>
+      </w:tc>
+      <w:tc>
+        <w:tcPr>
+          <w:vAlign w:val="center"/>
+        </w:tcPr>
+        <w:p>
+          <w:pPr>
+            <w:keepNext w:val="0"/>
+            <w:keepLines w:val="0"/>
+            <w:pageBreakBefore w:val="0"/>
+            <w:widowControl w:val="0"/>
+            <w:pBdr>
+              <w:top w:space="0" w:sz="0" w:val="nil"/>
+              <w:left w:space="0" w:sz="0" w:val="nil"/>
+              <w:bottom w:space="0" w:sz="0" w:val="nil"/>
+              <w:right w:space="0" w:sz="0" w:val="nil"/>
+              <w:between w:space="0" w:sz="0" w:val="nil"/>
+            </w:pBdr>
+            <w:shd w:fill="auto" w:val="clear"/>
+            <w:spacing w:after="0" w:before="0" w:line="240" w:lineRule="auto"/>
+            <w:ind w:left="0" w:right="0" w:firstLine="0"/>
+            <w:jc w:val="left"/>
+            <w:rPr>
+              <w:rFonts w:ascii="Arial" w:cs="Arial" w:eastAsia="Arial" w:hAnsi="Arial"/>
+              <w:b w:val="0"/>
+              <w:bCs w:val="0"/>
+              <w:i w:val="0"/>
+              <w:iCs w:val="0"/>
+              <w:smallCaps w:val="0"/>
+              <w:strike w:val="0"/>
+              <w:color w:val="000000"/>
+              <w:sz w:val="20"/>
+              <w:szCs w:val="20"/>
+              <w:u w:val="none"/>
+              <w:shd w:fill="auto" w:val="clear"/>
+              <w:vertAlign w:val="baseline"/>
+            </w:rPr>
+          </w:pPr>
+          <w:r>
+            <w:rPr>
+              <w:rFonts w:ascii="Arial" w:cs="Arial" w:eastAsia="Arial" w:hAnsi="Arial"/>
+              <w:b w:val="1"/>
+              <w:bCs w:val="1"/>
+              <w:i w:val="0"/>
+              <w:iCs w:val="0"/>
+              <w:smallCaps w:val="0"/>
+              <w:strike w:val="0"/>
+              <w:color w:val="000000"/>
+              <w:sz w:val="20"/>
+              <w:szCs w:val="20"/>
+              <w:u w:val="none"/>
+              <w:shd w:fill="auto" w:val="clear"/>
+              <w:vertAlign w:val="baseline"/>
+              <w:rtl w:val="0"/>
+            </w:rPr>
+            <w:t xml:space="preserve">Página </w:t>
+          </w:r>
+          <w:r>
+            <w:rPr>
+              <w:rFonts w:ascii="Arial" w:cs="Arial" w:eastAsia="Arial" w:hAnsi="Arial"/>
+              <w:b w:val="1"/>
+              <w:bCs w:val="1"/>
+              <w:i w:val="0"/>
+              <w:iCs w:val="0"/>
+              <w:smallCaps w:val="0"/>
+              <w:strike w:val="0"/>
+              <w:color w:val="000000"/>
+              <w:sz w:val="20"/>
+              <w:szCs w:val="20"/>
+              <w:u w:val="none"/>
+              <w:shd w:fill="auto" w:val="clear"/>
+              <w:vertAlign w:val="baseline"/>
+            </w:rPr>
+            <w:fldChar w:fldCharType="begin"/>
+            <w:instrText xml:space="preserve">PAGE</w:instrText>
+            <w:fldChar w:fldCharType="separate"/>
+            <w:fldChar w:fldCharType="end"/>
+          </w:r>
+          <w:r>
+            <w:rPr>
+              <w:rFonts w:ascii="Arial" w:cs="Arial" w:eastAsia="Arial" w:hAnsi="Arial"/>
+              <w:b w:val="1"/>
+              <w:bCs w:val="1"/>
+              <w:i w:val="0"/>
+              <w:iCs w:val="0"/>
+              <w:smallCaps w:val="0"/>
+              <w:strike w:val="0"/>
+              <w:color w:val="000000"/>
+              <w:sz w:val="20"/>
+              <w:szCs w:val="20"/>
+              <w:u w:val="none"/>
+              <w:shd w:fill="auto" w:val="clear"/>
+              <w:vertAlign w:val="baseline"/>
+              <w:rtl w:val="0"/>
+            </w:rPr>
+            <w:t xml:space="preserve"> de </w:t>
+          </w:r>
+          <w:r>
+            <w:rPr>
+              <w:rFonts w:ascii="Arial" w:cs="Arial" w:eastAsia="Arial" w:hAnsi="Arial"/>
+              <w:b w:val="1"/>
+              <w:bCs w:val="1"/>
+              <w:i w:val="0"/>
+              <w:iCs w:val="0"/>
+              <w:smallCaps w:val="0"/>
+              <w:strike w:val="0"/>
+              <w:color w:val="000000"/>
+              <w:sz w:val="20"/>
+              <w:szCs w:val="20"/>
+              <w:u w:val="none"/>
+              <w:shd w:fill="auto" w:val="clear"/>
+              <w:vertAlign w:val="baseline"/>
+            </w:rPr>
+            <w:fldChar w:fldCharType="begin"/>
+            <w:instrText xml:space="preserve">NUMPAGES</w:instrText>
+            <w:fldChar w:fldCharType="separate"/>
+            <w:fldChar w:fldCharType="end"/>
+          </w:r>
+          <w:r>
+            <w:rPr>
+              <w:rtl w:val="0"/>
+            </w:rPr>
+          </w:r>
+        </w:p>
+      </w:tc>
+    </w:tr>
+  </w:tbl>
+  <w:p>
+    <w:pPr>
+      <w:keepNext w:val="0"/>
+      <w:keepLines w:val="0"/>
+      <w:pageBreakBefore w:val="0"/>
+      <w:widowControl w:val="0"/>
+      <w:pBdr>
+        <w:top w:space="0" w:sz="0" w:val="nil"/>
+        <w:left w:space="0" w:sz="0" w:val="nil"/>
+        <w:bottom w:space="0" w:sz="0" w:val="nil"/>
+        <w:right w:space="0" w:sz="0" w:val="nil"/>
+        <w:between w:space="0" w:sz="0" w:val="nil"/>
+      </w:pBdr>
+      <w:shd w:fill="auto" w:val="clear"/>
+      <w:spacing w:after="0" w:before="0" w:line="240" w:lineRule="auto"/>
+      <w:ind w:left="0" w:right="0" w:firstLine="0"/>
+      <w:jc w:val="left"/>
+      <w:rPr>
+        <w:rFonts w:ascii="Arial" w:cs="Arial" w:eastAsia="Arial" w:hAnsi="Arial"/>
+        <w:b w:val="0"/>
+        <w:bCs w:val="0"/>
+        <w:i w:val="0"/>
+        <w:iCs w:val="0"/>
+        <w:smallCaps w:val="0"/>
+        <w:strike w:val="0"/>
+        <w:color w:val="000000"/>
+        <w:sz w:val="24"/>
+        <w:szCs w:val="24"/>
+        <w:u w:val="none"/>
+        <w:shd w:fill="auto" w:val="clear"/>
+        <w:vertAlign w:val="baseline"/>
+      </w:rPr>
+    </w:pPr>
+    <w:r>
+      <w:rPr>
+        <w:rtl w:val="0"/>
+      </w:rPr>
+    </w:r>
+  </w:p>
+</w:hdr>
+</file>
+
+<file path=word/header2.xml><?xml version="1.0" encoding="utf-8"?>
+<w:hdr xmlns:mc="http://schemas.openxmlformats.org/markup-compatibility/2006" xmlns:o="urn:schemas-microsoft-com:office:office" xmlns:r="http://schemas.openxmlformats.org/officeDocument/2006/relationships" xmlns:m="http://schemas.openxmlformats.org/officeDocument/2006/math" xmlns:v="urn:schemas-microsoft-com:vml" xmlns:wp="http://schemas.openxmlformats.org/drawingml/2006/wordprocessingDrawing" xmlns:w10="urn:schemas-microsoft-com:office:word" xmlns:w="http://schemas.openxmlformats.org/wordprocessingml/2006/main" xmlns:wne="http://schemas.microsoft.com/office/word/2006/wordml" xmlns:sl="http://schemas.openxmlformats.org/schemaLibrary/2006/main" xmlns:a="http://schemas.openxmlformats.org/drawingml/2006/main" xmlns:pic="http://schemas.openxmlformats.org/drawingml/2006/picture" xmlns:c="http://schemas.openxmlformats.org/drawingml/2006/chart" xmlns:lc="http://schemas.openxmlformats.org/drawingml/2006/lockedCanvas" xmlns:dgm="http://schemas.openxmlformats.org/drawingml/2006/diagram" xmlns:wps="http://schemas.microsoft.com/office/word/2010/wordprocessingShape" xmlns:wpg="http://schemas.microsoft.com/office/word/2010/wordprocessingGroup" xmlns:w14="http://schemas.microsoft.com/office/word/2010/wordml" xmlns:w15="http://schemas.microsoft.com/office/word/2012/wordml" xmlns:w16="http://schemas.microsoft.com/office/word/2018/wordml" xmlns:w16cex="http://schemas.microsoft.com/office/word/2018/wordml/cex" xmlns:w16cid="http://schemas.microsoft.com/office/word/2016/wordml/cid" xmlns="http://schemas.microsoft.com/office/tasks/2019/documenttasks" xmlns:cr="http://schemas.microsoft.com/office/comments/2020/reactions">
+  <w:p>
+    <w:pPr>
+      <w:keepNext w:val="0"/>
+      <w:keepLines w:val="0"/>
+      <w:pageBreakBefore w:val="0"/>
+      <w:widowControl w:val="0"/>
+      <w:pBdr>
+        <w:top w:space="0" w:sz="0" w:val="nil"/>
+        <w:left w:space="0" w:sz="0" w:val="nil"/>
+        <w:bottom w:space="0" w:sz="0" w:val="nil"/>
+        <w:right w:space="0" w:sz="0" w:val="nil"/>
+        <w:between w:space="0" w:sz="0" w:val="nil"/>
+      </w:pBdr>
+      <w:shd w:fill="auto" w:val="clear"/>
+      <w:spacing w:after="0" w:before="0" w:line="276" w:lineRule="auto"/>
+      <w:ind w:left="0" w:right="0" w:firstLine="0"/>
+      <w:jc w:val="left"/>
+      <w:rPr>
+        <w:rFonts w:ascii="Arial" w:cs="Arial" w:eastAsia="Arial" w:hAnsi="Arial"/>
+        <w:b w:val="0"/>
+        <w:bCs w:val="0"/>
+        <w:i w:val="0"/>
+        <w:iCs w:val="0"/>
+        <w:smallCaps w:val="0"/>
+        <w:strike w:val="0"/>
+        <w:color w:val="000000"/>
+        <w:sz w:val="24"/>
+        <w:szCs w:val="24"/>
+        <w:u w:val="none"/>
+        <w:shd w:fill="auto" w:val="clear"/>
+        <w:vertAlign w:val="baseline"/>
+      </w:rPr>
+    </w:pPr>
+    <w:r>
+      <w:rPr>
+        <w:rtl w:val="0"/>
+      </w:rPr>
+    </w:r>
+  </w:p>
+  <w:tbl>
+    <w:tblPr>
+      <w:tblStyle w:val="Table3"/>
+      <w:tblW w:w="10893.999999999998" w:type="dxa"/>
+      <w:jc w:val="center"/>
+      <w:tblBorders>
+        <w:top w:color="000000" w:space="0" w:sz="4" w:val="single"/>
+        <w:left w:color="000000" w:space="0" w:sz="4" w:val="single"/>
+        <w:bottom w:color="000000" w:space="0" w:sz="4" w:val="single"/>
+        <w:right w:color="000000" w:space="0" w:sz="4" w:val="single"/>
+        <w:insideH w:color="000000" w:space="0" w:sz="4" w:val="single"/>
+        <w:insideV w:color="000000" w:space="0" w:sz="4" w:val="single"/>
+      </w:tblBorders>
+      <w:tblLayout w:type="fixed"/>
+      <w:tblLook w:val="0000"/>
+    </w:tblPr>
+    <w:tblGrid>
+      <w:gridCol w:w="2214"/>
+      <w:gridCol w:w="5618"/>
+      <w:gridCol w:w="3062"/>
+      <w:tblGridChange w:id="0">
+        <w:tblGrid>
+          <w:gridCol w:w="2214"/>
+          <w:gridCol w:w="5618"/>
+          <w:gridCol w:w="3062"/>
+        </w:tblGrid>
+      </w:tblGridChange>
+    </w:tblGrid>
+    <w:tr>
+      <w:trPr>
+        <w:cantSplit w:val="1"/>
+        <w:trHeight w:val="182" w:hRule="atLeast"/>
+        <w:tblHeader w:val="0"/>
+      </w:trPr>
+      <w:tc>
+        <w:tcPr>
+          <w:vMerge w:val="restart"/>
+          <w:vAlign w:val="center"/>
+        </w:tcPr>
+        <w:p>
+          <w:pPr>
+            <w:keepNext w:val="0"/>
+            <w:keepLines w:val="0"/>
+            <w:pageBreakBefore w:val="0"/>
+            <w:widowControl w:val="0"/>
+            <w:pBdr>
+              <w:top w:space="0" w:sz="0" w:val="nil"/>
+              <w:left w:space="0" w:sz="0" w:val="nil"/>
+              <w:bottom w:space="0" w:sz="0" w:val="nil"/>
+              <w:right w:space="0" w:sz="0" w:val="nil"/>
+              <w:between w:space="0" w:sz="0" w:val="nil"/>
+            </w:pBdr>
+            <w:shd w:fill="auto" w:val="clear"/>
+            <w:spacing w:after="0" w:before="0" w:line="240" w:lineRule="auto"/>
+            <w:ind w:left="0" w:right="0" w:firstLine="0"/>
+            <w:jc w:val="center"/>
+            <w:rPr>
+              <w:rFonts w:ascii="Arial" w:cs="Arial" w:eastAsia="Arial" w:hAnsi="Arial"/>
+              <w:b w:val="0"/>
+              <w:bCs w:val="0"/>
+              <w:i w:val="0"/>
+              <w:iCs w:val="0"/>
+              <w:smallCaps w:val="0"/>
+              <w:strike w:val="0"/>
+              <w:color w:val="000000"/>
+              <w:sz w:val="20"/>
+              <w:szCs w:val="20"/>
+              <w:u w:val="none"/>
+              <w:shd w:fill="auto" w:val="clear"/>
+              <w:vertAlign w:val="baseline"/>
+            </w:rPr>
+          </w:pPr>
+          <w:r>
+            <w:rPr>
+              <w:rFonts w:ascii="Arial" w:cs="Arial" w:eastAsia="Arial" w:hAnsi="Arial"/>
+              <w:b w:val="0"/>
+              <w:bCs w:val="0"/>
+              <w:i w:val="0"/>
+              <w:iCs w:val="0"/>
+              <w:smallCaps w:val="0"/>
+              <w:strike w:val="0"/>
+              <w:color w:val="000000"/>
+              <w:sz w:val="20"/>
+              <w:szCs w:val="20"/>
+              <w:u w:val="none"/>
+              <w:shd w:fill="auto" w:val="clear"/>
+              <w:vertAlign w:val="baseline"/>
+            </w:rPr>
+            <w:drawing>
+              <wp:inline distB="0" distT="0" distL="114300" distR="114300">
+                <wp:extent cx="1232535" cy="558800"/>
+                <wp:effectExtent b="0" l="0" r="0" t="0"/>
+                <wp:docPr id="1030" name="image1.png"/>
+                <a:graphic>
+                  <a:graphicData uri="http://schemas.openxmlformats.org/drawingml/2006/picture">
+                    <pic:pic>
+                      <pic:nvPicPr>
+                        <pic:cNvPr id="0" name="image1.png"/>
+                        <pic:cNvPicPr preferRelativeResize="0"/>
+                      </pic:nvPicPr>
+                      <pic:blipFill>
+                        <a:blip r:embed="rId1"/>
+                        <a:srcRect b="0" l="0" r="0" t="0"/>
+                        <a:stretch>
+                          <a:fillRect/>
+                        </a:stretch>
+                      </pic:blipFill>
+                      <pic:spPr>
+                        <a:xfrm>
+                          <a:off x="0" y="0"/>
+                          <a:ext cx="1232535" cy="558800"/>
+                        </a:xfrm>
+                        <a:prstGeom prst="rect"/>
+                        <a:ln/>
+                      </pic:spPr>
+                    </pic:pic>
+                  </a:graphicData>
+                </a:graphic>
+              </wp:inline>
+            </w:drawing>
+          </w:r>
+          <w:r>
+            <w:rPr>
+              <w:rtl w:val="0"/>
+            </w:rPr>
+          </w:r>
+        </w:p>
+      </w:tc>
+      <w:tc>
+        <w:tcPr>
+          <w:vMerge w:val="restart"/>
+          <w:vAlign w:val="center"/>
+        </w:tcPr>
+        <w:p>
+          <w:pPr>
+            <w:keepNext w:val="0"/>
+            <w:keepLines w:val="0"/>
+            <w:pageBreakBefore w:val="0"/>
+            <w:widowControl w:val="0"/>
+            <w:pBdr>
+              <w:top w:space="0" w:sz="0" w:val="nil"/>
+              <w:left w:space="0" w:sz="0" w:val="nil"/>
+              <w:bottom w:space="0" w:sz="0" w:val="nil"/>
+              <w:right w:space="0" w:sz="0" w:val="nil"/>
+              <w:between w:space="0" w:sz="0" w:val="nil"/>
+            </w:pBdr>
+            <w:shd w:fill="auto" w:val="clear"/>
+            <w:spacing w:after="0" w:before="0" w:line="240" w:lineRule="auto"/>
+            <w:ind w:left="0" w:right="0" w:firstLine="0"/>
+            <w:jc w:val="center"/>
+            <w:rPr>
+              <w:rFonts w:ascii="Arial" w:cs="Arial" w:eastAsia="Arial" w:hAnsi="Arial"/>
+              <w:b w:val="0"/>
+              <w:bCs w:val="0"/>
+              <w:i w:val="0"/>
+              <w:iCs w:val="0"/>
+              <w:smallCaps w:val="0"/>
+              <w:strike w:val="0"/>
+              <w:color w:val="000000"/>
+              <w:sz w:val="20"/>
+              <w:szCs w:val="20"/>
+              <w:u w:val="none"/>
+              <w:shd w:fill="auto" w:val="clear"/>
+              <w:vertAlign w:val="baseline"/>
+            </w:rPr>
+          </w:pPr>
+          <w:r>
+            <w:rPr>
+              <w:rFonts w:ascii="Arial" w:cs="Arial" w:eastAsia="Arial" w:hAnsi="Arial"/>
+              <w:b w:val="1"/>
+              <w:bCs w:val="1"/>
+              <w:i w:val="0"/>
+              <w:iCs w:val="0"/>
+              <w:smallCaps w:val="0"/>
+              <w:strike w:val="0"/>
+              <w:color w:val="000000"/>
+              <w:sz w:val="20"/>
+              <w:szCs w:val="20"/>
+              <w:u w:val="none"/>
+              <w:shd w:fill="auto" w:val="clear"/>
+              <w:vertAlign w:val="baseline"/>
+              <w:rtl w:val="0"/>
+            </w:rPr>
+            <w:t xml:space="preserve">LABORATORIO DE CALIDAD DEL AIRE</w:t>
+          </w:r>
+          <w:r>
+            <w:rPr>
+              <w:rtl w:val="0"/>
+            </w:rPr>
+          </w:r>
+        </w:p>
+      </w:tc>
+      <w:tc>
+        <w:tcPr/>
+        <w:p>
+          <w:pPr>
+            <w:keepNext w:val="0"/>
+            <w:keepLines w:val="0"/>
+            <w:pageBreakBefore w:val="0"/>
+            <w:widowControl w:val="0"/>
+            <w:pBdr>
+              <w:top w:space="0" w:sz="0" w:val="nil"/>
+              <w:left w:space="0" w:sz="0" w:val="nil"/>
+              <w:bottom w:space="0" w:sz="0" w:val="nil"/>
+              <w:right w:space="0" w:sz="0" w:val="nil"/>
+              <w:between w:space="0" w:sz="0" w:val="nil"/>
+            </w:pBdr>
+            <w:shd w:fill="auto" w:val="clear"/>
+            <w:spacing w:after="0" w:before="0" w:line="240" w:lineRule="auto"/>
+            <w:ind w:left="0" w:right="0" w:firstLine="0"/>
+            <w:jc w:val="left"/>
+            <w:rPr>
+              <w:rFonts w:ascii="Arial" w:cs="Arial" w:eastAsia="Arial" w:hAnsi="Arial"/>
+              <w:b w:val="0"/>
+              <w:bCs w:val="0"/>
+              <w:i w:val="0"/>
+              <w:iCs w:val="0"/>
+              <w:smallCaps w:val="0"/>
+              <w:strike w:val="0"/>
+              <w:color w:val="000000"/>
+              <w:sz w:val="20"/>
+              <w:szCs w:val="20"/>
+              <w:u w:val="none"/>
+              <w:shd w:fill="auto" w:val="clear"/>
+              <w:vertAlign w:val="baseline"/>
+            </w:rPr>
+          </w:pPr>
+          <w:r>
+            <w:rPr>
+              <w:rFonts w:ascii="Arial" w:cs="Arial" w:eastAsia="Arial" w:hAnsi="Arial"/>
+              <w:b w:val="1"/>
+              <w:bCs w:val="1"/>
+              <w:i w:val="0"/>
+              <w:iCs w:val="0"/>
+              <w:smallCaps w:val="0"/>
+              <w:strike w:val="0"/>
+              <w:color w:val="000000"/>
+              <w:sz w:val="20"/>
+              <w:szCs w:val="20"/>
+              <w:u w:val="none"/>
+              <w:shd w:fill="auto" w:val="clear"/>
+              <w:vertAlign w:val="baseline"/>
+              <w:rtl w:val="0"/>
+            </w:rPr>
+            <w:t xml:space="preserve">Código: DG-PSEA-01</w:t>
+          </w:r>
+          <w:r>
+            <w:rPr>
+              <w:rtl w:val="0"/>
+            </w:rPr>
+          </w:r>
+        </w:p>
+      </w:tc>
+    </w:tr>
+    <w:tr>
+      <w:trPr>
+        <w:cantSplit w:val="1"/>
+        <w:trHeight w:val="116" w:hRule="atLeast"/>
+        <w:tblHeader w:val="0"/>
+      </w:trPr>
+      <w:tc>
+        <w:tcPr>
+          <w:vMerge w:val="continue"/>
+          <w:vAlign w:val="center"/>
+        </w:tcPr>
+        <w:p>
+          <w:pPr>
+            <w:keepNext w:val="0"/>
+            <w:keepLines w:val="0"/>
+            <w:pageBreakBefore w:val="0"/>
+            <w:widowControl w:val="0"/>
+            <w:pBdr>
+              <w:top w:space="0" w:sz="0" w:val="nil"/>
+              <w:left w:space="0" w:sz="0" w:val="nil"/>
+              <w:bottom w:space="0" w:sz="0" w:val="nil"/>
+              <w:right w:space="0" w:sz="0" w:val="nil"/>
+              <w:between w:space="0" w:sz="0" w:val="nil"/>
+            </w:pBdr>
+            <w:shd w:fill="auto" w:val="clear"/>
+            <w:spacing w:after="0" w:before="0" w:line="276" w:lineRule="auto"/>
+            <w:ind w:left="0" w:right="0" w:firstLine="0"/>
+            <w:jc w:val="left"/>
+            <w:rPr>
+              <w:rFonts w:ascii="Arial" w:cs="Arial" w:eastAsia="Arial" w:hAnsi="Arial"/>
+              <w:b w:val="0"/>
+              <w:bCs w:val="0"/>
+              <w:i w:val="0"/>
+              <w:iCs w:val="0"/>
+              <w:smallCaps w:val="0"/>
+              <w:strike w:val="0"/>
+              <w:color w:val="000000"/>
+              <w:sz w:val="20"/>
+              <w:szCs w:val="20"/>
+              <w:u w:val="none"/>
+              <w:shd w:fill="auto" w:val="clear"/>
+              <w:vertAlign w:val="baseline"/>
+            </w:rPr>
+          </w:pPr>
+          <w:r>
+            <w:rPr>
+              <w:rtl w:val="0"/>
+            </w:rPr>
+          </w:r>
+        </w:p>
+      </w:tc>
+      <w:tc>
+        <w:tcPr>
+          <w:vMerge w:val="continue"/>
+          <w:vAlign w:val="center"/>
+        </w:tcPr>
+        <w:p>
+          <w:pPr>
+            <w:keepNext w:val="0"/>
+            <w:keepLines w:val="0"/>
+            <w:pageBreakBefore w:val="0"/>
+            <w:widowControl w:val="0"/>
+            <w:pBdr>
+              <w:top w:space="0" w:sz="0" w:val="nil"/>
+              <w:left w:space="0" w:sz="0" w:val="nil"/>
+              <w:bottom w:space="0" w:sz="0" w:val="nil"/>
+              <w:right w:space="0" w:sz="0" w:val="nil"/>
+              <w:between w:space="0" w:sz="0" w:val="nil"/>
+            </w:pBdr>
+            <w:shd w:fill="auto" w:val="clear"/>
+            <w:spacing w:after="0" w:before="0" w:line="276" w:lineRule="auto"/>
+            <w:ind w:left="0" w:right="0" w:firstLine="0"/>
+            <w:jc w:val="left"/>
+            <w:rPr>
+              <w:rFonts w:ascii="Arial" w:cs="Arial" w:eastAsia="Arial" w:hAnsi="Arial"/>
+              <w:b w:val="0"/>
+              <w:bCs w:val="0"/>
+              <w:i w:val="0"/>
+              <w:iCs w:val="0"/>
+              <w:smallCaps w:val="0"/>
+              <w:strike w:val="0"/>
+              <w:color w:val="000000"/>
+              <w:sz w:val="20"/>
+              <w:szCs w:val="20"/>
+              <w:u w:val="none"/>
+              <w:shd w:fill="auto" w:val="clear"/>
+              <w:vertAlign w:val="baseline"/>
+            </w:rPr>
+          </w:pPr>
+          <w:r>
+            <w:rPr>
+              <w:rtl w:val="0"/>
+            </w:rPr>
+          </w:r>
+        </w:p>
+      </w:tc>
+      <w:tc>
+        <w:tcPr/>
+        <w:p>
+          <w:pPr>
+            <w:keepNext w:val="0"/>
+            <w:keepLines w:val="0"/>
+            <w:pageBreakBefore w:val="0"/>
+            <w:widowControl w:val="0"/>
+            <w:pBdr>
+              <w:top w:space="0" w:sz="0" w:val="nil"/>
+              <w:left w:space="0" w:sz="0" w:val="nil"/>
+              <w:bottom w:space="0" w:sz="0" w:val="nil"/>
+              <w:right w:space="0" w:sz="0" w:val="nil"/>
+              <w:between w:space="0" w:sz="0" w:val="nil"/>
+            </w:pBdr>
+            <w:shd w:fill="auto" w:val="clear"/>
+            <w:spacing w:after="0" w:before="0" w:line="240" w:lineRule="auto"/>
+            <w:ind w:left="0" w:right="0" w:firstLine="0"/>
+            <w:jc w:val="left"/>
+            <w:rPr>
+              <w:rFonts w:ascii="Arial" w:cs="Arial" w:eastAsia="Arial" w:hAnsi="Arial"/>
+              <w:b w:val="0"/>
+              <w:bCs w:val="0"/>
+              <w:i w:val="0"/>
+              <w:iCs w:val="0"/>
+              <w:smallCaps w:val="0"/>
+              <w:strike w:val="0"/>
+              <w:color w:val="000000"/>
+              <w:sz w:val="20"/>
+              <w:szCs w:val="20"/>
+              <w:u w:val="none"/>
+              <w:shd w:fill="auto" w:val="clear"/>
+              <w:vertAlign w:val="baseline"/>
+            </w:rPr>
+          </w:pPr>
+          <w:r>
+            <w:rPr>
+              <w:rFonts w:ascii="Arial" w:cs="Arial" w:eastAsia="Arial" w:hAnsi="Arial"/>
+              <w:b w:val="1"/>
+              <w:bCs w:val="1"/>
+              <w:i w:val="0"/>
+              <w:iCs w:val="0"/>
+              <w:smallCaps w:val="0"/>
+              <w:strike w:val="0"/>
+              <w:color w:val="000000"/>
+              <w:sz w:val="20"/>
+              <w:szCs w:val="20"/>
+              <w:u w:val="none"/>
+              <w:shd w:fill="auto" w:val="clear"/>
+              <w:vertAlign w:val="baseline"/>
+              <w:rtl w:val="0"/>
+            </w:rPr>
+            <w:t xml:space="preserve">Versión: 01</w:t>
+          </w:r>
+          <w:r>
+            <w:rPr>
+              <w:rtl w:val="0"/>
+            </w:rPr>
+          </w:r>
+        </w:p>
+      </w:tc>
+    </w:tr>
+    <w:tr>
+      <w:trPr>
+        <w:cantSplit w:val="1"/>
+        <w:trHeight w:val="116" w:hRule="atLeast"/>
+        <w:tblHeader w:val="0"/>
+      </w:trPr>
+      <w:tc>
+        <w:tcPr>
+          <w:vMerge w:val="continue"/>
+          <w:vAlign w:val="center"/>
+        </w:tcPr>
+        <w:p>
+          <w:pPr>
+            <w:keepNext w:val="0"/>
+            <w:keepLines w:val="0"/>
+            <w:pageBreakBefore w:val="0"/>
+            <w:widowControl w:val="0"/>
+            <w:pBdr>
+              <w:top w:space="0" w:sz="0" w:val="nil"/>
+              <w:left w:space="0" w:sz="0" w:val="nil"/>
+              <w:bottom w:space="0" w:sz="0" w:val="nil"/>
+              <w:right w:space="0" w:sz="0" w:val="nil"/>
+              <w:between w:space="0" w:sz="0" w:val="nil"/>
+            </w:pBdr>
+            <w:shd w:fill="auto" w:val="clear"/>
+            <w:spacing w:after="0" w:before="0" w:line="276" w:lineRule="auto"/>
+            <w:ind w:left="0" w:right="0" w:firstLine="0"/>
+            <w:jc w:val="left"/>
+            <w:rPr>
+              <w:rFonts w:ascii="Arial" w:cs="Arial" w:eastAsia="Arial" w:hAnsi="Arial"/>
+              <w:b w:val="0"/>
+              <w:bCs w:val="0"/>
+              <w:i w:val="0"/>
+              <w:iCs w:val="0"/>
+              <w:smallCaps w:val="0"/>
+              <w:strike w:val="0"/>
+              <w:color w:val="000000"/>
+              <w:sz w:val="20"/>
+              <w:szCs w:val="20"/>
+              <w:u w:val="none"/>
+              <w:shd w:fill="auto" w:val="clear"/>
+              <w:vertAlign w:val="baseline"/>
+            </w:rPr>
+          </w:pPr>
+          <w:r>
+            <w:rPr>
+              <w:rtl w:val="0"/>
+            </w:rPr>
+          </w:r>
+        </w:p>
+      </w:tc>
+      <w:tc>
+        <w:tcPr>
+          <w:vAlign w:val="center"/>
+        </w:tcPr>
+        <w:p>
+          <w:pPr>
+            <w:keepNext w:val="0"/>
+            <w:keepLines w:val="0"/>
+            <w:pageBreakBefore w:val="0"/>
+            <w:widowControl w:val="0"/>
+            <w:pBdr>
+              <w:top w:space="0" w:sz="0" w:val="nil"/>
+              <w:left w:space="0" w:sz="0" w:val="nil"/>
+              <w:bottom w:space="0" w:sz="0" w:val="nil"/>
+              <w:right w:space="0" w:sz="0" w:val="nil"/>
+              <w:between w:space="0" w:sz="0" w:val="nil"/>
+            </w:pBdr>
+            <w:shd w:fill="auto" w:val="clear"/>
+            <w:spacing w:after="120" w:before="120" w:line="240" w:lineRule="auto"/>
+            <w:ind w:left="0" w:right="0" w:firstLine="0"/>
+            <w:jc w:val="center"/>
+            <w:rPr>
+              <w:rFonts w:ascii="Arial" w:cs="Arial" w:eastAsia="Arial" w:hAnsi="Arial"/>
+              <w:b w:val="0"/>
+              <w:bCs w:val="0"/>
+              <w:i w:val="0"/>
+              <w:iCs w:val="0"/>
+              <w:smallCaps w:val="0"/>
+              <w:strike w:val="0"/>
+              <w:color w:val="000000"/>
+              <w:sz w:val="20"/>
+              <w:szCs w:val="20"/>
+              <w:u w:val="none"/>
+              <w:shd w:fill="auto" w:val="clear"/>
+              <w:vertAlign w:val="baseline"/>
+            </w:rPr>
+          </w:pPr>
+          <w:r>
+            <w:rPr>
+              <w:rFonts w:ascii="Arial" w:cs="Arial" w:eastAsia="Arial" w:hAnsi="Arial"/>
+              <w:b w:val="1"/>
+              <w:bCs w:val="1"/>
+              <w:sz w:val="20"/>
+              <w:szCs w:val="20"/>
+              <w:rtl w:val="0"/>
+            </w:rPr>
+            <w:t xml:space="preserve">DOCUMENTO GENERAL</w:t>
+          </w:r>
+          <w:r>
+            <w:rPr>
+              <w:rtl w:val="0"/>
+            </w:rPr>
+          </w:r>
+        </w:p>
+      </w:tc>
+      <w:tc>
+        <w:tcPr>
+          <w:vAlign w:val="center"/>
+        </w:tcPr>
+        <w:p>
+          <w:pPr>
+            <w:keepNext w:val="0"/>
+            <w:keepLines w:val="0"/>
+            <w:pageBreakBefore w:val="0"/>
+            <w:widowControl w:val="0"/>
+            <w:pBdr>
+              <w:top w:space="0" w:sz="0" w:val="nil"/>
+              <w:left w:space="0" w:sz="0" w:val="nil"/>
+              <w:bottom w:space="0" w:sz="0" w:val="nil"/>
+              <w:right w:space="0" w:sz="0" w:val="nil"/>
+              <w:between w:space="0" w:sz="0" w:val="nil"/>
+            </w:pBdr>
+            <w:shd w:fill="auto" w:val="clear"/>
+            <w:spacing w:after="0" w:before="0" w:line="240" w:lineRule="auto"/>
+            <w:ind w:left="0" w:right="0" w:firstLine="0"/>
+            <w:jc w:val="left"/>
+            <w:rPr>
+              <w:rFonts w:ascii="Arial" w:cs="Arial" w:eastAsia="Arial" w:hAnsi="Arial"/>
+              <w:b w:val="0"/>
+              <w:bCs w:val="0"/>
+              <w:i w:val="0"/>
+              <w:iCs w:val="0"/>
+              <w:smallCaps w:val="0"/>
+              <w:strike w:val="0"/>
+              <w:color w:val="000000"/>
+              <w:sz w:val="20"/>
+              <w:szCs w:val="20"/>
+              <w:u w:val="none"/>
+              <w:shd w:fill="auto" w:val="clear"/>
+              <w:vertAlign w:val="baseline"/>
+            </w:rPr>
+          </w:pPr>
+          <w:r>
+            <w:rPr>
+              <w:rFonts w:ascii="Arial" w:cs="Arial" w:eastAsia="Arial" w:hAnsi="Arial"/>
+              <w:b w:val="1"/>
+              <w:bCs w:val="1"/>
+              <w:i w:val="0"/>
+              <w:iCs w:val="0"/>
+              <w:smallCaps w:val="0"/>
+              <w:strike w:val="0"/>
+              <w:color w:val="000000"/>
+              <w:sz w:val="20"/>
+              <w:szCs w:val="20"/>
+              <w:u w:val="none"/>
+              <w:shd w:fill="auto" w:val="clear"/>
+              <w:vertAlign w:val="baseline"/>
+              <w:rtl w:val="0"/>
+            </w:rPr>
+            <w:t xml:space="preserve">Página </w:t>
+          </w:r>
+          <w:r>
+            <w:rPr>
+              <w:rFonts w:ascii="Arial" w:cs="Arial" w:eastAsia="Arial" w:hAnsi="Arial"/>
+              <w:b w:val="1"/>
+              <w:bCs w:val="1"/>
+              <w:i w:val="0"/>
+              <w:iCs w:val="0"/>
+              <w:smallCaps w:val="0"/>
+              <w:strike w:val="0"/>
+              <w:color w:val="000000"/>
+              <w:sz w:val="20"/>
+              <w:szCs w:val="20"/>
+              <w:u w:val="none"/>
+              <w:shd w:fill="auto" w:val="clear"/>
+              <w:vertAlign w:val="baseline"/>
+            </w:rPr>
+            <w:fldChar w:fldCharType="begin"/>
+            <w:instrText xml:space="preserve">PAGE</w:instrText>
+            <w:fldChar w:fldCharType="separate"/>
+            <w:fldChar w:fldCharType="end"/>
+          </w:r>
+          <w:r>
+            <w:rPr>
+              <w:rFonts w:ascii="Arial" w:cs="Arial" w:eastAsia="Arial" w:hAnsi="Arial"/>
+              <w:b w:val="1"/>
+              <w:bCs w:val="1"/>
+              <w:i w:val="0"/>
+              <w:iCs w:val="0"/>
+              <w:smallCaps w:val="0"/>
+              <w:strike w:val="0"/>
+              <w:color w:val="000000"/>
+              <w:sz w:val="20"/>
+              <w:szCs w:val="20"/>
+              <w:u w:val="none"/>
+              <w:shd w:fill="auto" w:val="clear"/>
+              <w:vertAlign w:val="baseline"/>
+              <w:rtl w:val="0"/>
+            </w:rPr>
+            <w:t xml:space="preserve"> de </w:t>
+          </w:r>
+          <w:r>
+            <w:rPr>
+              <w:rFonts w:ascii="Arial" w:cs="Arial" w:eastAsia="Arial" w:hAnsi="Arial"/>
+              <w:b w:val="1"/>
+              <w:bCs w:val="1"/>
+              <w:i w:val="0"/>
+              <w:iCs w:val="0"/>
+              <w:smallCaps w:val="0"/>
+              <w:strike w:val="0"/>
+              <w:color w:val="000000"/>
+              <w:sz w:val="20"/>
+              <w:szCs w:val="20"/>
+              <w:u w:val="none"/>
+              <w:shd w:fill="auto" w:val="clear"/>
+              <w:vertAlign w:val="baseline"/>
+            </w:rPr>
+            <w:fldChar w:fldCharType="begin"/>
+            <w:instrText xml:space="preserve">NUMPAGES</w:instrText>
+            <w:fldChar w:fldCharType="separate"/>
+            <w:fldChar w:fldCharType="end"/>
+          </w:r>
+          <w:r>
+            <w:rPr>
+              <w:rtl w:val="0"/>
+            </w:rPr>
+          </w:r>
+        </w:p>
+      </w:tc>
+    </w:tr>
+  </w:tbl>
+  <w:p>
+    <w:pPr>
+      <w:keepNext w:val="0"/>
+      <w:keepLines w:val="0"/>
+      <w:pageBreakBefore w:val="0"/>
+      <w:widowControl w:val="0"/>
+      <w:pBdr>
+        <w:top w:space="0" w:sz="0" w:val="nil"/>
+        <w:left w:space="0" w:sz="0" w:val="nil"/>
+        <w:bottom w:space="0" w:sz="0" w:val="nil"/>
+        <w:right w:space="0" w:sz="0" w:val="nil"/>
+        <w:between w:space="0" w:sz="0" w:val="nil"/>
+      </w:pBdr>
+      <w:shd w:fill="auto" w:val="clear"/>
+      <w:spacing w:after="0" w:before="0" w:line="240" w:lineRule="auto"/>
+      <w:ind w:left="0" w:right="0" w:firstLine="0"/>
+      <w:jc w:val="left"/>
+      <w:rPr>
+        <w:rFonts w:ascii="Arial" w:cs="Arial" w:eastAsia="Arial" w:hAnsi="Arial"/>
+        <w:b w:val="0"/>
+        <w:bCs w:val="0"/>
+        <w:i w:val="0"/>
+        <w:iCs w:val="0"/>
+        <w:smallCaps w:val="0"/>
+        <w:strike w:val="0"/>
+        <w:color w:val="000000"/>
+        <w:sz w:val="24"/>
+        <w:szCs w:val="24"/>
+        <w:u w:val="none"/>
+        <w:shd w:fill="auto" w:val="clear"/>
+        <w:vertAlign w:val="baseline"/>
+      </w:rPr>
+    </w:pPr>
+    <w:r>
+      <w:rPr>
+        <w:rtl w:val="0"/>
+      </w:rPr>
+    </w:r>
+  </w:p>
+</w:hdr>
+</file>
+
+<file path=word/header3.xml><?xml version="1.0" encoding="utf-8"?>
+<w:hdr xmlns:mc="http://schemas.openxmlformats.org/markup-compatibility/2006" xmlns:o="urn:schemas-microsoft-com:office:office" xmlns:r="http://schemas.openxmlformats.org/officeDocument/2006/relationships" xmlns:m="http://schemas.openxmlformats.org/officeDocument/2006/math" xmlns:v="urn:schemas-microsoft-com:vml" xmlns:wp="http://schemas.openxmlformats.org/drawingml/2006/wordprocessingDrawing" xmlns:w10="urn:schemas-microsoft-com:office:word" xmlns:w="http://schemas.openxmlformats.org/wordprocessingml/2006/main" xmlns:wne="http://schemas.microsoft.com/office/word/2006/wordml" xmlns:sl="http://schemas.openxmlformats.org/schemaLibrary/2006/main" xmlns:a="http://schemas.openxmlformats.org/drawingml/2006/main" xmlns:pic="http://schemas.openxmlformats.org/drawingml/2006/picture" xmlns:c="http://schemas.openxmlformats.org/drawingml/2006/chart" xmlns:lc="http://schemas.openxmlformats.org/drawingml/2006/lockedCanvas" xmlns:dgm="http://schemas.openxmlformats.org/drawingml/2006/diagram" xmlns:wps="http://schemas.microsoft.com/office/word/2010/wordprocessingShape" xmlns:wpg="http://schemas.microsoft.com/office/word/2010/wordprocessingGroup" xmlns:w14="http://schemas.microsoft.com/office/word/2010/wordml" xmlns:w15="http://schemas.microsoft.com/office/word/2012/wordml" xmlns:w16="http://schemas.microsoft.com/office/word/2018/wordml" xmlns:w16cex="http://schemas.microsoft.com/office/word/2018/wordml/cex" xmlns:w16cid="http://schemas.microsoft.com/office/word/2016/wordml/cid" xmlns="http://schemas.microsoft.com/office/tasks/2019/documenttasks" xmlns:cr="http://schemas.microsoft.com/office/comments/2020/reactions">
+  <w:p>
+    <w:pPr>
+      <w:keepNext w:val="0"/>
+      <w:keepLines w:val="0"/>
+      <w:pageBreakBefore w:val="0"/>
+      <w:widowControl w:val="0"/>
+      <w:pBdr>
+        <w:top w:space="0" w:sz="0" w:val="nil"/>
+        <w:left w:space="0" w:sz="0" w:val="nil"/>
+        <w:bottom w:space="0" w:sz="0" w:val="nil"/>
+        <w:right w:space="0" w:sz="0" w:val="nil"/>
+        <w:between w:space="0" w:sz="0" w:val="nil"/>
+      </w:pBdr>
+      <w:shd w:fill="auto" w:val="clear"/>
+      <w:spacing w:after="0" w:before="0" w:line="276" w:lineRule="auto"/>
+      <w:ind w:left="0" w:right="0" w:firstLine="0"/>
+      <w:jc w:val="left"/>
+      <w:rPr>
+        <w:rFonts w:ascii="Arial" w:cs="Arial" w:eastAsia="Arial" w:hAnsi="Arial"/>
+        <w:b w:val="0"/>
+        <w:bCs w:val="0"/>
+        <w:i w:val="0"/>
+        <w:iCs w:val="0"/>
+        <w:smallCaps w:val="0"/>
+        <w:strike w:val="0"/>
+        <w:color w:val="000000"/>
+        <w:sz w:val="24"/>
+        <w:szCs w:val="24"/>
+        <w:u w:val="none"/>
+        <w:shd w:fill="auto" w:val="clear"/>
+        <w:vertAlign w:val="baseline"/>
+      </w:rPr>
+    </w:pPr>
+    <w:r>
+      <w:rPr>
+        <w:rtl w:val="0"/>
+      </w:rPr>
+    </w:r>
+  </w:p>
+  <w:tbl>
+    <w:tblPr>
+      <w:tblStyle w:val="Table4"/>
+      <w:tblW w:w="10893.999999999998" w:type="dxa"/>
+      <w:jc w:val="center"/>
+      <w:tblBorders>
+        <w:top w:color="000000" w:space="0" w:sz="4" w:val="single"/>
+        <w:left w:color="000000" w:space="0" w:sz="4" w:val="single"/>
+        <w:bottom w:color="000000" w:space="0" w:sz="4" w:val="single"/>
+        <w:right w:color="000000" w:space="0" w:sz="4" w:val="single"/>
+        <w:insideH w:color="000000" w:space="0" w:sz="4" w:val="single"/>
+        <w:insideV w:color="000000" w:space="0" w:sz="4" w:val="single"/>
+      </w:tblBorders>
+      <w:tblLayout w:type="fixed"/>
+      <w:tblLook w:val="0000"/>
+    </w:tblPr>
+    <w:tblGrid>
+      <w:gridCol w:w="2214"/>
+      <w:gridCol w:w="5618"/>
+      <w:gridCol w:w="3062"/>
+      <w:tblGridChange w:id="0">
+        <w:tblGrid>
+          <w:gridCol w:w="2214"/>
+          <w:gridCol w:w="5618"/>
+          <w:gridCol w:w="3062"/>
+        </w:tblGrid>
+      </w:tblGridChange>
+    </w:tblGrid>
+    <w:tr>
+      <w:trPr>
+        <w:cantSplit w:val="1"/>
+        <w:trHeight w:val="182" w:hRule="atLeast"/>
+        <w:tblHeader w:val="0"/>
+      </w:trPr>
+      <w:tc>
+        <w:tcPr>
+          <w:vMerge w:val="restart"/>
+          <w:vAlign w:val="center"/>
+        </w:tcPr>
+        <w:p>
+          <w:pPr>
+            <w:keepNext w:val="0"/>
+            <w:keepLines w:val="0"/>
+            <w:pageBreakBefore w:val="0"/>
+            <w:widowControl w:val="0"/>
+            <w:pBdr>
+              <w:top w:space="0" w:sz="0" w:val="nil"/>
+              <w:left w:space="0" w:sz="0" w:val="nil"/>
+              <w:bottom w:space="0" w:sz="0" w:val="nil"/>
+              <w:right w:space="0" w:sz="0" w:val="nil"/>
+              <w:between w:space="0" w:sz="0" w:val="nil"/>
+            </w:pBdr>
+            <w:shd w:fill="auto" w:val="clear"/>
+            <w:spacing w:after="0" w:before="0" w:line="240" w:lineRule="auto"/>
+            <w:ind w:left="0" w:right="0" w:firstLine="0"/>
+            <w:jc w:val="center"/>
+            <w:rPr>
+              <w:rFonts w:ascii="Arial" w:cs="Arial" w:eastAsia="Arial" w:hAnsi="Arial"/>
+              <w:b w:val="0"/>
+              <w:bCs w:val="0"/>
+              <w:i w:val="0"/>
+              <w:iCs w:val="0"/>
+              <w:smallCaps w:val="0"/>
+              <w:strike w:val="0"/>
+              <w:color w:val="000000"/>
+              <w:sz w:val="20"/>
+              <w:szCs w:val="20"/>
+              <w:u w:val="none"/>
+              <w:shd w:fill="auto" w:val="clear"/>
+              <w:vertAlign w:val="baseline"/>
+            </w:rPr>
+          </w:pPr>
+          <w:r>
+            <w:rPr>
+              <w:rFonts w:ascii="Arial" w:cs="Arial" w:eastAsia="Arial" w:hAnsi="Arial"/>
+              <w:b w:val="0"/>
+              <w:bCs w:val="0"/>
+              <w:i w:val="0"/>
+              <w:iCs w:val="0"/>
+              <w:smallCaps w:val="0"/>
+              <w:strike w:val="0"/>
+              <w:color w:val="000000"/>
+              <w:sz w:val="20"/>
+              <w:szCs w:val="20"/>
+              <w:u w:val="none"/>
+              <w:shd w:fill="auto" w:val="clear"/>
+              <w:vertAlign w:val="baseline"/>
+            </w:rPr>
+            <w:drawing>
+              <wp:inline distB="0" distT="0" distL="114300" distR="114300">
+                <wp:extent cx="1258570" cy="533400"/>
+                <wp:effectExtent b="0" l="0" r="0" t="0"/>
+                <wp:docPr descr="Escudo PowerPoint" id="1029" name="image2.png"/>
+                <a:graphic>
+                  <a:graphicData uri="http://schemas.openxmlformats.org/drawingml/2006/picture">
+                    <pic:pic>
+                      <pic:nvPicPr>
+                        <pic:cNvPr descr="Escudo PowerPoint" id="0" name="image2.png"/>
+                        <pic:cNvPicPr preferRelativeResize="0"/>
+                      </pic:nvPicPr>
+                      <pic:blipFill>
+                        <a:blip r:embed="rId1"/>
+                        <a:srcRect b="0" l="0" r="0" t="0"/>
+                        <a:stretch>
+                          <a:fillRect/>
+                        </a:stretch>
+                      </pic:blipFill>
+                      <pic:spPr>
+                        <a:xfrm>
+                          <a:off x="0" y="0"/>
+                          <a:ext cx="1258570" cy="533400"/>
+                        </a:xfrm>
+                        <a:prstGeom prst="rect"/>
+                        <a:ln/>
+                      </pic:spPr>
+                    </pic:pic>
+                  </a:graphicData>
+                </a:graphic>
+              </wp:inline>
+            </w:drawing>
+          </w:r>
+          <w:r>
+            <w:rPr>
+              <w:rtl w:val="0"/>
+            </w:rPr>
+          </w:r>
+        </w:p>
+      </w:tc>
+      <w:tc>
+        <w:tcPr>
+          <w:vMerge w:val="restart"/>
+          <w:vAlign w:val="center"/>
+        </w:tcPr>
+        <w:p>
+          <w:pPr>
+            <w:keepNext w:val="0"/>
+            <w:keepLines w:val="0"/>
+            <w:pageBreakBefore w:val="0"/>
+            <w:widowControl w:val="0"/>
+            <w:pBdr>
+              <w:top w:space="0" w:sz="0" w:val="nil"/>
+              <w:left w:space="0" w:sz="0" w:val="nil"/>
+              <w:bottom w:space="0" w:sz="0" w:val="nil"/>
+              <w:right w:space="0" w:sz="0" w:val="nil"/>
+              <w:between w:space="0" w:sz="0" w:val="nil"/>
+            </w:pBdr>
+            <w:shd w:fill="auto" w:val="clear"/>
+            <w:spacing w:after="0" w:before="0" w:line="240" w:lineRule="auto"/>
+            <w:ind w:left="0" w:right="0" w:firstLine="0"/>
+            <w:jc w:val="center"/>
+            <w:rPr>
+              <w:rFonts w:ascii="Arial" w:cs="Arial" w:eastAsia="Arial" w:hAnsi="Arial"/>
+              <w:b w:val="0"/>
+              <w:bCs w:val="0"/>
+              <w:i w:val="0"/>
+              <w:iCs w:val="0"/>
+              <w:smallCaps w:val="0"/>
+              <w:strike w:val="0"/>
+              <w:color w:val="000000"/>
+              <w:sz w:val="20"/>
+              <w:szCs w:val="20"/>
+              <w:u w:val="none"/>
+              <w:shd w:fill="auto" w:val="clear"/>
+              <w:vertAlign w:val="baseline"/>
+            </w:rPr>
+          </w:pPr>
+          <w:r>
+            <w:rPr>
+              <w:rFonts w:ascii="Arial" w:cs="Arial" w:eastAsia="Arial" w:hAnsi="Arial"/>
+              <w:b w:val="1"/>
+              <w:bCs w:val="1"/>
+              <w:i w:val="0"/>
+              <w:iCs w:val="0"/>
+              <w:smallCaps w:val="0"/>
+              <w:strike w:val="0"/>
+              <w:color w:val="000000"/>
+              <w:sz w:val="20"/>
+              <w:szCs w:val="20"/>
+              <w:u w:val="none"/>
+              <w:shd w:fill="auto" w:val="clear"/>
+              <w:vertAlign w:val="baseline"/>
+              <w:rtl w:val="0"/>
+            </w:rPr>
+            <w:t xml:space="preserve">LABORATORIO DE CALIDAD DEL AIRE</w:t>
+          </w:r>
+          <w:r>
+            <w:rPr>
+              <w:rtl w:val="0"/>
+            </w:rPr>
+          </w:r>
+        </w:p>
+      </w:tc>
+      <w:tc>
+        <w:tcPr/>
+        <w:p>
+          <w:pPr>
+            <w:keepNext w:val="0"/>
+            <w:keepLines w:val="0"/>
+            <w:pageBreakBefore w:val="0"/>
+            <w:widowControl w:val="0"/>
+            <w:pBdr>
+              <w:top w:space="0" w:sz="0" w:val="nil"/>
+              <w:left w:space="0" w:sz="0" w:val="nil"/>
+              <w:bottom w:space="0" w:sz="0" w:val="nil"/>
+              <w:right w:space="0" w:sz="0" w:val="nil"/>
+              <w:between w:space="0" w:sz="0" w:val="nil"/>
+            </w:pBdr>
+            <w:shd w:fill="auto" w:val="clear"/>
+            <w:spacing w:after="0" w:before="0" w:line="240" w:lineRule="auto"/>
+            <w:ind w:left="0" w:right="0" w:firstLine="0"/>
+            <w:jc w:val="left"/>
+            <w:rPr>
+              <w:rFonts w:ascii="Arial" w:cs="Arial" w:eastAsia="Arial" w:hAnsi="Arial"/>
+              <w:b w:val="0"/>
+              <w:bCs w:val="0"/>
+              <w:i w:val="0"/>
+              <w:iCs w:val="0"/>
+              <w:smallCaps w:val="0"/>
+              <w:strike w:val="0"/>
+              <w:color w:val="000000"/>
+              <w:sz w:val="20"/>
+              <w:szCs w:val="20"/>
+              <w:u w:val="none"/>
+              <w:shd w:fill="auto" w:val="clear"/>
+              <w:vertAlign w:val="baseline"/>
+            </w:rPr>
+          </w:pPr>
+          <w:r>
+            <w:rPr>
+              <w:rFonts w:ascii="Arial" w:cs="Arial" w:eastAsia="Arial" w:hAnsi="Arial"/>
+              <w:b w:val="1"/>
+              <w:bCs w:val="1"/>
+              <w:i w:val="0"/>
+              <w:iCs w:val="0"/>
+              <w:smallCaps w:val="0"/>
+              <w:strike w:val="0"/>
+              <w:color w:val="000000"/>
+              <w:sz w:val="20"/>
+              <w:szCs w:val="20"/>
+              <w:u w:val="none"/>
+              <w:shd w:fill="auto" w:val="clear"/>
+              <w:vertAlign w:val="baseline"/>
+              <w:rtl w:val="0"/>
+            </w:rPr>
+            <w:t xml:space="preserve">Código: M-GCM-01</w:t>
+          </w:r>
+          <w:r>
+            <w:rPr>
+              <w:rtl w:val="0"/>
+            </w:rPr>
+          </w:r>
+        </w:p>
+      </w:tc>
+    </w:tr>
+    <w:tr>
+      <w:trPr>
+        <w:cantSplit w:val="1"/>
+        <w:trHeight w:val="116" w:hRule="atLeast"/>
+        <w:tblHeader w:val="0"/>
+      </w:trPr>
+      <w:tc>
+        <w:tcPr>
+          <w:vMerge w:val="continue"/>
+          <w:vAlign w:val="center"/>
+        </w:tcPr>
+        <w:p>
+          <w:pPr>
+            <w:keepNext w:val="0"/>
+            <w:keepLines w:val="0"/>
+            <w:pageBreakBefore w:val="0"/>
+            <w:widowControl w:val="0"/>
+            <w:pBdr>
+              <w:top w:space="0" w:sz="0" w:val="nil"/>
+              <w:left w:space="0" w:sz="0" w:val="nil"/>
+              <w:bottom w:space="0" w:sz="0" w:val="nil"/>
+              <w:right w:space="0" w:sz="0" w:val="nil"/>
+              <w:between w:space="0" w:sz="0" w:val="nil"/>
+            </w:pBdr>
+            <w:shd w:fill="auto" w:val="clear"/>
+            <w:spacing w:after="0" w:before="0" w:line="276" w:lineRule="auto"/>
+            <w:ind w:left="0" w:right="0" w:firstLine="0"/>
+            <w:jc w:val="left"/>
+            <w:rPr>
+              <w:rFonts w:ascii="Arial" w:cs="Arial" w:eastAsia="Arial" w:hAnsi="Arial"/>
+              <w:b w:val="0"/>
+              <w:bCs w:val="0"/>
+              <w:i w:val="0"/>
+              <w:iCs w:val="0"/>
+              <w:smallCaps w:val="0"/>
+              <w:strike w:val="0"/>
+              <w:color w:val="000000"/>
+              <w:sz w:val="20"/>
+              <w:szCs w:val="20"/>
+              <w:u w:val="none"/>
+              <w:shd w:fill="auto" w:val="clear"/>
+              <w:vertAlign w:val="baseline"/>
+            </w:rPr>
+          </w:pPr>
+          <w:r>
+            <w:rPr>
+              <w:rtl w:val="0"/>
+            </w:rPr>
+          </w:r>
+        </w:p>
+      </w:tc>
+      <w:tc>
+        <w:tcPr>
+          <w:vMerge w:val="continue"/>
+          <w:vAlign w:val="center"/>
+        </w:tcPr>
+        <w:p>
+          <w:pPr>
+            <w:keepNext w:val="0"/>
+            <w:keepLines w:val="0"/>
+            <w:pageBreakBefore w:val="0"/>
+            <w:widowControl w:val="0"/>
+            <w:pBdr>
+              <w:top w:space="0" w:sz="0" w:val="nil"/>
+              <w:left w:space="0" w:sz="0" w:val="nil"/>
+              <w:bottom w:space="0" w:sz="0" w:val="nil"/>
+              <w:right w:space="0" w:sz="0" w:val="nil"/>
+              <w:between w:space="0" w:sz="0" w:val="nil"/>
+            </w:pBdr>
+            <w:shd w:fill="auto" w:val="clear"/>
+            <w:spacing w:after="0" w:before="0" w:line="276" w:lineRule="auto"/>
+            <w:ind w:left="0" w:right="0" w:firstLine="0"/>
+            <w:jc w:val="left"/>
+            <w:rPr>
+              <w:rFonts w:ascii="Arial" w:cs="Arial" w:eastAsia="Arial" w:hAnsi="Arial"/>
+              <w:b w:val="0"/>
+              <w:bCs w:val="0"/>
+              <w:i w:val="0"/>
+              <w:iCs w:val="0"/>
+              <w:smallCaps w:val="0"/>
+              <w:strike w:val="0"/>
+              <w:color w:val="000000"/>
+              <w:sz w:val="20"/>
+              <w:szCs w:val="20"/>
+              <w:u w:val="none"/>
+              <w:shd w:fill="auto" w:val="clear"/>
+              <w:vertAlign w:val="baseline"/>
+            </w:rPr>
+          </w:pPr>
+          <w:r>
+            <w:rPr>
+              <w:rtl w:val="0"/>
+            </w:rPr>
+          </w:r>
+        </w:p>
+      </w:tc>
+      <w:tc>
+        <w:tcPr/>
+        <w:p>
+          <w:pPr>
+            <w:keepNext w:val="0"/>
+            <w:keepLines w:val="0"/>
+            <w:pageBreakBefore w:val="0"/>
+            <w:widowControl w:val="0"/>
+            <w:pBdr>
+              <w:top w:space="0" w:sz="0" w:val="nil"/>
+              <w:left w:space="0" w:sz="0" w:val="nil"/>
+              <w:bottom w:space="0" w:sz="0" w:val="nil"/>
+              <w:right w:space="0" w:sz="0" w:val="nil"/>
+              <w:between w:space="0" w:sz="0" w:val="nil"/>
+            </w:pBdr>
+            <w:shd w:fill="auto" w:val="clear"/>
+            <w:spacing w:after="0" w:before="0" w:line="240" w:lineRule="auto"/>
+            <w:ind w:left="0" w:right="0" w:firstLine="0"/>
+            <w:jc w:val="left"/>
+            <w:rPr>
+              <w:rFonts w:ascii="Arial" w:cs="Arial" w:eastAsia="Arial" w:hAnsi="Arial"/>
+              <w:b w:val="0"/>
+              <w:bCs w:val="0"/>
+              <w:i w:val="0"/>
+              <w:iCs w:val="0"/>
+              <w:smallCaps w:val="0"/>
+              <w:strike w:val="0"/>
+              <w:color w:val="000000"/>
+              <w:sz w:val="20"/>
+              <w:szCs w:val="20"/>
+              <w:u w:val="none"/>
+              <w:shd w:fill="auto" w:val="clear"/>
+              <w:vertAlign w:val="baseline"/>
+            </w:rPr>
+          </w:pPr>
+          <w:r>
+            <w:rPr>
+              <w:rFonts w:ascii="Arial" w:cs="Arial" w:eastAsia="Arial" w:hAnsi="Arial"/>
+              <w:b w:val="1"/>
+              <w:bCs w:val="1"/>
+              <w:i w:val="0"/>
+              <w:iCs w:val="0"/>
+              <w:smallCaps w:val="0"/>
+              <w:strike w:val="0"/>
+              <w:color w:val="000000"/>
+              <w:sz w:val="20"/>
+              <w:szCs w:val="20"/>
+              <w:u w:val="none"/>
+              <w:shd w:fill="auto" w:val="clear"/>
+              <w:vertAlign w:val="baseline"/>
+              <w:rtl w:val="0"/>
+            </w:rPr>
+            <w:t xml:space="preserve">Versión: 01</w:t>
+          </w:r>
+          <w:r>
+            <w:rPr>
+              <w:rtl w:val="0"/>
+            </w:rPr>
+          </w:r>
+        </w:p>
+      </w:tc>
+    </w:tr>
+    <w:tr>
+      <w:trPr>
+        <w:cantSplit w:val="1"/>
+        <w:trHeight w:val="116" w:hRule="atLeast"/>
+        <w:tblHeader w:val="0"/>
+      </w:trPr>
+      <w:tc>
+        <w:tcPr>
+          <w:vMerge w:val="continue"/>
+          <w:vAlign w:val="center"/>
+        </w:tcPr>
+        <w:p>
+          <w:pPr>
+            <w:keepNext w:val="0"/>
+            <w:keepLines w:val="0"/>
+            <w:pageBreakBefore w:val="0"/>
+            <w:widowControl w:val="0"/>
+            <w:pBdr>
+              <w:top w:space="0" w:sz="0" w:val="nil"/>
+              <w:left w:space="0" w:sz="0" w:val="nil"/>
+              <w:bottom w:space="0" w:sz="0" w:val="nil"/>
+              <w:right w:space="0" w:sz="0" w:val="nil"/>
+              <w:between w:space="0" w:sz="0" w:val="nil"/>
+            </w:pBdr>
+            <w:shd w:fill="auto" w:val="clear"/>
+            <w:spacing w:after="0" w:before="0" w:line="276" w:lineRule="auto"/>
+            <w:ind w:left="0" w:right="0" w:firstLine="0"/>
+            <w:jc w:val="left"/>
+            <w:rPr>
+              <w:rFonts w:ascii="Arial" w:cs="Arial" w:eastAsia="Arial" w:hAnsi="Arial"/>
+              <w:b w:val="0"/>
+              <w:bCs w:val="0"/>
+              <w:i w:val="0"/>
+              <w:iCs w:val="0"/>
+              <w:smallCaps w:val="0"/>
+              <w:strike w:val="0"/>
+              <w:color w:val="000000"/>
+              <w:sz w:val="20"/>
+              <w:szCs w:val="20"/>
+              <w:u w:val="none"/>
+              <w:shd w:fill="auto" w:val="clear"/>
+              <w:vertAlign w:val="baseline"/>
+            </w:rPr>
+          </w:pPr>
+          <w:r>
+            <w:rPr>
+              <w:rtl w:val="0"/>
+            </w:rPr>
+          </w:r>
+        </w:p>
+      </w:tc>
+      <w:tc>
+        <w:tcPr>
+          <w:vAlign w:val="center"/>
+        </w:tcPr>
+        <w:p>
+          <w:pPr>
+            <w:keepNext w:val="0"/>
+            <w:keepLines w:val="0"/>
+            <w:pageBreakBefore w:val="0"/>
+            <w:widowControl w:val="0"/>
+            <w:pBdr>
+              <w:top w:space="0" w:sz="0" w:val="nil"/>
+              <w:left w:space="0" w:sz="0" w:val="nil"/>
+              <w:bottom w:space="0" w:sz="0" w:val="nil"/>
+              <w:right w:space="0" w:sz="0" w:val="nil"/>
+              <w:between w:space="0" w:sz="0" w:val="nil"/>
+            </w:pBdr>
+            <w:shd w:fill="auto" w:val="clear"/>
+            <w:spacing w:after="120" w:before="120" w:line="240" w:lineRule="auto"/>
+            <w:ind w:left="0" w:right="0" w:firstLine="0"/>
+            <w:jc w:val="center"/>
+            <w:rPr>
+              <w:rFonts w:ascii="Arial" w:cs="Arial" w:eastAsia="Arial" w:hAnsi="Arial"/>
+              <w:b w:val="0"/>
+              <w:bCs w:val="0"/>
+              <w:i w:val="0"/>
+              <w:iCs w:val="0"/>
+              <w:smallCaps w:val="0"/>
+              <w:strike w:val="0"/>
+              <w:color w:val="000000"/>
+              <w:sz w:val="20"/>
+              <w:szCs w:val="20"/>
+              <w:u w:val="none"/>
+              <w:shd w:fill="auto" w:val="clear"/>
+              <w:vertAlign w:val="baseline"/>
+            </w:rPr>
+          </w:pPr>
+          <w:r>
+            <w:rPr>
+              <w:rFonts w:ascii="Arial" w:cs="Arial" w:eastAsia="Arial" w:hAnsi="Arial"/>
+              <w:b w:val="1"/>
+              <w:bCs w:val="1"/>
+              <w:i w:val="0"/>
+              <w:iCs w:val="0"/>
+              <w:smallCaps w:val="0"/>
+              <w:strike w:val="0"/>
+              <w:color w:val="000000"/>
+              <w:sz w:val="20"/>
+              <w:szCs w:val="20"/>
+              <w:u w:val="none"/>
+              <w:shd w:fill="auto" w:val="clear"/>
+              <w:vertAlign w:val="baseline"/>
+              <w:rtl w:val="0"/>
+            </w:rPr>
+            <w:t xml:space="preserve">MANUAL DE CALIDAD</w:t>
+          </w:r>
+          <w:r>
+            <w:rPr>
+              <w:rtl w:val="0"/>
+            </w:rPr>
+          </w:r>
+        </w:p>
+      </w:tc>
+      <w:tc>
+        <w:tcPr>
+          <w:vAlign w:val="center"/>
+        </w:tcPr>
+        <w:p>
+          <w:pPr>
+            <w:keepNext w:val="0"/>
+            <w:keepLines w:val="0"/>
+            <w:pageBreakBefore w:val="0"/>
+            <w:widowControl w:val="0"/>
+            <w:pBdr>
+              <w:top w:space="0" w:sz="0" w:val="nil"/>
+              <w:left w:space="0" w:sz="0" w:val="nil"/>
+              <w:bottom w:space="0" w:sz="0" w:val="nil"/>
+              <w:right w:space="0" w:sz="0" w:val="nil"/>
+              <w:between w:space="0" w:sz="0" w:val="nil"/>
+            </w:pBdr>
+            <w:shd w:fill="auto" w:val="clear"/>
+            <w:spacing w:after="0" w:before="0" w:line="240" w:lineRule="auto"/>
+            <w:ind w:left="0" w:right="0" w:firstLine="0"/>
+            <w:jc w:val="left"/>
+            <w:rPr>
+              <w:rFonts w:ascii="Arial" w:cs="Arial" w:eastAsia="Arial" w:hAnsi="Arial"/>
+              <w:b w:val="0"/>
+              <w:bCs w:val="0"/>
+              <w:i w:val="0"/>
+              <w:iCs w:val="0"/>
+              <w:smallCaps w:val="0"/>
+              <w:strike w:val="0"/>
+              <w:color w:val="000000"/>
+              <w:sz w:val="20"/>
+              <w:szCs w:val="20"/>
+              <w:u w:val="none"/>
+              <w:shd w:fill="auto" w:val="clear"/>
+              <w:vertAlign w:val="baseline"/>
+            </w:rPr>
+          </w:pPr>
+          <w:r>
+            <w:rPr>
+              <w:rFonts w:ascii="Arial" w:cs="Arial" w:eastAsia="Arial" w:hAnsi="Arial"/>
+              <w:b w:val="1"/>
+              <w:bCs w:val="1"/>
+              <w:i w:val="0"/>
+              <w:iCs w:val="0"/>
+              <w:smallCaps w:val="0"/>
+              <w:strike w:val="0"/>
+              <w:color w:val="000000"/>
+              <w:sz w:val="20"/>
+              <w:szCs w:val="20"/>
+              <w:u w:val="none"/>
+              <w:shd w:fill="auto" w:val="clear"/>
+              <w:vertAlign w:val="baseline"/>
+              <w:rtl w:val="0"/>
+            </w:rPr>
+            <w:t xml:space="preserve">Página </w:t>
+          </w:r>
+          <w:r>
+            <w:rPr>
+              <w:rFonts w:ascii="Arial" w:cs="Arial" w:eastAsia="Arial" w:hAnsi="Arial"/>
+              <w:b w:val="1"/>
+              <w:bCs w:val="1"/>
+              <w:i w:val="0"/>
+              <w:iCs w:val="0"/>
+              <w:smallCaps w:val="0"/>
+              <w:strike w:val="0"/>
+              <w:color w:val="000000"/>
+              <w:sz w:val="20"/>
+              <w:szCs w:val="20"/>
+              <w:u w:val="none"/>
+              <w:shd w:fill="auto" w:val="clear"/>
+              <w:vertAlign w:val="baseline"/>
+            </w:rPr>
+            <w:fldChar w:fldCharType="begin"/>
+            <w:instrText xml:space="preserve">PAGE</w:instrText>
+            <w:fldChar w:fldCharType="separate"/>
+            <w:fldChar w:fldCharType="end"/>
+          </w:r>
+          <w:r>
+            <w:rPr>
+              <w:rFonts w:ascii="Arial" w:cs="Arial" w:eastAsia="Arial" w:hAnsi="Arial"/>
+              <w:b w:val="1"/>
+              <w:bCs w:val="1"/>
+              <w:i w:val="0"/>
+              <w:iCs w:val="0"/>
+              <w:smallCaps w:val="0"/>
+              <w:strike w:val="0"/>
+              <w:color w:val="000000"/>
+              <w:sz w:val="20"/>
+              <w:szCs w:val="20"/>
+              <w:u w:val="none"/>
+              <w:shd w:fill="auto" w:val="clear"/>
+              <w:vertAlign w:val="baseline"/>
+              <w:rtl w:val="0"/>
+            </w:rPr>
+            <w:t xml:space="preserve"> de </w:t>
+          </w:r>
+          <w:r>
+            <w:rPr>
+              <w:rFonts w:ascii="Arial" w:cs="Arial" w:eastAsia="Arial" w:hAnsi="Arial"/>
+              <w:b w:val="1"/>
+              <w:bCs w:val="1"/>
+              <w:i w:val="0"/>
+              <w:iCs w:val="0"/>
+              <w:smallCaps w:val="0"/>
+              <w:strike w:val="0"/>
+              <w:color w:val="000000"/>
+              <w:sz w:val="20"/>
+              <w:szCs w:val="20"/>
+              <w:u w:val="none"/>
+              <w:shd w:fill="auto" w:val="clear"/>
+              <w:vertAlign w:val="baseline"/>
+            </w:rPr>
+            <w:fldChar w:fldCharType="begin"/>
+            <w:instrText xml:space="preserve">NUMPAGES</w:instrText>
+            <w:fldChar w:fldCharType="separate"/>
+            <w:fldChar w:fldCharType="end"/>
+          </w:r>
+          <w:r>
+            <w:rPr>
+              <w:rtl w:val="0"/>
+            </w:rPr>
+          </w:r>
+        </w:p>
+      </w:tc>
+    </w:tr>
+  </w:tbl>
+  <w:p>
+    <w:pPr>
+      <w:keepNext w:val="0"/>
+      <w:keepLines w:val="0"/>
+      <w:pageBreakBefore w:val="0"/>
+      <w:widowControl w:val="0"/>
+      <w:pBdr>
+        <w:top w:space="0" w:sz="0" w:val="nil"/>
+        <w:left w:space="0" w:sz="0" w:val="nil"/>
+        <w:bottom w:space="0" w:sz="0" w:val="nil"/>
+        <w:right w:space="0" w:sz="0" w:val="nil"/>
+        <w:between w:space="0" w:sz="0" w:val="nil"/>
+      </w:pBdr>
+      <w:shd w:fill="auto" w:val="clear"/>
+      <w:spacing w:after="0" w:before="0" w:line="240" w:lineRule="auto"/>
+      <w:ind w:left="0" w:right="0" w:firstLine="0"/>
+      <w:jc w:val="left"/>
+      <w:rPr>
+        <w:rFonts w:ascii="Arial" w:cs="Arial" w:eastAsia="Arial" w:hAnsi="Arial"/>
+        <w:b w:val="0"/>
+        <w:bCs w:val="0"/>
+        <w:i w:val="0"/>
+        <w:iCs w:val="0"/>
+        <w:smallCaps w:val="0"/>
+        <w:strike w:val="0"/>
+        <w:color w:val="000000"/>
+        <w:sz w:val="24"/>
+        <w:szCs w:val="24"/>
+        <w:u w:val="none"/>
+        <w:shd w:fill="auto" w:val="clear"/>
+        <w:vertAlign w:val="baseline"/>
+      </w:rPr>
+    </w:pPr>
+    <w:r>
+      <w:rPr>
+        <w:rtl w:val="0"/>
+      </w:rPr>
+    </w:r>
+  </w:p>
+</w:hdr>
+</file>
+
+<file path=word/header4.xml><?xml version="1.0" encoding="utf-8"?>
+<w:hdr xmlns:mc="http://schemas.openxmlformats.org/markup-compatibility/2006" xmlns:o="urn:schemas-microsoft-com:office:office" xmlns:r="http://schemas.openxmlformats.org/officeDocument/2006/relationships" xmlns:m="http://schemas.openxmlformats.org/officeDocument/2006/math" xmlns:v="urn:schemas-microsoft-com:vml" xmlns:wp="http://schemas.openxmlformats.org/drawingml/2006/wordprocessingDrawing" xmlns:w10="urn:schemas-microsoft-com:office:word" xmlns:w="http://schemas.openxmlformats.org/wordprocessingml/2006/main" xmlns:wne="http://schemas.microsoft.com/office/word/2006/wordml" xmlns:sl="http://schemas.openxmlformats.org/schemaLibrary/2006/main" xmlns:a="http://schemas.openxmlformats.org/drawingml/2006/main" xmlns:pic="http://schemas.openxmlformats.org/drawingml/2006/picture" xmlns:c="http://schemas.openxmlformats.org/drawingml/2006/chart" xmlns:lc="http://schemas.openxmlformats.org/drawingml/2006/lockedCanvas" xmlns:dgm="http://schemas.openxmlformats.org/drawingml/2006/diagram" xmlns:wps="http://schemas.microsoft.com/office/word/2010/wordprocessingShape" xmlns:wpg="http://schemas.microsoft.com/office/word/2010/wordprocessingGroup" xmlns:w14="http://schemas.microsoft.com/office/word/2010/wordml" xmlns:w15="http://schemas.microsoft.com/office/word/2012/wordml" xmlns:w16="http://schemas.microsoft.com/office/word/2018/wordml" xmlns:w16cex="http://schemas.microsoft.com/office/word/2018/wordml/cex" xmlns:w16cid="http://schemas.microsoft.com/office/word/2016/wordml/cid" xmlns="http://schemas.microsoft.com/office/tasks/2019/documenttasks" xmlns:cr="http://schemas.microsoft.com/office/comments/2020/reactions">
+  <w:p>
+    <w:pPr>
+      <w:keepNext w:val="0"/>
+      <w:keepLines w:val="0"/>
+      <w:pageBreakBefore w:val="0"/>
+      <w:widowControl w:val="0"/>
+      <w:pBdr>
+        <w:top w:space="0" w:sz="0" w:val="nil"/>
+        <w:left w:space="0" w:sz="0" w:val="nil"/>
+        <w:bottom w:space="0" w:sz="0" w:val="nil"/>
+        <w:right w:space="0" w:sz="0" w:val="nil"/>
+        <w:between w:space="0" w:sz="0" w:val="nil"/>
+      </w:pBdr>
+      <w:shd w:fill="auto" w:val="clear"/>
+      <w:spacing w:after="0" w:before="0" w:line="240" w:lineRule="auto"/>
+      <w:ind w:left="0" w:right="0" w:firstLine="0"/>
+      <w:jc w:val="left"/>
+      <w:rPr>
+        <w:rFonts w:ascii="Arial" w:cs="Arial" w:eastAsia="Arial" w:hAnsi="Arial"/>
+        <w:b w:val="0"/>
+        <w:bCs w:val="0"/>
+        <w:i w:val="0"/>
+        <w:iCs w:val="0"/>
+        <w:smallCaps w:val="0"/>
+        <w:strike w:val="0"/>
+        <w:color w:val="000000"/>
+        <w:sz w:val="24"/>
+        <w:szCs w:val="24"/>
+        <w:u w:val="none"/>
+        <w:shd w:fill="auto" w:val="clear"/>
+        <w:vertAlign w:val="baseline"/>
+      </w:rPr>
+    </w:pPr>
+    <w:r>
+      <w:rPr>
+        <w:rtl w:val="0"/>
+      </w:rPr>
+    </w:r>
+  </w:p>
+</w:hdr>
+</file>
+
 <file path=word/numbering.xml><?xml version="1.0" encoding="utf-8"?>
-<w:numbering xmlns:w="http://schemas.openxmlformats.org/wordprocessingml/2006/main">
+<w:numbering xmlns="http://schemas.microsoft.com/office/tasks/2019/documenttasks" xmlns:a="http://schemas.openxmlformats.org/drawingml/2006/main" xmlns:c="http://schemas.openxmlformats.org/drawingml/2006/chart" xmlns:cr="http://schemas.microsoft.com/office/comments/2020/reactions" xmlns:dgm="http://schemas.openxmlformats.org/drawingml/2006/diagram" xmlns:lc="http://schemas.openxmlformats.org/drawingml/2006/lockedCanvas" xmlns:m="http://schemas.openxmlformats.org/officeDocument/2006/math" xmlns:mc="http://schemas.openxmlformats.org/markup-compatibility/2006" xmlns:o="urn:schemas-microsoft-com:office:office" xmlns:pic="http://schemas.openxmlformats.org/drawingml/2006/picture" xmlns:r="http://schemas.openxmlformats.org/officeDocument/2006/relationships" xmlns:sl="http://schemas.openxmlformats.org/schemaLibrary/2006/main" xmlns:v="urn:schemas-microsoft-com:vml" xmlns:w="http://schemas.openxmlformats.org/wordprocessingml/2006/main" xmlns:w10="urn:schemas-microsoft-com:office:word" xmlns:w14="http://schemas.microsoft.com/office/word/2010/wordml" xmlns:w15="http://schemas.microsoft.com/office/word/2012/wordml" xmlns:w16="http://schemas.microsoft.com/office/word/2018/wordml" xmlns:w16cex="http://schemas.microsoft.com/office/word/2018/wordml/cex" xmlns:w16cid="http://schemas.microsoft.com/office/word/2016/wordml/cid" xmlns:wne="http://schemas.microsoft.com/office/word/2006/wordml" xmlns:wp="http://schemas.openxmlformats.org/drawingml/2006/wordprocessingDrawing" xmlns:wpg="http://schemas.microsoft.com/office/word/2010/wordprocessingGroup" xmlns:wps="http://schemas.microsoft.com/office/word/2010/wordprocessingShape">
   <w:abstractNum w:abstractNumId="990">
     <w:nsid w:val="0000A990"/>
     <w:multiLevelType w:val="multilevel"/>
@@ -2982,662 +5251,2246 @@
 </file>
 
 <file path=word/styles.xml><?xml version="1.0" encoding="utf-8"?>
-<w:styles xmlns:r="http://schemas.openxmlformats.org/officeDocument/2006/relationships" xmlns:w="http://schemas.openxmlformats.org/wordprocessingml/2006/main">
+<w:styles xmlns="http://schemas.microsoft.com/office/tasks/2019/documenttasks" xmlns:a="http://schemas.openxmlformats.org/drawingml/2006/main" xmlns:c="http://schemas.openxmlformats.org/drawingml/2006/chart" xmlns:cr="http://schemas.microsoft.com/office/comments/2020/reactions" xmlns:dgm="http://schemas.openxmlformats.org/drawingml/2006/diagram" xmlns:lc="http://schemas.openxmlformats.org/drawingml/2006/lockedCanvas" xmlns:m="http://schemas.openxmlformats.org/officeDocument/2006/math" xmlns:mc="http://schemas.openxmlformats.org/markup-compatibility/2006" xmlns:o="urn:schemas-microsoft-com:office:office" xmlns:pic="http://schemas.openxmlformats.org/drawingml/2006/picture" xmlns:r="http://schemas.openxmlformats.org/officeDocument/2006/relationships" xmlns:sl="http://schemas.openxmlformats.org/schemaLibrary/2006/main" xmlns:v="urn:schemas-microsoft-com:vml" xmlns:w="http://schemas.openxmlformats.org/wordprocessingml/2006/main" xmlns:w10="urn:schemas-microsoft-com:office:word" xmlns:w14="http://schemas.microsoft.com/office/word/2010/wordml" xmlns:w15="http://schemas.microsoft.com/office/word/2012/wordml" xmlns:w16="http://schemas.microsoft.com/office/word/2018/wordml" xmlns:w16cex="http://schemas.microsoft.com/office/word/2018/wordml/cex" xmlns:w16cid="http://schemas.microsoft.com/office/word/2016/wordml/cid" xmlns:wne="http://schemas.microsoft.com/office/word/2006/wordml" xmlns:wp="http://schemas.openxmlformats.org/drawingml/2006/wordprocessingDrawing" xmlns:wpg="http://schemas.microsoft.com/office/word/2010/wordprocessingGroup" xmlns:wps="http://schemas.microsoft.com/office/word/2010/wordprocessingShape">
   <w:docDefaults>
     <w:rPrDefault>
       <w:rPr>
-        <w:rFonts w:asciiTheme="minorHAnsi" w:cstheme="minorBidi" w:eastAsiaTheme="minorEastAsia" w:hAnsiTheme="minorHAnsi"/>
+        <w:rFonts w:ascii="Tahoma" w:cs="Tahoma" w:eastAsia="Tahoma" w:hAnsi="Tahoma"/>
         <w:sz w:val="24"/>
         <w:szCs w:val="24"/>
-        <w:lang w:bidi="ar-SA" w:eastAsia="zh-CN" w:val="en-US"/>
+        <w:lang w:val="es"/>
       </w:rPr>
     </w:rPrDefault>
     <w:pPrDefault>
-      <w:pPr>
-        <w:spacing w:after="200"/>
-      </w:pPr>
+      <w:pPr/>
     </w:pPrDefault>
   </w:docDefaults>
-  <w:latentStyles w:count="276" w:defLockedState="0" w:defQFormat="0" w:defSemiHidden="0" w:defUIPriority="0" w:defUnhideWhenUsed="0"/>
+  <w:style w:default="1" w:styleId="TableNormal" w:type="table">
+    <w:name w:val="TableNormal"/>
+    <w:tblPr>
+      <w:tblCellMar>
+        <w:top w:type="dxa" w:w="100.0"/>
+        <w:left w:type="dxa" w:w="100.0"/>
+        <w:bottom w:type="dxa" w:w="100.0"/>
+        <w:right w:type="dxa" w:w="100.0"/>
+      </w:tblCellMar>
+    </w:tblPr>
+  </w:style>
   <w:style w:default="1" w:styleId="Normal" w:type="paragraph">
-    <w:name w:val="Normal"/>
-    <w:qFormat/>
-  </w:style>
-  <w:style w:styleId="BodyText" w:type="paragraph">
-    <w:name w:val="Body Text"/>
+    <w:name w:val="normal"/>
+  </w:style>
+  <w:style w:styleId="Heading1" w:type="paragraph">
+    <w:name w:val="heading 1"/>
     <w:basedOn w:val="Normal"/>
-    <w:link w:val="BodyTextChar"/>
-    <w:qFormat/>
+    <w:next w:val="Normal"/>
     <w:pPr>
-      <w:spacing w:after="180" w:before="180"/>
+      <w:keepNext w:val="1"/>
+      <w:keepLines w:val="1"/>
+      <w:pageBreakBefore w:val="0"/>
+      <w:spacing w:after="120" w:before="480" w:lineRule="auto"/>
     </w:pPr>
-  </w:style>
-  <w:style w:customStyle="1" w:styleId="FirstParagraph" w:type="paragraph">
-    <w:name w:val="First Paragraph"/>
-    <w:basedOn w:val="BodyText"/>
-    <w:next w:val="BodyText"/>
-    <w:qFormat/>
-  </w:style>
-  <w:style w:customStyle="1" w:styleId="Compact" w:type="paragraph">
-    <w:name w:val="Compact"/>
-    <w:basedOn w:val="BodyText"/>
-    <w:qFormat/>
+    <w:rPr>
+      <w:b w:val="1"/>
+      <w:bCs w:val="1"/>
+      <w:sz w:val="48"/>
+      <w:szCs w:val="48"/>
+    </w:rPr>
+  </w:style>
+  <w:style w:styleId="Heading2" w:type="paragraph">
+    <w:name w:val="heading 2"/>
+    <w:basedOn w:val="Normal"/>
+    <w:next w:val="Normal"/>
     <w:pPr>
-      <w:spacing w:after="36" w:before="36"/>
+      <w:keepNext w:val="1"/>
+      <w:keepLines w:val="1"/>
+      <w:pageBreakBefore w:val="0"/>
+      <w:spacing w:after="80" w:before="360" w:lineRule="auto"/>
     </w:pPr>
+    <w:rPr>
+      <w:b w:val="1"/>
+      <w:bCs w:val="1"/>
+      <w:sz w:val="36"/>
+      <w:szCs w:val="36"/>
+    </w:rPr>
+  </w:style>
+  <w:style w:styleId="Heading3" w:type="paragraph">
+    <w:name w:val="heading 3"/>
+    <w:basedOn w:val="Normal"/>
+    <w:next w:val="Normal"/>
+    <w:pPr>
+      <w:keepNext w:val="1"/>
+      <w:keepLines w:val="1"/>
+      <w:pageBreakBefore w:val="0"/>
+      <w:spacing w:after="80" w:before="280" w:lineRule="auto"/>
+    </w:pPr>
+    <w:rPr>
+      <w:b w:val="1"/>
+      <w:bCs w:val="1"/>
+      <w:sz w:val="28"/>
+      <w:szCs w:val="28"/>
+    </w:rPr>
+  </w:style>
+  <w:style w:styleId="Heading4" w:type="paragraph">
+    <w:name w:val="heading 4"/>
+    <w:basedOn w:val="Normal"/>
+    <w:next w:val="Normal"/>
+    <w:pPr>
+      <w:keepNext w:val="1"/>
+      <w:keepLines w:val="1"/>
+      <w:pageBreakBefore w:val="0"/>
+      <w:spacing w:after="40" w:before="240" w:lineRule="auto"/>
+    </w:pPr>
+    <w:rPr>
+      <w:b w:val="1"/>
+      <w:bCs w:val="1"/>
+      <w:sz w:val="24"/>
+      <w:szCs w:val="24"/>
+    </w:rPr>
+  </w:style>
+  <w:style w:styleId="Heading5" w:type="paragraph">
+    <w:name w:val="heading 5"/>
+    <w:basedOn w:val="Normal"/>
+    <w:next w:val="Normal"/>
+    <w:pPr>
+      <w:keepNext w:val="1"/>
+      <w:keepLines w:val="1"/>
+      <w:pageBreakBefore w:val="0"/>
+      <w:spacing w:after="40" w:before="220" w:lineRule="auto"/>
+    </w:pPr>
+    <w:rPr>
+      <w:b w:val="1"/>
+      <w:bCs w:val="1"/>
+      <w:sz w:val="22"/>
+      <w:szCs w:val="22"/>
+    </w:rPr>
+  </w:style>
+  <w:style w:styleId="Heading6" w:type="paragraph">
+    <w:name w:val="heading 6"/>
+    <w:basedOn w:val="Normal"/>
+    <w:next w:val="Normal"/>
+    <w:pPr>
+      <w:keepNext w:val="1"/>
+      <w:keepLines w:val="1"/>
+      <w:pageBreakBefore w:val="0"/>
+      <w:spacing w:after="40" w:before="200" w:lineRule="auto"/>
+    </w:pPr>
+    <w:rPr>
+      <w:b w:val="1"/>
+      <w:bCs w:val="1"/>
+      <w:sz w:val="20"/>
+      <w:szCs w:val="20"/>
+    </w:rPr>
   </w:style>
   <w:style w:styleId="Title" w:type="paragraph">
     <w:name w:val="Title"/>
     <w:basedOn w:val="Normal"/>
-    <w:next w:val="BodyText"/>
-    <w:link w:val="TitleChar"/>
-    <w:uiPriority w:val="10"/>
-    <w:qFormat/>
-    <w:rsid w:val="00A10FD9"/>
+    <w:next w:val="Normal"/>
     <w:pPr>
-      <w:spacing w:after="80" w:line="240" w:lineRule="auto"/>
-      <w:contextualSpacing/>
+      <w:keepNext w:val="1"/>
+      <w:keepLines w:val="1"/>
+      <w:pageBreakBefore w:val="0"/>
+      <w:spacing w:after="120" w:before="480" w:lineRule="auto"/>
+    </w:pPr>
+    <w:rPr>
+      <w:b w:val="1"/>
+      <w:bCs w:val="1"/>
+      <w:sz w:val="72"/>
+      <w:szCs w:val="72"/>
+    </w:rPr>
+  </w:style>
+  <w:style w:styleId="Título1" w:type="paragraph">
+    <w:name w:val="Título 1"/>
+    <w:basedOn w:val="Normal"/>
+    <w:next w:val="Normal"/>
+    <w:autoRedefine w:val="0"/>
+    <w:hidden w:val="0"/>
+    <w:qFormat w:val="0"/>
+    <w:pPr>
+      <w:keepNext w:val="1"/>
+      <w:widowControl w:val="0"/>
+      <w:suppressAutoHyphens w:val="1"/>
+      <w:spacing w:line="1" w:lineRule="atLeast"/>
+      <w:ind w:firstLineChars="-1" w:leftChars="-1" w:rightChars="0"/>
+      <w:textDirection w:val="btLr"/>
+      <w:textAlignment w:val="top"/>
+      <w:outlineLvl w:val="0"/>
+    </w:pPr>
+    <w:rPr>
+      <w:rFonts w:ascii="Arial" w:eastAsia="Times New Roman" w:hAnsi="Arial"/>
+      <w:b w:val="1"/>
+      <w:w w:val="100"/>
+      <w:position w:val="-1"/>
+      <w:sz w:val="18"/>
+      <w:szCs w:val="24"/>
+      <w:effect w:val="none"/>
+      <w:vertAlign w:val="baseline"/>
+      <w:cs w:val="0"/>
+      <w:em w:val="none"/>
+      <w:lang w:bidi="ar-SA" w:eastAsia="zh-TW" w:val="es-ES"/>
+    </w:rPr>
+  </w:style>
+  <w:style w:styleId="Título2" w:type="paragraph">
+    <w:name w:val="Título 2"/>
+    <w:basedOn w:val="Normal"/>
+    <w:next w:val="Normal"/>
+    <w:autoRedefine w:val="0"/>
+    <w:hidden w:val="0"/>
+    <w:qFormat w:val="0"/>
+    <w:pPr>
+      <w:keepNext w:val="1"/>
+      <w:suppressAutoHyphens w:val="1"/>
+      <w:spacing w:after="60" w:before="240" w:line="1" w:lineRule="atLeast"/>
+      <w:ind w:firstLineChars="-1" w:leftChars="-1" w:rightChars="0"/>
+      <w:textDirection w:val="btLr"/>
+      <w:textAlignment w:val="top"/>
+      <w:outlineLvl w:val="1"/>
+    </w:pPr>
+    <w:rPr>
+      <w:rFonts w:ascii="Arial" w:hAnsi="Arial"/>
+      <w:b w:val="1"/>
+      <w:bCs w:val="1"/>
+      <w:i w:val="1"/>
+      <w:iCs w:val="1"/>
+      <w:w w:val="100"/>
+      <w:position w:val="-1"/>
+      <w:sz w:val="28"/>
+      <w:szCs w:val="28"/>
+      <w:effect w:val="none"/>
+      <w:vertAlign w:val="baseline"/>
+      <w:cs w:val="0"/>
+      <w:em w:val="none"/>
+      <w:lang w:bidi="ar-SA" w:eastAsia="zh-TW" w:val="und"/>
+    </w:rPr>
+  </w:style>
+  <w:style w:styleId="Título3" w:type="paragraph">
+    <w:name w:val="Título 3"/>
+    <w:basedOn w:val="Normal"/>
+    <w:next w:val="Normal"/>
+    <w:autoRedefine w:val="0"/>
+    <w:hidden w:val="0"/>
+    <w:qFormat w:val="0"/>
+    <w:pPr>
+      <w:keepNext w:val="1"/>
+      <w:suppressAutoHyphens w:val="1"/>
+      <w:spacing w:after="60" w:before="240" w:line="1" w:lineRule="atLeast"/>
+      <w:ind w:firstLineChars="-1" w:leftChars="-1" w:rightChars="0"/>
+      <w:textDirection w:val="btLr"/>
+      <w:textAlignment w:val="top"/>
+      <w:outlineLvl w:val="2"/>
+    </w:pPr>
+    <w:rPr>
+      <w:rFonts w:ascii="Cambria" w:eastAsia="Times New Roman" w:hAnsi="Cambria"/>
+      <w:b w:val="1"/>
+      <w:bCs w:val="1"/>
+      <w:w w:val="100"/>
+      <w:position w:val="-1"/>
+      <w:sz w:val="26"/>
+      <w:szCs w:val="26"/>
+      <w:effect w:val="none"/>
+      <w:vertAlign w:val="baseline"/>
+      <w:cs w:val="0"/>
+      <w:em w:val="none"/>
+      <w:lang w:bidi="ar-SA" w:eastAsia="zh-TW" w:val="und"/>
+    </w:rPr>
+  </w:style>
+  <w:style w:styleId="Título4" w:type="paragraph">
+    <w:name w:val="Título 4"/>
+    <w:basedOn w:val="Normal"/>
+    <w:next w:val="Normal"/>
+    <w:autoRedefine w:val="0"/>
+    <w:hidden w:val="0"/>
+    <w:qFormat w:val="0"/>
+    <w:pPr>
+      <w:keepNext w:val="1"/>
+      <w:suppressAutoHyphens w:val="1"/>
+      <w:spacing w:after="60" w:before="240" w:line="1" w:lineRule="atLeast"/>
+      <w:ind w:firstLineChars="-1" w:leftChars="-1" w:rightChars="0"/>
+      <w:textDirection w:val="btLr"/>
+      <w:textAlignment w:val="top"/>
+      <w:outlineLvl w:val="3"/>
+    </w:pPr>
+    <w:rPr>
+      <w:rFonts w:ascii="Times New Roman" w:hAnsi="Times New Roman"/>
+      <w:b w:val="1"/>
+      <w:bCs w:val="1"/>
+      <w:w w:val="100"/>
+      <w:position w:val="-1"/>
+      <w:sz w:val="28"/>
+      <w:szCs w:val="28"/>
+      <w:effect w:val="none"/>
+      <w:vertAlign w:val="baseline"/>
+      <w:cs w:val="0"/>
+      <w:em w:val="none"/>
+      <w:lang w:bidi="ar-SA" w:eastAsia="zh-TW" w:val="und"/>
+    </w:rPr>
+  </w:style>
+  <w:style w:styleId="Título5" w:type="paragraph">
+    <w:name w:val="Título 5"/>
+    <w:basedOn w:val="Normal"/>
+    <w:next w:val="Normal"/>
+    <w:autoRedefine w:val="0"/>
+    <w:hidden w:val="0"/>
+    <w:qFormat w:val="0"/>
+    <w:pPr>
+      <w:keepNext w:val="1"/>
+      <w:widowControl w:val="0"/>
+      <w:suppressAutoHyphens w:val="1"/>
+      <w:spacing w:line="1" w:lineRule="atLeast"/>
+      <w:ind w:firstLineChars="-1" w:leftChars="-1" w:rightChars="0"/>
       <w:jc w:val="center"/>
+      <w:textDirection w:val="btLr"/>
+      <w:textAlignment w:val="top"/>
+      <w:outlineLvl w:val="4"/>
     </w:pPr>
     <w:rPr>
-      <w:rFonts w:asciiTheme="majorHAnsi" w:cstheme="majorBidi" w:eastAsiaTheme="majorEastAsia" w:hAnsiTheme="majorHAnsi"/>
-      <w:sz w:val="56"/>
-      <w:szCs w:val="56"/>
-    </w:rPr>
-  </w:style>
-  <w:style w:customStyle="1" w:styleId="TitleChar" w:type="character">
-    <w:name w:val="Title Char"/>
-    <w:basedOn w:val="DefaultParagraphFont"/>
-    <w:link w:val="Title"/>
-    <w:uiPriority w:val="10"/>
-    <w:rsid w:val="00A10FD9"/>
-    <w:rPr>
-      <w:rFonts w:asciiTheme="majorHAnsi" w:cstheme="majorBidi" w:eastAsiaTheme="majorEastAsia" w:hAnsiTheme="majorHAnsi"/>
-      <w:sz w:val="56"/>
-      <w:szCs w:val="56"/>
+      <w:rFonts w:ascii="Arial" w:cs="Arial" w:eastAsia="Times New Roman" w:hAnsi="Arial"/>
+      <w:b w:val="1"/>
+      <w:color w:val="000080"/>
+      <w:w w:val="100"/>
+      <w:position w:val="-1"/>
+      <w:sz w:val="20"/>
+      <w:szCs w:val="24"/>
+      <w:effect w:val="none"/>
+      <w:vertAlign w:val="baseline"/>
+      <w:cs w:val="0"/>
+      <w:em w:val="none"/>
+      <w:lang w:bidi="ar-SA" w:eastAsia="zh-TW" w:val="es-ES"/>
+    </w:rPr>
+  </w:style>
+  <w:style w:styleId="Título6" w:type="paragraph">
+    <w:name w:val="Título 6"/>
+    <w:basedOn w:val="Normal"/>
+    <w:next w:val="Normal"/>
+    <w:autoRedefine w:val="0"/>
+    <w:hidden w:val="0"/>
+    <w:qFormat w:val="0"/>
+    <w:pPr>
+      <w:keepNext w:val="1"/>
+      <w:suppressAutoHyphens w:val="1"/>
+      <w:spacing w:after="100" w:before="100" w:line="1" w:lineRule="atLeast"/>
+      <w:ind w:firstLineChars="-1" w:leftChars="-1" w:rightChars="0"/>
+      <w:textDirection w:val="btLr"/>
+      <w:textAlignment w:val="top"/>
+      <w:outlineLvl w:val="5"/>
+    </w:pPr>
+    <w:rPr>
+      <w:rFonts w:ascii="Arial" w:cs="Arial" w:eastAsia="Times New Roman" w:hAnsi="Arial"/>
+      <w:i w:val="1"/>
+      <w:color w:val="0000ff"/>
+      <w:w w:val="100"/>
+      <w:position w:val="-1"/>
+      <w:sz w:val="24"/>
+      <w:szCs w:val="24"/>
+      <w:effect w:val="none"/>
+      <w:vertAlign w:val="baseline"/>
+      <w:cs w:val="0"/>
+      <w:em w:val="none"/>
+      <w:lang w:bidi="ar-SA" w:eastAsia="zh-TW" w:val="es-ES"/>
+    </w:rPr>
+  </w:style>
+  <w:style w:styleId="Título9" w:type="paragraph">
+    <w:name w:val="Título 9"/>
+    <w:basedOn w:val="Normal"/>
+    <w:next w:val="Normal"/>
+    <w:autoRedefine w:val="0"/>
+    <w:hidden w:val="0"/>
+    <w:qFormat w:val="0"/>
+    <w:pPr>
+      <w:tabs>
+        <w:tab w:leader="none" w:pos="1800" w:val="num"/>
+      </w:tabs>
+      <w:suppressAutoHyphens w:val="0"/>
+      <w:spacing w:after="60" w:before="240" w:line="1" w:lineRule="atLeast"/>
+      <w:ind w:firstLineChars="-1" w:hanging="1800" w:left="1800" w:leftChars="-1" w:rightChars="0"/>
+      <w:textDirection w:val="btLr"/>
+      <w:textAlignment w:val="top"/>
+      <w:outlineLvl w:val="8"/>
+    </w:pPr>
+    <w:rPr>
+      <w:rFonts w:ascii="Arial" w:eastAsia="Times New Roman" w:hAnsi="Arial"/>
+      <w:b w:val="1"/>
+      <w:i w:val="1"/>
+      <w:w w:val="100"/>
+      <w:position w:val="-1"/>
+      <w:sz w:val="18"/>
+      <w:szCs w:val="20"/>
+      <w:effect w:val="none"/>
+      <w:vertAlign w:val="baseline"/>
+      <w:cs w:val="0"/>
+      <w:em w:val="none"/>
+      <w:lang w:bidi="ar-SA" w:eastAsia="zh-TW" w:val="und"/>
+    </w:rPr>
+  </w:style>
+  <w:style w:styleId="Fuentedepárrafopredeter." w:type="character">
+    <w:name w:val="Fuente de párrafo predeter."/>
+    <w:next w:val="Fuentedepárrafopredeter."/>
+    <w:autoRedefine w:val="0"/>
+    <w:hidden w:val="0"/>
+    <w:qFormat w:val="1"/>
+    <w:rPr>
+      <w:w w:val="100"/>
+      <w:position w:val="-1"/>
+      <w:effect w:val="none"/>
+      <w:vertAlign w:val="baseline"/>
+      <w:cs w:val="0"/>
+      <w:em w:val="none"/>
+      <w:lang/>
+    </w:rPr>
+  </w:style>
+  <w:style w:styleId="Tablanormal" w:type="table">
+    <w:name w:val="Tabla normal"/>
+    <w:next w:val="Tablanormal"/>
+    <w:autoRedefine w:val="0"/>
+    <w:hidden w:val="0"/>
+    <w:qFormat w:val="1"/>
+    <w:pPr>
+      <w:suppressAutoHyphens w:val="1"/>
+      <w:spacing w:line="1" w:lineRule="atLeast"/>
+      <w:ind w:firstLineChars="-1" w:leftChars="-1" w:rightChars="0"/>
+      <w:textDirection w:val="btLr"/>
+      <w:textAlignment w:val="top"/>
+      <w:outlineLvl w:val="0"/>
+    </w:pPr>
+    <w:rPr>
+      <w:w w:val="100"/>
+      <w:position w:val="-1"/>
+      <w:effect w:val="none"/>
+      <w:vertAlign w:val="baseline"/>
+      <w:cs w:val="0"/>
+      <w:em w:val="none"/>
+      <w:lang/>
+    </w:rPr>
+    <w:tblPr>
+      <w:jc w:val="left"/>
+      <w:tblInd w:type="dxa" w:w="0.0"/>
+      <w:tblCellMar>
+        <w:top w:type="dxa" w:w="0.0"/>
+        <w:left w:type="dxa" w:w="108.0"/>
+        <w:bottom w:type="dxa" w:w="0.0"/>
+        <w:right w:type="dxa" w:w="108.0"/>
+      </w:tblCellMar>
+    </w:tblPr>
+  </w:style>
+  <w:style w:styleId="Sinlista" w:type="numbering">
+    <w:name w:val="Sin lista"/>
+    <w:next w:val="Sinlista"/>
+    <w:autoRedefine w:val="0"/>
+    <w:hidden w:val="0"/>
+    <w:qFormat w:val="1"/>
+    <w:pPr>
+      <w:suppressAutoHyphens w:val="1"/>
+      <w:spacing w:line="1" w:lineRule="atLeast"/>
+      <w:ind w:firstLineChars="-1" w:leftChars="-1" w:rightChars="0"/>
+      <w:textDirection w:val="btLr"/>
+      <w:textAlignment w:val="top"/>
+      <w:outlineLvl w:val="0"/>
+    </w:pPr>
+  </w:style>
+  <w:style w:styleId="Título,Puesto,Título1,Puesto1,Título11,Puesto11,Título111,Puesto111,Título1111,Puesto1111,Título11111" w:type="paragraph">
+    <w:name w:val="Título,Puesto,Título1,Puesto1,Título11,Puesto11,Título111,Puesto111,Título1111,Puesto1111,Título11111"/>
+    <w:basedOn w:val="Normal"/>
+    <w:next w:val="Título,Puesto,Título1,Puesto1,Título11,Puesto11,Título111,Puesto111,Título1111,Puesto1111,Título11111"/>
+    <w:autoRedefine w:val="0"/>
+    <w:hidden w:val="0"/>
+    <w:qFormat w:val="0"/>
+    <w:pPr>
+      <w:suppressAutoHyphens w:val="1"/>
+      <w:spacing w:line="1" w:lineRule="atLeast"/>
+      <w:ind w:firstLineChars="-1" w:leftChars="-1" w:rightChars="0"/>
+      <w:jc w:val="center"/>
+      <w:textDirection w:val="btLr"/>
+      <w:textAlignment w:val="top"/>
+      <w:outlineLvl w:val="0"/>
+    </w:pPr>
+    <w:rPr>
+      <w:rFonts w:ascii="Times New Roman" w:eastAsia="Times New Roman" w:hAnsi="Times New Roman"/>
+      <w:b w:val="1"/>
+      <w:w w:val="100"/>
+      <w:position w:val="-1"/>
+      <w:sz w:val="20"/>
+      <w:szCs w:val="20"/>
+      <w:effect w:val="none"/>
+      <w:vertAlign w:val="baseline"/>
+      <w:cs w:val="0"/>
+      <w:em w:val="none"/>
+      <w:lang w:bidi="ar-SA" w:eastAsia="zh-TW" w:val="es-CO"/>
+    </w:rPr>
+  </w:style>
+  <w:style w:styleId="Textoindependiente" w:type="paragraph">
+    <w:name w:val="Texto independiente"/>
+    <w:basedOn w:val="Normal"/>
+    <w:next w:val="Textoindependiente"/>
+    <w:autoRedefine w:val="0"/>
+    <w:hidden w:val="0"/>
+    <w:qFormat w:val="0"/>
+    <w:pPr>
+      <w:widowControl w:val="0"/>
+      <w:suppressAutoHyphens w:val="1"/>
+      <w:spacing w:line="1" w:lineRule="atLeast"/>
+      <w:ind w:firstLineChars="-1" w:leftChars="-1" w:rightChars="0"/>
+      <w:jc w:val="center"/>
+      <w:textDirection w:val="btLr"/>
+      <w:textAlignment w:val="top"/>
+      <w:outlineLvl w:val="0"/>
+    </w:pPr>
+    <w:rPr>
+      <w:rFonts w:ascii="Arial" w:cs="Arial" w:eastAsia="Times New Roman" w:hAnsi="Arial"/>
+      <w:b w:val="1"/>
+      <w:w w:val="100"/>
+      <w:position w:val="-1"/>
+      <w:sz w:val="23"/>
+      <w:szCs w:val="24"/>
+      <w:effect w:val="none"/>
+      <w:vertAlign w:val="baseline"/>
+      <w:cs w:val="0"/>
+      <w:em w:val="none"/>
+      <w:lang w:bidi="ar-SA" w:eastAsia="zh-TW" w:val="es-ES"/>
+    </w:rPr>
+  </w:style>
+  <w:style w:styleId="Textoennegrita" w:type="character">
+    <w:name w:val="Texto en negrita"/>
+    <w:next w:val="Textoennegrita"/>
+    <w:autoRedefine w:val="0"/>
+    <w:hidden w:val="0"/>
+    <w:qFormat w:val="0"/>
+    <w:rPr>
+      <w:b w:val="1"/>
+      <w:bCs w:val="1"/>
+      <w:w w:val="100"/>
+      <w:position w:val="-1"/>
+      <w:effect w:val="none"/>
+      <w:vertAlign w:val="baseline"/>
+      <w:cs w:val="0"/>
+      <w:em w:val="none"/>
+      <w:lang/>
+    </w:rPr>
+  </w:style>
+  <w:style w:styleId="Encabezado" w:type="paragraph">
+    <w:name w:val="Encabezado"/>
+    <w:basedOn w:val="Normal"/>
+    <w:next w:val="Encabezado"/>
+    <w:autoRedefine w:val="0"/>
+    <w:hidden w:val="0"/>
+    <w:qFormat w:val="0"/>
+    <w:pPr>
+      <w:widowControl w:val="0"/>
+      <w:suppressAutoHyphens w:val="1"/>
+      <w:spacing w:line="1" w:lineRule="atLeast"/>
+      <w:ind w:firstLineChars="-1" w:leftChars="-1" w:rightChars="0"/>
+      <w:textDirection w:val="btLr"/>
+      <w:textAlignment w:val="top"/>
+      <w:outlineLvl w:val="0"/>
+    </w:pPr>
+    <w:rPr>
+      <w:rFonts w:ascii="Arial" w:eastAsia="Times New Roman" w:hAnsi="Arial"/>
+      <w:w w:val="100"/>
+      <w:position w:val="-1"/>
+      <w:sz w:val="24"/>
+      <w:szCs w:val="24"/>
+      <w:effect w:val="none"/>
+      <w:vertAlign w:val="baseline"/>
+      <w:cs w:val="0"/>
+      <w:em w:val="none"/>
+      <w:lang w:bidi="ar-SA" w:eastAsia="zh-TW" w:val="es-ES"/>
+    </w:rPr>
+  </w:style>
+  <w:style w:styleId="Textoindependiente2" w:type="paragraph">
+    <w:name w:val="Texto independiente 2"/>
+    <w:basedOn w:val="Normal"/>
+    <w:next w:val="Textoindependiente2"/>
+    <w:autoRedefine w:val="0"/>
+    <w:hidden w:val="0"/>
+    <w:qFormat w:val="0"/>
+    <w:pPr>
+      <w:widowControl w:val="0"/>
+      <w:suppressAutoHyphens w:val="1"/>
+      <w:spacing w:line="1" w:lineRule="atLeast"/>
+      <w:ind w:firstLineChars="-1" w:leftChars="-1" w:rightChars="0"/>
+      <w:textDirection w:val="btLr"/>
+      <w:textAlignment w:val="top"/>
+      <w:outlineLvl w:val="0"/>
+    </w:pPr>
+    <w:rPr>
+      <w:rFonts w:ascii="Arial" w:cs="Arial" w:eastAsia="Times New Roman" w:hAnsi="Arial"/>
+      <w:w w:val="100"/>
+      <w:position w:val="-1"/>
+      <w:sz w:val="18"/>
+      <w:szCs w:val="24"/>
+      <w:effect w:val="none"/>
+      <w:vertAlign w:val="baseline"/>
+      <w:cs w:val="0"/>
+      <w:em w:val="none"/>
+      <w:lang w:bidi="ar-SA" w:eastAsia="zh-TW" w:val="es-ES"/>
+    </w:rPr>
+  </w:style>
+  <w:style w:styleId="Piedepágina" w:type="paragraph">
+    <w:name w:val="Pie de página"/>
+    <w:basedOn w:val="Normal"/>
+    <w:next w:val="Piedepágina"/>
+    <w:autoRedefine w:val="0"/>
+    <w:hidden w:val="0"/>
+    <w:qFormat w:val="0"/>
+    <w:pPr>
+      <w:suppressAutoHyphens w:val="1"/>
+      <w:spacing w:line="1" w:lineRule="atLeast"/>
+      <w:ind w:firstLineChars="-1" w:leftChars="-1" w:rightChars="0"/>
+      <w:textDirection w:val="btLr"/>
+      <w:textAlignment w:val="top"/>
+      <w:outlineLvl w:val="0"/>
+    </w:pPr>
+    <w:rPr>
+      <w:rFonts w:ascii="Tahoma" w:hAnsi="Tahoma"/>
+      <w:w w:val="100"/>
+      <w:position w:val="-1"/>
+      <w:sz w:val="24"/>
+      <w:szCs w:val="24"/>
+      <w:effect w:val="none"/>
+      <w:vertAlign w:val="baseline"/>
+      <w:cs w:val="0"/>
+      <w:em w:val="none"/>
+      <w:lang w:bidi="ar-SA" w:eastAsia="zh-TW" w:val="es-ES"/>
+    </w:rPr>
+  </w:style>
+  <w:style w:styleId="Tablaconcuadrícula" w:type="table">
+    <w:name w:val="Tabla con cuadrícula"/>
+    <w:basedOn w:val="Tablanormal"/>
+    <w:next w:val="Tablaconcuadrícula"/>
+    <w:autoRedefine w:val="0"/>
+    <w:hidden w:val="0"/>
+    <w:qFormat w:val="0"/>
+    <w:pPr>
+      <w:suppressAutoHyphens w:val="1"/>
+      <w:spacing w:line="1" w:lineRule="atLeast"/>
+      <w:ind w:firstLineChars="-1" w:leftChars="-1" w:rightChars="0"/>
+      <w:textDirection w:val="btLr"/>
+      <w:textAlignment w:val="top"/>
+      <w:outlineLvl w:val="0"/>
+    </w:pPr>
+    <w:rPr>
+      <w:w w:val="100"/>
+      <w:position w:val="-1"/>
+      <w:effect w:val="none"/>
+      <w:vertAlign w:val="baseline"/>
+      <w:cs w:val="0"/>
+      <w:em w:val="none"/>
+      <w:lang/>
+    </w:rPr>
+    <w:tblPr>
+      <w:tblStyle w:val="Tablaconcuadrícula"/>
+      <w:jc w:val="left"/>
+      <w:tblBorders>
+        <w:top w:color="auto" w:space="0" w:sz="4" w:val="single"/>
+        <w:left w:color="auto" w:space="0" w:sz="4" w:val="single"/>
+        <w:bottom w:color="auto" w:space="0" w:sz="4" w:val="single"/>
+        <w:right w:color="auto" w:space="0" w:sz="4" w:val="single"/>
+        <w:insideH w:color="auto" w:space="0" w:sz="4" w:val="single"/>
+        <w:insideV w:color="auto" w:space="0" w:sz="4" w:val="single"/>
+      </w:tblBorders>
+    </w:tblPr>
+  </w:style>
+  <w:style w:styleId="TDC1" w:type="paragraph">
+    <w:name w:val="TDC 1"/>
+    <w:basedOn w:val="Normal"/>
+    <w:next w:val="Normal"/>
+    <w:autoRedefine w:val="0"/>
+    <w:hidden w:val="0"/>
+    <w:qFormat w:val="0"/>
+    <w:pPr>
+      <w:tabs>
+        <w:tab w:leader="none" w:pos="480" w:val="left"/>
+        <w:tab w:leader="none" w:pos="9360" w:val="left"/>
+        <w:tab w:leader="dot" w:pos="10890" w:val="right"/>
+      </w:tabs>
+      <w:suppressAutoHyphens w:val="1"/>
+      <w:spacing w:before="360" w:line="1" w:lineRule="atLeast"/>
+      <w:ind w:firstLineChars="-1" w:leftChars="-1" w:right="-41" w:rightChars="0"/>
+      <w:textDirection w:val="btLr"/>
+      <w:textAlignment w:val="top"/>
+      <w:outlineLvl w:val="0"/>
+    </w:pPr>
+    <w:rPr>
+      <w:rFonts w:ascii="Cambria" w:hAnsi="Cambria"/>
+      <w:b w:val="1"/>
+      <w:bCs w:val="1"/>
+      <w:caps w:val="1"/>
+      <w:w w:val="100"/>
+      <w:position w:val="-1"/>
+      <w:sz w:val="24"/>
+      <w:szCs w:val="24"/>
+      <w:effect w:val="none"/>
+      <w:vertAlign w:val="baseline"/>
+      <w:cs w:val="0"/>
+      <w:em w:val="none"/>
+      <w:lang w:bidi="ar-SA" w:eastAsia="zh-TW" w:val="es-ES"/>
+    </w:rPr>
+  </w:style>
+  <w:style w:styleId="Textoindependiente3" w:type="paragraph">
+    <w:name w:val="Texto independiente 3"/>
+    <w:basedOn w:val="Normal"/>
+    <w:next w:val="Textoindependiente3"/>
+    <w:autoRedefine w:val="0"/>
+    <w:hidden w:val="0"/>
+    <w:qFormat w:val="0"/>
+    <w:pPr>
+      <w:suppressAutoHyphens w:val="1"/>
+      <w:spacing w:after="120" w:line="1" w:lineRule="atLeast"/>
+      <w:ind w:firstLineChars="-1" w:leftChars="-1" w:rightChars="0"/>
+      <w:textDirection w:val="btLr"/>
+      <w:textAlignment w:val="top"/>
+      <w:outlineLvl w:val="0"/>
+    </w:pPr>
+    <w:rPr>
+      <w:rFonts w:ascii="Tahoma" w:hAnsi="Tahoma"/>
+      <w:w w:val="100"/>
+      <w:position w:val="-1"/>
+      <w:sz w:val="16"/>
+      <w:szCs w:val="16"/>
+      <w:effect w:val="none"/>
+      <w:vertAlign w:val="baseline"/>
+      <w:cs w:val="0"/>
+      <w:em w:val="none"/>
+      <w:lang w:bidi="ar-SA" w:eastAsia="zh-TW" w:val="es-ES"/>
+    </w:rPr>
+  </w:style>
+  <w:style w:styleId="Sangría2det.independiente" w:type="paragraph">
+    <w:name w:val="Sangría 2 de t. independiente"/>
+    <w:basedOn w:val="Normal"/>
+    <w:next w:val="Sangría2det.independiente"/>
+    <w:autoRedefine w:val="0"/>
+    <w:hidden w:val="0"/>
+    <w:qFormat w:val="0"/>
+    <w:pPr>
+      <w:suppressAutoHyphens w:val="1"/>
+      <w:spacing w:after="120" w:line="480" w:lineRule="auto"/>
+      <w:ind w:firstLineChars="-1" w:left="283" w:leftChars="-1" w:rightChars="0"/>
+      <w:textDirection w:val="btLr"/>
+      <w:textAlignment w:val="top"/>
+      <w:outlineLvl w:val="0"/>
+    </w:pPr>
+    <w:rPr>
+      <w:rFonts w:ascii="Tahoma" w:hAnsi="Tahoma"/>
+      <w:w w:val="100"/>
+      <w:position w:val="-1"/>
+      <w:sz w:val="24"/>
+      <w:szCs w:val="24"/>
+      <w:effect w:val="none"/>
+      <w:vertAlign w:val="baseline"/>
+      <w:cs w:val="0"/>
+      <w:em w:val="none"/>
+      <w:lang w:bidi="ar-SA" w:eastAsia="zh-TW" w:val="es-ES"/>
+    </w:rPr>
+  </w:style>
+  <w:style w:styleId="Normal(Web)" w:type="paragraph">
+    <w:name w:val="Normal (Web)"/>
+    <w:basedOn w:val="Normal"/>
+    <w:next w:val="Normal(Web)"/>
+    <w:autoRedefine w:val="0"/>
+    <w:hidden w:val="0"/>
+    <w:qFormat w:val="0"/>
+    <w:pPr>
+      <w:suppressAutoHyphens w:val="1"/>
+      <w:spacing w:after="100" w:before="100" w:line="1" w:lineRule="atLeast"/>
+      <w:ind w:firstLineChars="-1" w:leftChars="-1" w:rightChars="0"/>
+      <w:textDirection w:val="btLr"/>
+      <w:textAlignment w:val="top"/>
+      <w:outlineLvl w:val="0"/>
+    </w:pPr>
+    <w:rPr>
+      <w:rFonts w:ascii="Arial Unicode MS" w:eastAsia="Arial Unicode MS" w:hAnsi="Arial Unicode MS"/>
+      <w:w w:val="100"/>
+      <w:position w:val="-1"/>
+      <w:sz w:val="24"/>
+      <w:szCs w:val="20"/>
+      <w:effect w:val="none"/>
+      <w:vertAlign w:val="baseline"/>
+      <w:cs w:val="0"/>
+      <w:em w:val="none"/>
+      <w:lang w:bidi="ar-SA" w:eastAsia="zh-TW" w:val="es-ES"/>
+    </w:rPr>
+  </w:style>
+  <w:style w:styleId="Epígrafe,Descripción,Epígrafe1,Descripción1,Epígrafe11,Descripción11,Epígrafe111,Descripción111,Epígrafe1111,Descripción1111,Epígrafe11111" w:type="paragraph">
+    <w:name w:val="Epígrafe,Descripción,Epígrafe1,Descripción1,Epígrafe11,Descripción11,Epígrafe111,Descripción111,Epígrafe1111,Descripción1111,Epígrafe11111"/>
+    <w:basedOn w:val="Normal"/>
+    <w:next w:val="Normal"/>
+    <w:autoRedefine w:val="0"/>
+    <w:hidden w:val="0"/>
+    <w:qFormat w:val="0"/>
+    <w:pPr>
+      <w:suppressAutoHyphens w:val="1"/>
+      <w:spacing w:line="1" w:lineRule="atLeast"/>
+      <w:ind w:firstLineChars="-1" w:leftChars="-1" w:rightChars="0"/>
+      <w:jc w:val="center"/>
+      <w:textDirection w:val="btLr"/>
+      <w:textAlignment w:val="top"/>
+      <w:outlineLvl w:val="0"/>
+    </w:pPr>
+    <w:rPr>
+      <w:rFonts w:ascii="Times New Roman" w:eastAsia="Times New Roman" w:hAnsi="Times New Roman"/>
+      <w:b w:val="1"/>
+      <w:bCs w:val="1"/>
+      <w:w w:val="100"/>
+      <w:position w:val="-1"/>
+      <w:sz w:val="28"/>
+      <w:szCs w:val="24"/>
+      <w:effect w:val="none"/>
+      <w:vertAlign w:val="baseline"/>
+      <w:cs w:val="0"/>
+      <w:em w:val="none"/>
+      <w:lang w:bidi="ar-SA" w:eastAsia="zh-TW" w:val="es-ES"/>
+    </w:rPr>
+  </w:style>
+  <w:style w:styleId="Númerodepágina" w:type="character">
+    <w:name w:val="Número de página"/>
+    <w:basedOn w:val="Fuentedepárrafopredeter."/>
+    <w:next w:val="Númerodepágina"/>
+    <w:autoRedefine w:val="0"/>
+    <w:hidden w:val="0"/>
+    <w:qFormat w:val="0"/>
+    <w:rPr>
+      <w:w w:val="100"/>
+      <w:position w:val="-1"/>
+      <w:effect w:val="none"/>
+      <w:vertAlign w:val="baseline"/>
+      <w:cs w:val="0"/>
+      <w:em w:val="none"/>
+      <w:lang/>
+    </w:rPr>
+  </w:style>
+  <w:style w:styleId="Listaactual1" w:type="numbering">
+    <w:name w:val="Lista actual1"/>
+    <w:next w:val="Listaactual1"/>
+    <w:autoRedefine w:val="0"/>
+    <w:hidden w:val="0"/>
+    <w:qFormat w:val="0"/>
+    <w:pPr>
+      <w:numPr>
+        <w:ilvl w:val="0"/>
+        <w:numId w:val="1"/>
+      </w:numPr>
+      <w:suppressAutoHyphens w:val="1"/>
+      <w:spacing w:line="1" w:lineRule="atLeast"/>
+      <w:ind w:firstLineChars="-1" w:leftChars="-1" w:rightChars="0"/>
+      <w:textDirection w:val="btLr"/>
+      <w:textAlignment w:val="top"/>
+      <w:outlineLvl w:val="0"/>
+    </w:pPr>
+  </w:style>
+  <w:style w:styleId="1/1.1/1.1.1" w:type="numbering">
+    <w:name w:val="1 / 1.1 / 1.1.1"/>
+    <w:basedOn w:val="Sinlista"/>
+    <w:next w:val="1/1.1/1.1.1"/>
+    <w:autoRedefine w:val="0"/>
+    <w:hidden w:val="0"/>
+    <w:qFormat w:val="0"/>
+    <w:pPr>
+      <w:numPr>
+        <w:ilvl w:val="0"/>
+        <w:numId w:val="2"/>
+      </w:numPr>
+      <w:suppressAutoHyphens w:val="1"/>
+      <w:spacing w:line="1" w:lineRule="atLeast"/>
+      <w:ind w:firstLineChars="-1" w:leftChars="-1" w:rightChars="0"/>
+      <w:textDirection w:val="btLr"/>
+      <w:textAlignment w:val="top"/>
+      <w:outlineLvl w:val="0"/>
+    </w:pPr>
+  </w:style>
+  <w:style w:styleId="Listaactual2" w:type="numbering">
+    <w:name w:val="Lista actual2"/>
+    <w:next w:val="Listaactual2"/>
+    <w:autoRedefine w:val="0"/>
+    <w:hidden w:val="0"/>
+    <w:qFormat w:val="0"/>
+    <w:pPr>
+      <w:numPr>
+        <w:ilvl w:val="0"/>
+        <w:numId w:val="3"/>
+      </w:numPr>
+      <w:suppressAutoHyphens w:val="1"/>
+      <w:spacing w:line="1" w:lineRule="atLeast"/>
+      <w:ind w:firstLineChars="-1" w:leftChars="-1" w:rightChars="0"/>
+      <w:textDirection w:val="btLr"/>
+      <w:textAlignment w:val="top"/>
+      <w:outlineLvl w:val="0"/>
+    </w:pPr>
+  </w:style>
+  <w:style w:styleId="Sangría3det.independiente" w:type="paragraph">
+    <w:name w:val="Sangría 3 de t. independiente"/>
+    <w:basedOn w:val="Normal"/>
+    <w:next w:val="Sangría3det.independiente"/>
+    <w:autoRedefine w:val="0"/>
+    <w:hidden w:val="0"/>
+    <w:qFormat w:val="0"/>
+    <w:pPr>
+      <w:suppressAutoHyphens w:val="1"/>
+      <w:spacing w:after="120" w:line="1" w:lineRule="atLeast"/>
+      <w:ind w:firstLineChars="-1" w:left="283" w:leftChars="-1" w:rightChars="0"/>
+      <w:textDirection w:val="btLr"/>
+      <w:textAlignment w:val="top"/>
+      <w:outlineLvl w:val="0"/>
+    </w:pPr>
+    <w:rPr>
+      <w:rFonts w:ascii="Tahoma" w:hAnsi="Tahoma"/>
+      <w:w w:val="100"/>
+      <w:position w:val="-1"/>
+      <w:sz w:val="16"/>
+      <w:szCs w:val="16"/>
+      <w:effect w:val="none"/>
+      <w:vertAlign w:val="baseline"/>
+      <w:cs w:val="0"/>
+      <w:em w:val="none"/>
+      <w:lang w:bidi="ar-SA" w:eastAsia="zh-TW" w:val="es-ES"/>
+    </w:rPr>
+  </w:style>
+  <w:style w:styleId="Listavistosa-Énfasis11" w:type="paragraph">
+    <w:name w:val="Lista vistosa - Énfasis 11"/>
+    <w:basedOn w:val="Normal"/>
+    <w:next w:val="Listavistosa-Énfasis11"/>
+    <w:autoRedefine w:val="0"/>
+    <w:hidden w:val="0"/>
+    <w:qFormat w:val="0"/>
+    <w:pPr>
+      <w:suppressAutoHyphens w:val="1"/>
+      <w:spacing w:after="200" w:line="276" w:lineRule="auto"/>
+      <w:ind w:firstLineChars="-1" w:left="720" w:leftChars="-1" w:rightChars="0"/>
+      <w:contextualSpacing w:val="1"/>
+      <w:textDirection w:val="btLr"/>
+      <w:textAlignment w:val="top"/>
+      <w:outlineLvl w:val="0"/>
+    </w:pPr>
+    <w:rPr>
+      <w:rFonts w:ascii="Calibri" w:eastAsia="Calibri" w:hAnsi="Calibri"/>
+      <w:w w:val="100"/>
+      <w:position w:val="-1"/>
+      <w:sz w:val="22"/>
+      <w:szCs w:val="22"/>
+      <w:effect w:val="none"/>
+      <w:vertAlign w:val="baseline"/>
+      <w:cs w:val="0"/>
+      <w:em w:val="none"/>
+      <w:lang w:bidi="ar-SA" w:eastAsia="zh-TW" w:val="es-CO"/>
+    </w:rPr>
+  </w:style>
+  <w:style w:styleId="Sangríadetextonormal" w:type="paragraph">
+    <w:name w:val="Sangría de texto normal"/>
+    <w:basedOn w:val="Normal"/>
+    <w:next w:val="Sangríadetextonormal"/>
+    <w:autoRedefine w:val="0"/>
+    <w:hidden w:val="0"/>
+    <w:qFormat w:val="0"/>
+    <w:pPr>
+      <w:suppressAutoHyphens w:val="1"/>
+      <w:spacing w:after="120" w:line="1" w:lineRule="atLeast"/>
+      <w:ind w:firstLineChars="-1" w:left="283" w:leftChars="-1" w:rightChars="0"/>
+      <w:textDirection w:val="btLr"/>
+      <w:textAlignment w:val="top"/>
+      <w:outlineLvl w:val="0"/>
+    </w:pPr>
+    <w:rPr>
+      <w:rFonts w:ascii="Tahoma" w:hAnsi="Tahoma"/>
+      <w:w w:val="100"/>
+      <w:position w:val="-1"/>
+      <w:sz w:val="24"/>
+      <w:szCs w:val="24"/>
+      <w:effect w:val="none"/>
+      <w:vertAlign w:val="baseline"/>
+      <w:cs w:val="0"/>
+      <w:em w:val="none"/>
+      <w:lang w:bidi="ar-SA" w:eastAsia="zh-TW" w:val="es-ES"/>
+    </w:rPr>
+  </w:style>
+  <w:style w:styleId="SangríadetextonormalCar" w:type="character">
+    <w:name w:val="Sangría de texto normal Car"/>
+    <w:next w:val="SangríadetextonormalCar"/>
+    <w:autoRedefine w:val="0"/>
+    <w:hidden w:val="0"/>
+    <w:qFormat w:val="0"/>
+    <w:rPr>
+      <w:rFonts w:ascii="Tahoma" w:hAnsi="Tahoma"/>
+      <w:w w:val="100"/>
+      <w:position w:val="-1"/>
+      <w:sz w:val="24"/>
+      <w:szCs w:val="24"/>
+      <w:effect w:val="none"/>
+      <w:vertAlign w:val="baseline"/>
+      <w:cs w:val="0"/>
+      <w:em w:val="none"/>
+      <w:lang w:eastAsia="zh-TW" w:val="es-ES"/>
+    </w:rPr>
+  </w:style>
+  <w:style w:styleId="EncabezadoCar" w:type="character">
+    <w:name w:val="Encabezado Car"/>
+    <w:next w:val="EncabezadoCar"/>
+    <w:autoRedefine w:val="0"/>
+    <w:hidden w:val="0"/>
+    <w:qFormat w:val="0"/>
+    <w:rPr>
+      <w:rFonts w:ascii="Arial" w:cs="Arial" w:eastAsia="Times New Roman" w:hAnsi="Arial"/>
+      <w:w w:val="100"/>
+      <w:position w:val="-1"/>
+      <w:sz w:val="24"/>
+      <w:szCs w:val="24"/>
+      <w:effect w:val="none"/>
+      <w:vertAlign w:val="baseline"/>
+      <w:cs w:val="0"/>
+      <w:em w:val="none"/>
+      <w:lang w:eastAsia="es-ES" w:val="es-ES"/>
+    </w:rPr>
+  </w:style>
+  <w:style w:styleId="Textodeglobo" w:type="paragraph">
+    <w:name w:val="Texto de globo"/>
+    <w:basedOn w:val="Normal"/>
+    <w:next w:val="Textodeglobo"/>
+    <w:autoRedefine w:val="0"/>
+    <w:hidden w:val="0"/>
+    <w:qFormat w:val="0"/>
+    <w:pPr>
+      <w:suppressAutoHyphens w:val="1"/>
+      <w:spacing w:line="1" w:lineRule="atLeast"/>
+      <w:ind w:firstLineChars="-1" w:leftChars="-1" w:rightChars="0"/>
+      <w:textDirection w:val="btLr"/>
+      <w:textAlignment w:val="top"/>
+      <w:outlineLvl w:val="0"/>
+    </w:pPr>
+    <w:rPr>
+      <w:rFonts w:ascii="Tahoma" w:hAnsi="Tahoma"/>
+      <w:w w:val="100"/>
+      <w:position w:val="-1"/>
+      <w:sz w:val="16"/>
+      <w:szCs w:val="16"/>
+      <w:effect w:val="none"/>
+      <w:vertAlign w:val="baseline"/>
+      <w:cs w:val="0"/>
+      <w:em w:val="none"/>
+      <w:lang w:bidi="ar-SA" w:eastAsia="zh-TW" w:val="es-ES"/>
+    </w:rPr>
+  </w:style>
+  <w:style w:styleId="TextodegloboCar" w:type="character">
+    <w:name w:val="Texto de globo Car"/>
+    <w:next w:val="TextodegloboCar"/>
+    <w:autoRedefine w:val="0"/>
+    <w:hidden w:val="0"/>
+    <w:qFormat w:val="0"/>
+    <w:rPr>
+      <w:rFonts w:ascii="Tahoma" w:cs="Tahoma" w:hAnsi="Tahoma"/>
+      <w:w w:val="100"/>
+      <w:position w:val="-1"/>
+      <w:sz w:val="16"/>
+      <w:szCs w:val="16"/>
+      <w:effect w:val="none"/>
+      <w:vertAlign w:val="baseline"/>
+      <w:cs w:val="0"/>
+      <w:em w:val="none"/>
+      <w:lang w:eastAsia="zh-TW" w:val="es-ES"/>
+    </w:rPr>
+  </w:style>
+  <w:style w:styleId="Ref.decomentario" w:type="character">
+    <w:name w:val="Ref. de comentario"/>
+    <w:next w:val="Ref.decomentario"/>
+    <w:autoRedefine w:val="0"/>
+    <w:hidden w:val="0"/>
+    <w:qFormat w:val="0"/>
+    <w:rPr>
+      <w:w w:val="100"/>
+      <w:position w:val="-1"/>
+      <w:sz w:val="16"/>
+      <w:szCs w:val="16"/>
+      <w:effect w:val="none"/>
+      <w:vertAlign w:val="baseline"/>
+      <w:cs w:val="0"/>
+      <w:em w:val="none"/>
+      <w:lang/>
+    </w:rPr>
+  </w:style>
+  <w:style w:styleId="Textocomentario" w:type="paragraph">
+    <w:name w:val="Texto comentario"/>
+    <w:basedOn w:val="Normal"/>
+    <w:next w:val="Textocomentario"/>
+    <w:autoRedefine w:val="0"/>
+    <w:hidden w:val="0"/>
+    <w:qFormat w:val="0"/>
+    <w:pPr>
+      <w:suppressAutoHyphens w:val="1"/>
+      <w:spacing w:line="1" w:lineRule="atLeast"/>
+      <w:ind w:firstLineChars="-1" w:leftChars="-1" w:rightChars="0"/>
+      <w:textDirection w:val="btLr"/>
+      <w:textAlignment w:val="top"/>
+      <w:outlineLvl w:val="0"/>
+    </w:pPr>
+    <w:rPr>
+      <w:rFonts w:ascii="Times New Roman" w:eastAsia="Times New Roman" w:hAnsi="Times New Roman"/>
+      <w:w w:val="100"/>
+      <w:position w:val="-1"/>
+      <w:sz w:val="20"/>
+      <w:szCs w:val="20"/>
+      <w:effect w:val="none"/>
+      <w:vertAlign w:val="baseline"/>
+      <w:cs w:val="0"/>
+      <w:em w:val="none"/>
+      <w:lang w:bidi="ar-SA" w:eastAsia="zh-TW" w:val="und"/>
+    </w:rPr>
+  </w:style>
+  <w:style w:styleId="TextocomentarioCar" w:type="character">
+    <w:name w:val="Texto comentario Car"/>
+    <w:next w:val="TextocomentarioCar"/>
+    <w:autoRedefine w:val="0"/>
+    <w:hidden w:val="0"/>
+    <w:qFormat w:val="0"/>
+    <w:rPr>
+      <w:w w:val="100"/>
+      <w:position w:val="-1"/>
+      <w:effect w:val="none"/>
+      <w:vertAlign w:val="baseline"/>
+      <w:cs w:val="0"/>
+      <w:em w:val="none"/>
+      <w:lang/>
+    </w:rPr>
+  </w:style>
+  <w:style w:styleId="Hipervínculo" w:type="character">
+    <w:name w:val="Hipervínculo"/>
+    <w:next w:val="Hipervínculo"/>
+    <w:autoRedefine w:val="0"/>
+    <w:hidden w:val="0"/>
+    <w:qFormat w:val="0"/>
+    <w:rPr>
+      <w:color w:val="0000ff"/>
+      <w:w w:val="100"/>
+      <w:position w:val="-1"/>
+      <w:u w:val="single"/>
+      <w:effect w:val="none"/>
+      <w:vertAlign w:val="baseline"/>
+      <w:cs w:val="0"/>
+      <w:em w:val="none"/>
+      <w:lang/>
+    </w:rPr>
+  </w:style>
+  <w:style w:styleId="Asuntodelcomentario" w:type="paragraph">
+    <w:name w:val="Asunto del comentario"/>
+    <w:basedOn w:val="Textocomentario"/>
+    <w:next w:val="Textocomentario"/>
+    <w:autoRedefine w:val="0"/>
+    <w:hidden w:val="0"/>
+    <w:qFormat w:val="0"/>
+    <w:pPr>
+      <w:suppressAutoHyphens w:val="1"/>
+      <w:spacing w:line="1" w:lineRule="atLeast"/>
+      <w:ind w:firstLineChars="-1" w:leftChars="-1" w:rightChars="0"/>
+      <w:textDirection w:val="btLr"/>
+      <w:textAlignment w:val="top"/>
+      <w:outlineLvl w:val="0"/>
+    </w:pPr>
+    <w:rPr>
+      <w:rFonts w:ascii="Tahoma" w:eastAsia="Times New Roman" w:hAnsi="Tahoma"/>
+      <w:b w:val="1"/>
+      <w:bCs w:val="1"/>
+      <w:w w:val="100"/>
+      <w:position w:val="-1"/>
+      <w:sz w:val="20"/>
+      <w:szCs w:val="20"/>
+      <w:effect w:val="none"/>
+      <w:vertAlign w:val="baseline"/>
+      <w:cs w:val="0"/>
+      <w:em w:val="none"/>
+      <w:lang w:bidi="ar-SA" w:eastAsia="zh-TW" w:val="und"/>
+    </w:rPr>
+  </w:style>
+  <w:style w:styleId="AsuntodelcomentarioCar" w:type="character">
+    <w:name w:val="Asunto del comentario Car"/>
+    <w:next w:val="AsuntodelcomentarioCar"/>
+    <w:autoRedefine w:val="0"/>
+    <w:hidden w:val="0"/>
+    <w:qFormat w:val="0"/>
+    <w:rPr>
+      <w:rFonts w:ascii="Tahoma" w:eastAsia="Times New Roman" w:hAnsi="Tahoma"/>
+      <w:b w:val="1"/>
+      <w:bCs w:val="1"/>
+      <w:w w:val="100"/>
+      <w:position w:val="-1"/>
+      <w:effect w:val="none"/>
+      <w:vertAlign w:val="baseline"/>
+      <w:cs w:val="0"/>
+      <w:em w:val="none"/>
+      <w:lang w:eastAsia="zh-TW"/>
+    </w:rPr>
+  </w:style>
+  <w:style w:styleId="Encabezadodetabladecontenido" w:type="paragraph">
+    <w:name w:val="Encabezado de tabla de contenido"/>
+    <w:basedOn w:val="Título1"/>
+    <w:next w:val="Normal"/>
+    <w:autoRedefine w:val="0"/>
+    <w:hidden w:val="0"/>
+    <w:qFormat w:val="1"/>
+    <w:pPr>
+      <w:keepNext w:val="1"/>
+      <w:keepLines w:val="1"/>
+      <w:widowControl w:val="1"/>
+      <w:suppressAutoHyphens w:val="1"/>
+      <w:spacing w:before="480" w:line="276" w:lineRule="auto"/>
+      <w:ind w:firstLineChars="-1" w:leftChars="-1" w:rightChars="0"/>
+      <w:textDirection w:val="btLr"/>
+      <w:textAlignment w:val="top"/>
+      <w:outlineLvl w:val="9"/>
+    </w:pPr>
+    <w:rPr>
+      <w:rFonts w:ascii="Cambria" w:cs="Times New Roman" w:eastAsia="Times New Roman" w:hAnsi="Cambria"/>
+      <w:b w:val="1"/>
+      <w:bCs w:val="1"/>
+      <w:color w:val="365f91"/>
+      <w:w w:val="100"/>
+      <w:position w:val="-1"/>
+      <w:sz w:val="28"/>
+      <w:szCs w:val="28"/>
+      <w:effect w:val="none"/>
+      <w:vertAlign w:val="baseline"/>
+      <w:cs w:val="0"/>
+      <w:em w:val="none"/>
+      <w:lang w:bidi="ar-SA" w:eastAsia="zh-TW" w:val="es-ES"/>
+    </w:rPr>
+  </w:style>
+  <w:style w:styleId="TDC2" w:type="paragraph">
+    <w:name w:val="TDC 2"/>
+    <w:basedOn w:val="Normal"/>
+    <w:next w:val="Normal"/>
+    <w:autoRedefine w:val="0"/>
+    <w:hidden w:val="0"/>
+    <w:qFormat w:val="0"/>
+    <w:pPr>
+      <w:tabs>
+        <w:tab w:leader="none" w:pos="720" w:val="left"/>
+        <w:tab w:leader="none" w:pos="10260" w:val="left"/>
+        <w:tab w:leader="dot" w:pos="10929" w:val="right"/>
+      </w:tabs>
+      <w:suppressAutoHyphens w:val="1"/>
+      <w:spacing w:line="1" w:lineRule="atLeast"/>
+      <w:ind w:firstLineChars="-1" w:leftChars="-1" w:right="49" w:rightChars="0"/>
+      <w:textDirection w:val="btLr"/>
+      <w:textAlignment w:val="top"/>
+      <w:outlineLvl w:val="0"/>
+    </w:pPr>
+    <w:rPr>
+      <w:rFonts w:ascii="Calibri" w:hAnsi="Calibri"/>
+      <w:b w:val="1"/>
+      <w:bCs w:val="1"/>
+      <w:w w:val="100"/>
+      <w:position w:val="-1"/>
+      <w:sz w:val="20"/>
+      <w:szCs w:val="20"/>
+      <w:effect w:val="none"/>
+      <w:vertAlign w:val="baseline"/>
+      <w:cs w:val="0"/>
+      <w:em w:val="none"/>
+      <w:lang w:bidi="ar-SA" w:eastAsia="zh-TW" w:val="es-ES"/>
+    </w:rPr>
+  </w:style>
+  <w:style w:styleId="Título4Car" w:type="character">
+    <w:name w:val="Título 4 Car"/>
+    <w:next w:val="Título4Car"/>
+    <w:autoRedefine w:val="0"/>
+    <w:hidden w:val="0"/>
+    <w:qFormat w:val="0"/>
+    <w:rPr>
+      <w:b w:val="1"/>
+      <w:bCs w:val="1"/>
+      <w:w w:val="100"/>
+      <w:position w:val="-1"/>
+      <w:sz w:val="28"/>
+      <w:szCs w:val="28"/>
+      <w:effect w:val="none"/>
+      <w:vertAlign w:val="baseline"/>
+      <w:cs w:val="0"/>
+      <w:em w:val="none"/>
+      <w:lang w:eastAsia="zh-TW"/>
+    </w:rPr>
+  </w:style>
+  <w:style w:styleId="TítuloCar" w:type="character">
+    <w:name w:val="Título Car"/>
+    <w:next w:val="TítuloCar"/>
+    <w:autoRedefine w:val="0"/>
+    <w:hidden w:val="0"/>
+    <w:qFormat w:val="0"/>
+    <w:rPr>
+      <w:b w:val="1"/>
+      <w:w w:val="100"/>
+      <w:position w:val="-1"/>
+      <w:effect w:val="none"/>
+      <w:vertAlign w:val="baseline"/>
+      <w:cs w:val="0"/>
+      <w:em w:val="none"/>
+      <w:lang w:val="es-CO"/>
+    </w:rPr>
+  </w:style>
+  <w:style w:styleId="Título2Car" w:type="character">
+    <w:name w:val="Título 2 Car"/>
+    <w:next w:val="Título2Car"/>
+    <w:autoRedefine w:val="0"/>
+    <w:hidden w:val="0"/>
+    <w:qFormat w:val="0"/>
+    <w:rPr>
+      <w:rFonts w:ascii="Arial" w:cs="Arial" w:hAnsi="Arial"/>
+      <w:b w:val="1"/>
+      <w:bCs w:val="1"/>
+      <w:i w:val="1"/>
+      <w:iCs w:val="1"/>
+      <w:w w:val="100"/>
+      <w:position w:val="-1"/>
+      <w:sz w:val="28"/>
+      <w:szCs w:val="28"/>
+      <w:effect w:val="none"/>
+      <w:vertAlign w:val="baseline"/>
+      <w:cs w:val="0"/>
+      <w:em w:val="none"/>
+      <w:lang w:eastAsia="zh-TW"/>
+    </w:rPr>
+  </w:style>
+  <w:style w:styleId="Título3Car" w:type="character">
+    <w:name w:val="Título 3 Car"/>
+    <w:next w:val="Título3Car"/>
+    <w:autoRedefine w:val="0"/>
+    <w:hidden w:val="0"/>
+    <w:qFormat w:val="0"/>
+    <w:rPr>
+      <w:rFonts w:ascii="Cambria" w:cs="Times New Roman" w:eastAsia="Times New Roman" w:hAnsi="Cambria"/>
+      <w:b w:val="1"/>
+      <w:bCs w:val="1"/>
+      <w:w w:val="100"/>
+      <w:position w:val="-1"/>
+      <w:sz w:val="26"/>
+      <w:szCs w:val="26"/>
+      <w:effect w:val="none"/>
+      <w:vertAlign w:val="baseline"/>
+      <w:cs w:val="0"/>
+      <w:em w:val="none"/>
+      <w:lang w:eastAsia="zh-TW"/>
+    </w:rPr>
+  </w:style>
+  <w:style w:styleId="Título9Car" w:type="character">
+    <w:name w:val="Título 9 Car"/>
+    <w:next w:val="Título9Car"/>
+    <w:autoRedefine w:val="0"/>
+    <w:hidden w:val="0"/>
+    <w:qFormat w:val="0"/>
+    <w:rPr>
+      <w:rFonts w:ascii="Arial" w:eastAsia="Times New Roman" w:hAnsi="Arial"/>
+      <w:b w:val="1"/>
+      <w:i w:val="1"/>
+      <w:w w:val="100"/>
+      <w:position w:val="-1"/>
+      <w:sz w:val="18"/>
+      <w:effect w:val="none"/>
+      <w:vertAlign w:val="baseline"/>
+      <w:cs w:val="0"/>
+      <w:em w:val="none"/>
+      <w:lang w:eastAsia="ar-SA"/>
+    </w:rPr>
+  </w:style>
+  <w:style w:styleId="WW-Textoindependiente2" w:type="paragraph">
+    <w:name w:val="WW-Texto independiente 2"/>
+    <w:basedOn w:val="Normal"/>
+    <w:next w:val="WW-Textoindependiente2"/>
+    <w:autoRedefine w:val="0"/>
+    <w:hidden w:val="0"/>
+    <w:qFormat w:val="0"/>
+    <w:pPr>
+      <w:suppressAutoHyphens w:val="0"/>
+      <w:spacing w:after="120" w:before="120" w:line="1" w:lineRule="atLeast"/>
+      <w:ind w:firstLineChars="-1" w:leftChars="-1" w:rightChars="0"/>
+      <w:jc w:val="both"/>
+      <w:textDirection w:val="btLr"/>
+      <w:textAlignment w:val="top"/>
+      <w:outlineLvl w:val="0"/>
+    </w:pPr>
+    <w:rPr>
+      <w:rFonts w:ascii="Times New Roman" w:eastAsia="Times New Roman" w:hAnsi="Times New Roman"/>
+      <w:color w:val="ff00ff"/>
+      <w:w w:val="100"/>
+      <w:position w:val="-1"/>
+      <w:sz w:val="24"/>
+      <w:szCs w:val="24"/>
+      <w:effect w:val="none"/>
+      <w:vertAlign w:val="baseline"/>
+      <w:cs w:val="0"/>
+      <w:em w:val="none"/>
+      <w:lang w:bidi="ar-SA" w:eastAsia="zh-TW" w:val="es-ES"/>
+    </w:rPr>
+  </w:style>
+  <w:style w:styleId="WW-Textoindependiente3" w:type="paragraph">
+    <w:name w:val="WW-Texto independiente 3"/>
+    <w:basedOn w:val="Normal"/>
+    <w:next w:val="WW-Textoindependiente3"/>
+    <w:autoRedefine w:val="0"/>
+    <w:hidden w:val="0"/>
+    <w:qFormat w:val="0"/>
+    <w:pPr>
+      <w:suppressAutoHyphens w:val="0"/>
+      <w:spacing w:line="1" w:lineRule="atLeast"/>
+      <w:ind w:firstLineChars="-1" w:leftChars="-1" w:rightChars="0"/>
+      <w:jc w:val="both"/>
+      <w:textDirection w:val="btLr"/>
+      <w:textAlignment w:val="top"/>
+      <w:outlineLvl w:val="0"/>
+    </w:pPr>
+    <w:rPr>
+      <w:rFonts w:ascii="Times New Roman" w:eastAsia="Times New Roman" w:hAnsi="Times New Roman"/>
+      <w:b w:val="1"/>
+      <w:w w:val="100"/>
+      <w:position w:val="-1"/>
+      <w:sz w:val="24"/>
+      <w:szCs w:val="20"/>
+      <w:effect w:val="none"/>
+      <w:vertAlign w:val="baseline"/>
+      <w:cs w:val="0"/>
+      <w:em w:val="none"/>
+      <w:lang w:bidi="ar-SA" w:eastAsia="zh-TW" w:val="es-ES"/>
+    </w:rPr>
+  </w:style>
+  <w:style w:styleId="WW-BodyText2" w:type="paragraph">
+    <w:name w:val="WW-Body Text 2"/>
+    <w:basedOn w:val="Normal"/>
+    <w:next w:val="WW-BodyText2"/>
+    <w:autoRedefine w:val="0"/>
+    <w:hidden w:val="0"/>
+    <w:qFormat w:val="0"/>
+    <w:pPr>
+      <w:suppressAutoHyphens w:val="0"/>
+      <w:spacing w:line="1" w:lineRule="atLeast"/>
+      <w:ind w:firstLineChars="-1" w:leftChars="-1" w:rightChars="0"/>
+      <w:jc w:val="both"/>
+      <w:textDirection w:val="btLr"/>
+      <w:textAlignment w:val="top"/>
+      <w:outlineLvl w:val="0"/>
+    </w:pPr>
+    <w:rPr>
+      <w:rFonts w:ascii="Arial" w:eastAsia="Times New Roman" w:hAnsi="Arial"/>
+      <w:w w:val="100"/>
+      <w:position w:val="-1"/>
+      <w:sz w:val="22"/>
+      <w:szCs w:val="20"/>
+      <w:effect w:val="none"/>
+      <w:vertAlign w:val="baseline"/>
+      <w:cs w:val="0"/>
+      <w:em w:val="none"/>
+      <w:lang w:bidi="ar-SA" w:eastAsia="zh-TW" w:val="es-MX"/>
+    </w:rPr>
+  </w:style>
+  <w:style w:styleId="Subtítulo" w:type="paragraph">
+    <w:name w:val="Subtítulo"/>
+    <w:basedOn w:val="Normal"/>
+    <w:next w:val="Subtítulo"/>
+    <w:autoRedefine w:val="0"/>
+    <w:hidden w:val="0"/>
+    <w:qFormat w:val="0"/>
+    <w:pPr>
+      <w:suppressAutoHyphens w:val="1"/>
+      <w:spacing w:after="60" w:line="1" w:lineRule="atLeast"/>
+      <w:ind w:firstLineChars="-1" w:leftChars="-1" w:rightChars="0"/>
+      <w:jc w:val="center"/>
+      <w:textDirection w:val="btLr"/>
+      <w:textAlignment w:val="top"/>
+      <w:outlineLvl w:val="1"/>
+    </w:pPr>
+    <w:rPr>
+      <w:rFonts w:ascii="Arial" w:eastAsia="Times New Roman" w:hAnsi="Arial"/>
+      <w:w w:val="100"/>
+      <w:position w:val="-1"/>
+      <w:sz w:val="24"/>
+      <w:szCs w:val="24"/>
+      <w:effect w:val="none"/>
+      <w:vertAlign w:val="baseline"/>
+      <w:cs w:val="0"/>
+      <w:em w:val="none"/>
+      <w:lang w:bidi="ar-SA" w:eastAsia="zh-TW" w:val="und"/>
+    </w:rPr>
+  </w:style>
+  <w:style w:styleId="SubtítuloCar" w:type="character">
+    <w:name w:val="Subtítulo Car"/>
+    <w:next w:val="SubtítuloCar"/>
+    <w:autoRedefine w:val="0"/>
+    <w:hidden w:val="0"/>
+    <w:qFormat w:val="0"/>
+    <w:rPr>
+      <w:rFonts w:ascii="Arial" w:cs="Arial" w:eastAsia="Times New Roman" w:hAnsi="Arial"/>
+      <w:w w:val="100"/>
+      <w:position w:val="-1"/>
+      <w:sz w:val="24"/>
+      <w:szCs w:val="24"/>
+      <w:effect w:val="none"/>
+      <w:vertAlign w:val="baseline"/>
+      <w:cs w:val="0"/>
+      <w:em w:val="none"/>
+      <w:lang/>
+    </w:rPr>
+  </w:style>
+  <w:style w:styleId="Contenidodelatabla" w:type="paragraph">
+    <w:name w:val="Contenido de la tabla"/>
+    <w:basedOn w:val="Normal"/>
+    <w:next w:val="Contenidodelatabla"/>
+    <w:autoRedefine w:val="0"/>
+    <w:hidden w:val="0"/>
+    <w:qFormat w:val="0"/>
+    <w:pPr>
+      <w:suppressAutoHyphens w:val="0"/>
+      <w:overflowPunct w:val="0"/>
+      <w:autoSpaceDE w:val="0"/>
+      <w:spacing w:after="120" w:line="1" w:lineRule="atLeast"/>
+      <w:ind w:firstLineChars="-1" w:leftChars="-1" w:rightChars="0"/>
+      <w:textDirection w:val="btLr"/>
+      <w:textAlignment w:val="baseline"/>
+      <w:outlineLvl w:val="0"/>
+    </w:pPr>
+    <w:rPr>
+      <w:rFonts w:ascii="Times New Roman" w:eastAsia="Times New Roman" w:hAnsi="Times New Roman"/>
+      <w:w w:val="100"/>
+      <w:position w:val="-1"/>
+      <w:sz w:val="24"/>
+      <w:szCs w:val="20"/>
+      <w:effect w:val="none"/>
+      <w:vertAlign w:val="baseline"/>
+      <w:cs w:val="0"/>
+      <w:em w:val="none"/>
+      <w:lang w:bidi="ar-SA" w:eastAsia="zh-TW" w:val="en-US"/>
+    </w:rPr>
+  </w:style>
+  <w:style w:styleId="xl64" w:type="paragraph">
+    <w:name w:val="xl64"/>
+    <w:basedOn w:val="Normal"/>
+    <w:next w:val="xl64"/>
+    <w:autoRedefine w:val="0"/>
+    <w:hidden w:val="0"/>
+    <w:qFormat w:val="0"/>
+    <w:pPr>
+      <w:suppressAutoHyphens w:val="0"/>
+      <w:spacing w:after="280" w:before="280" w:line="1" w:lineRule="atLeast"/>
+      <w:ind w:firstLineChars="-1" w:leftChars="-1" w:rightChars="0"/>
+      <w:jc w:val="center"/>
+      <w:textDirection w:val="btLr"/>
+      <w:textAlignment w:val="top"/>
+      <w:outlineLvl w:val="0"/>
+    </w:pPr>
+    <w:rPr>
+      <w:rFonts w:ascii="Times New Roman" w:eastAsia="Times New Roman" w:hAnsi="Times New Roman"/>
+      <w:w w:val="100"/>
+      <w:position w:val="-1"/>
+      <w:sz w:val="24"/>
+      <w:szCs w:val="24"/>
+      <w:effect w:val="none"/>
+      <w:vertAlign w:val="baseline"/>
+      <w:cs w:val="0"/>
+      <w:em w:val="none"/>
+      <w:lang w:bidi="ar-SA" w:eastAsia="zh-TW" w:val="es-CO"/>
+    </w:rPr>
+  </w:style>
+  <w:style w:styleId="TDC3" w:type="paragraph">
+    <w:name w:val="TDC 3"/>
+    <w:basedOn w:val="Normal"/>
+    <w:next w:val="Normal"/>
+    <w:autoRedefine w:val="0"/>
+    <w:hidden w:val="0"/>
+    <w:qFormat w:val="1"/>
+    <w:pPr>
+      <w:tabs>
+        <w:tab w:leader="none" w:pos="960" w:val="left"/>
+        <w:tab w:leader="dot" w:pos="9360" w:val="right"/>
+      </w:tabs>
+      <w:suppressAutoHyphens w:val="1"/>
+      <w:spacing w:line="1" w:lineRule="atLeast"/>
+      <w:ind w:firstLineChars="-1" w:left="240" w:leftChars="-1" w:rightChars="0"/>
+      <w:textDirection w:val="btLr"/>
+      <w:textAlignment w:val="top"/>
+      <w:outlineLvl w:val="0"/>
+    </w:pPr>
+    <w:rPr>
+      <w:rFonts w:ascii="Calibri" w:hAnsi="Calibri"/>
+      <w:w w:val="100"/>
+      <w:position w:val="-1"/>
+      <w:sz w:val="20"/>
+      <w:szCs w:val="20"/>
+      <w:effect w:val="none"/>
+      <w:vertAlign w:val="baseline"/>
+      <w:cs w:val="0"/>
+      <w:em w:val="none"/>
+      <w:lang w:bidi="ar-SA" w:eastAsia="zh-TW" w:val="es-ES"/>
+    </w:rPr>
+  </w:style>
+  <w:style w:styleId="Hipervínculovisitado" w:type="character">
+    <w:name w:val="Hipervínculo visitado"/>
+    <w:next w:val="Hipervínculovisitado"/>
+    <w:autoRedefine w:val="0"/>
+    <w:hidden w:val="0"/>
+    <w:qFormat w:val="0"/>
+    <w:rPr>
+      <w:color w:val="800080"/>
+      <w:w w:val="100"/>
+      <w:position w:val="-1"/>
+      <w:u w:val="single"/>
+      <w:effect w:val="none"/>
+      <w:vertAlign w:val="baseline"/>
+      <w:cs w:val="0"/>
+      <w:em w:val="none"/>
+      <w:lang/>
+    </w:rPr>
+  </w:style>
+  <w:style w:styleId="Título1Car" w:type="character">
+    <w:name w:val="Título 1 Car"/>
+    <w:next w:val="Título1Car"/>
+    <w:autoRedefine w:val="0"/>
+    <w:hidden w:val="0"/>
+    <w:qFormat w:val="0"/>
+    <w:rPr>
+      <w:rFonts w:ascii="Arial" w:cs="Arial" w:eastAsia="Times New Roman" w:hAnsi="Arial"/>
+      <w:b w:val="1"/>
+      <w:w w:val="100"/>
+      <w:position w:val="-1"/>
+      <w:sz w:val="18"/>
+      <w:szCs w:val="24"/>
+      <w:effect w:val="none"/>
+      <w:vertAlign w:val="baseline"/>
+      <w:cs w:val="0"/>
+      <w:em w:val="none"/>
+      <w:lang w:val="es-ES"/>
+    </w:rPr>
+  </w:style>
+  <w:style w:styleId="Textonotaalfinal" w:type="paragraph">
+    <w:name w:val="Texto nota al final"/>
+    <w:basedOn w:val="Normal"/>
+    <w:next w:val="Textonotaalfinal"/>
+    <w:autoRedefine w:val="0"/>
+    <w:hidden w:val="0"/>
+    <w:qFormat w:val="0"/>
+    <w:pPr>
+      <w:suppressAutoHyphens w:val="1"/>
+      <w:spacing w:line="1" w:lineRule="atLeast"/>
+      <w:ind w:firstLineChars="-1" w:leftChars="-1" w:rightChars="0"/>
+      <w:textDirection w:val="btLr"/>
+      <w:textAlignment w:val="top"/>
+      <w:outlineLvl w:val="0"/>
+    </w:pPr>
+    <w:rPr>
+      <w:rFonts w:ascii="Tahoma" w:hAnsi="Tahoma"/>
+      <w:w w:val="100"/>
+      <w:position w:val="-1"/>
+      <w:sz w:val="20"/>
+      <w:szCs w:val="20"/>
+      <w:effect w:val="none"/>
+      <w:vertAlign w:val="baseline"/>
+      <w:cs w:val="0"/>
+      <w:em w:val="none"/>
+      <w:lang w:bidi="ar-SA" w:eastAsia="zh-TW" w:val="und"/>
+    </w:rPr>
+  </w:style>
+  <w:style w:styleId="TextonotaalfinalCar" w:type="character">
+    <w:name w:val="Texto nota al final Car"/>
+    <w:next w:val="TextonotaalfinalCar"/>
+    <w:autoRedefine w:val="0"/>
+    <w:hidden w:val="0"/>
+    <w:qFormat w:val="0"/>
+    <w:rPr>
+      <w:rFonts w:ascii="Tahoma" w:hAnsi="Tahoma"/>
+      <w:w w:val="100"/>
+      <w:position w:val="-1"/>
+      <w:effect w:val="none"/>
+      <w:vertAlign w:val="baseline"/>
+      <w:cs w:val="0"/>
+      <w:em w:val="none"/>
+      <w:lang w:eastAsia="zh-TW"/>
+    </w:rPr>
+  </w:style>
+  <w:style w:styleId="Ref.denotaalfinal" w:type="character">
+    <w:name w:val="Ref. de nota al final"/>
+    <w:next w:val="Ref.denotaalfinal"/>
+    <w:autoRedefine w:val="0"/>
+    <w:hidden w:val="0"/>
+    <w:qFormat w:val="0"/>
+    <w:rPr>
+      <w:w w:val="100"/>
+      <w:position w:val="-1"/>
+      <w:effect w:val="none"/>
+      <w:vertAlign w:val="superscript"/>
+      <w:cs w:val="0"/>
+      <w:em w:val="none"/>
+      <w:lang/>
+    </w:rPr>
+  </w:style>
+  <w:style w:styleId="TDC4" w:type="paragraph">
+    <w:name w:val="TDC 4"/>
+    <w:basedOn w:val="Normal"/>
+    <w:next w:val="Normal"/>
+    <w:autoRedefine w:val="0"/>
+    <w:hidden w:val="0"/>
+    <w:qFormat w:val="0"/>
+    <w:pPr>
+      <w:suppressAutoHyphens w:val="1"/>
+      <w:spacing w:line="1" w:lineRule="atLeast"/>
+      <w:ind w:firstLineChars="-1" w:left="480" w:leftChars="-1" w:rightChars="0"/>
+      <w:textDirection w:val="btLr"/>
+      <w:textAlignment w:val="top"/>
+      <w:outlineLvl w:val="0"/>
+    </w:pPr>
+    <w:rPr>
+      <w:rFonts w:ascii="Calibri" w:hAnsi="Calibri"/>
+      <w:w w:val="100"/>
+      <w:position w:val="-1"/>
+      <w:sz w:val="20"/>
+      <w:szCs w:val="20"/>
+      <w:effect w:val="none"/>
+      <w:vertAlign w:val="baseline"/>
+      <w:cs w:val="0"/>
+      <w:em w:val="none"/>
+      <w:lang w:bidi="ar-SA" w:eastAsia="zh-TW" w:val="es-ES"/>
+    </w:rPr>
+  </w:style>
+  <w:style w:styleId="TDC5" w:type="paragraph">
+    <w:name w:val="TDC 5"/>
+    <w:basedOn w:val="Normal"/>
+    <w:next w:val="Normal"/>
+    <w:autoRedefine w:val="0"/>
+    <w:hidden w:val="0"/>
+    <w:qFormat w:val="0"/>
+    <w:pPr>
+      <w:suppressAutoHyphens w:val="1"/>
+      <w:spacing w:line="1" w:lineRule="atLeast"/>
+      <w:ind w:firstLineChars="-1" w:left="720" w:leftChars="-1" w:rightChars="0"/>
+      <w:textDirection w:val="btLr"/>
+      <w:textAlignment w:val="top"/>
+      <w:outlineLvl w:val="0"/>
+    </w:pPr>
+    <w:rPr>
+      <w:rFonts w:ascii="Calibri" w:hAnsi="Calibri"/>
+      <w:w w:val="100"/>
+      <w:position w:val="-1"/>
+      <w:sz w:val="20"/>
+      <w:szCs w:val="20"/>
+      <w:effect w:val="none"/>
+      <w:vertAlign w:val="baseline"/>
+      <w:cs w:val="0"/>
+      <w:em w:val="none"/>
+      <w:lang w:bidi="ar-SA" w:eastAsia="zh-TW" w:val="es-ES"/>
+    </w:rPr>
+  </w:style>
+  <w:style w:styleId="TDC6" w:type="paragraph">
+    <w:name w:val="TDC 6"/>
+    <w:basedOn w:val="Normal"/>
+    <w:next w:val="Normal"/>
+    <w:autoRedefine w:val="0"/>
+    <w:hidden w:val="0"/>
+    <w:qFormat w:val="0"/>
+    <w:pPr>
+      <w:suppressAutoHyphens w:val="1"/>
+      <w:spacing w:line="1" w:lineRule="atLeast"/>
+      <w:ind w:firstLineChars="-1" w:left="960" w:leftChars="-1" w:rightChars="0"/>
+      <w:textDirection w:val="btLr"/>
+      <w:textAlignment w:val="top"/>
+      <w:outlineLvl w:val="0"/>
+    </w:pPr>
+    <w:rPr>
+      <w:rFonts w:ascii="Calibri" w:hAnsi="Calibri"/>
+      <w:w w:val="100"/>
+      <w:position w:val="-1"/>
+      <w:sz w:val="20"/>
+      <w:szCs w:val="20"/>
+      <w:effect w:val="none"/>
+      <w:vertAlign w:val="baseline"/>
+      <w:cs w:val="0"/>
+      <w:em w:val="none"/>
+      <w:lang w:bidi="ar-SA" w:eastAsia="zh-TW" w:val="es-ES"/>
+    </w:rPr>
+  </w:style>
+  <w:style w:styleId="TDC7" w:type="paragraph">
+    <w:name w:val="TDC 7"/>
+    <w:basedOn w:val="Normal"/>
+    <w:next w:val="Normal"/>
+    <w:autoRedefine w:val="0"/>
+    <w:hidden w:val="0"/>
+    <w:qFormat w:val="0"/>
+    <w:pPr>
+      <w:suppressAutoHyphens w:val="1"/>
+      <w:spacing w:line="1" w:lineRule="atLeast"/>
+      <w:ind w:firstLineChars="-1" w:left="1200" w:leftChars="-1" w:rightChars="0"/>
+      <w:textDirection w:val="btLr"/>
+      <w:textAlignment w:val="top"/>
+      <w:outlineLvl w:val="0"/>
+    </w:pPr>
+    <w:rPr>
+      <w:rFonts w:ascii="Calibri" w:hAnsi="Calibri"/>
+      <w:w w:val="100"/>
+      <w:position w:val="-1"/>
+      <w:sz w:val="20"/>
+      <w:szCs w:val="20"/>
+      <w:effect w:val="none"/>
+      <w:vertAlign w:val="baseline"/>
+      <w:cs w:val="0"/>
+      <w:em w:val="none"/>
+      <w:lang w:bidi="ar-SA" w:eastAsia="zh-TW" w:val="es-ES"/>
+    </w:rPr>
+  </w:style>
+  <w:style w:styleId="TDC8" w:type="paragraph">
+    <w:name w:val="TDC 8"/>
+    <w:basedOn w:val="Normal"/>
+    <w:next w:val="Normal"/>
+    <w:autoRedefine w:val="0"/>
+    <w:hidden w:val="0"/>
+    <w:qFormat w:val="0"/>
+    <w:pPr>
+      <w:suppressAutoHyphens w:val="1"/>
+      <w:spacing w:line="1" w:lineRule="atLeast"/>
+      <w:ind w:firstLineChars="-1" w:left="1440" w:leftChars="-1" w:rightChars="0"/>
+      <w:textDirection w:val="btLr"/>
+      <w:textAlignment w:val="top"/>
+      <w:outlineLvl w:val="0"/>
+    </w:pPr>
+    <w:rPr>
+      <w:rFonts w:ascii="Calibri" w:hAnsi="Calibri"/>
+      <w:w w:val="100"/>
+      <w:position w:val="-1"/>
+      <w:sz w:val="20"/>
+      <w:szCs w:val="20"/>
+      <w:effect w:val="none"/>
+      <w:vertAlign w:val="baseline"/>
+      <w:cs w:val="0"/>
+      <w:em w:val="none"/>
+      <w:lang w:bidi="ar-SA" w:eastAsia="zh-TW" w:val="es-ES"/>
+    </w:rPr>
+  </w:style>
+  <w:style w:styleId="TDC9" w:type="paragraph">
+    <w:name w:val="TDC 9"/>
+    <w:basedOn w:val="Normal"/>
+    <w:next w:val="Normal"/>
+    <w:autoRedefine w:val="0"/>
+    <w:hidden w:val="0"/>
+    <w:qFormat w:val="0"/>
+    <w:pPr>
+      <w:suppressAutoHyphens w:val="1"/>
+      <w:spacing w:line="1" w:lineRule="atLeast"/>
+      <w:ind w:firstLineChars="-1" w:left="1680" w:leftChars="-1" w:rightChars="0"/>
+      <w:textDirection w:val="btLr"/>
+      <w:textAlignment w:val="top"/>
+      <w:outlineLvl w:val="0"/>
+    </w:pPr>
+    <w:rPr>
+      <w:rFonts w:ascii="Calibri" w:hAnsi="Calibri"/>
+      <w:w w:val="100"/>
+      <w:position w:val="-1"/>
+      <w:sz w:val="20"/>
+      <w:szCs w:val="20"/>
+      <w:effect w:val="none"/>
+      <w:vertAlign w:val="baseline"/>
+      <w:cs w:val="0"/>
+      <w:em w:val="none"/>
+      <w:lang w:bidi="ar-SA" w:eastAsia="zh-TW" w:val="es-ES"/>
+    </w:rPr>
+  </w:style>
+  <w:style w:styleId="Sombreadovistoso-Énfasis11" w:type="paragraph">
+    <w:name w:val="Sombreado vistoso - Énfasis 11"/>
+    <w:next w:val="Sombreadovistoso-Énfasis11"/>
+    <w:autoRedefine w:val="0"/>
+    <w:hidden w:val="0"/>
+    <w:qFormat w:val="0"/>
+    <w:pPr>
+      <w:suppressAutoHyphens w:val="1"/>
+      <w:spacing w:line="1" w:lineRule="atLeast"/>
+      <w:ind w:firstLineChars="-1" w:leftChars="-1" w:rightChars="0"/>
+      <w:textDirection w:val="btLr"/>
+      <w:textAlignment w:val="top"/>
+      <w:outlineLvl w:val="0"/>
+    </w:pPr>
+    <w:rPr>
+      <w:rFonts w:ascii="Tahoma" w:hAnsi="Tahoma"/>
+      <w:w w:val="100"/>
+      <w:position w:val="-1"/>
+      <w:sz w:val="24"/>
+      <w:szCs w:val="24"/>
+      <w:effect w:val="none"/>
+      <w:vertAlign w:val="baseline"/>
+      <w:cs w:val="0"/>
+      <w:em w:val="none"/>
+      <w:lang w:bidi="ar-SA" w:eastAsia="zh-TW" w:val="es-ES"/>
+    </w:rPr>
+  </w:style>
+  <w:style w:styleId="EpígrafeCar" w:type="character">
+    <w:name w:val="Epígrafe Car"/>
+    <w:next w:val="EpígrafeCar"/>
+    <w:autoRedefine w:val="0"/>
+    <w:hidden w:val="0"/>
+    <w:qFormat w:val="0"/>
+    <w:rPr>
+      <w:b w:val="1"/>
+      <w:bCs w:val="1"/>
+      <w:w w:val="100"/>
+      <w:position w:val="-1"/>
+      <w:sz w:val="28"/>
+      <w:szCs w:val="24"/>
+      <w:effect w:val="none"/>
+      <w:vertAlign w:val="baseline"/>
+      <w:cs w:val="0"/>
+      <w:em w:val="none"/>
+      <w:lang w:eastAsia="es-ES" w:val="es-ES"/>
+    </w:rPr>
+  </w:style>
+  <w:style w:styleId="Párrafodelista" w:type="paragraph">
+    <w:name w:val="Párrafo de lista"/>
+    <w:basedOn w:val="Normal"/>
+    <w:next w:val="Párrafodelista"/>
+    <w:autoRedefine w:val="0"/>
+    <w:hidden w:val="0"/>
+    <w:qFormat w:val="0"/>
+    <w:pPr>
+      <w:suppressAutoHyphens w:val="1"/>
+      <w:spacing w:line="1" w:lineRule="atLeast"/>
+      <w:ind w:firstLineChars="-1" w:left="708" w:leftChars="-1" w:rightChars="0"/>
+      <w:textDirection w:val="btLr"/>
+      <w:textAlignment w:val="top"/>
+      <w:outlineLvl w:val="0"/>
+    </w:pPr>
+    <w:rPr>
+      <w:rFonts w:ascii="Tahoma" w:hAnsi="Tahoma"/>
+      <w:w w:val="100"/>
+      <w:position w:val="-1"/>
+      <w:sz w:val="24"/>
+      <w:szCs w:val="24"/>
+      <w:effect w:val="none"/>
+      <w:vertAlign w:val="baseline"/>
+      <w:cs w:val="0"/>
+      <w:em w:val="none"/>
+      <w:lang w:bidi="ar-SA" w:eastAsia="zh-TW" w:val="es-ES"/>
+    </w:rPr>
+  </w:style>
+  <w:style w:styleId="Default" w:type="paragraph">
+    <w:name w:val="Default"/>
+    <w:next w:val="Default"/>
+    <w:autoRedefine w:val="0"/>
+    <w:hidden w:val="0"/>
+    <w:qFormat w:val="0"/>
+    <w:pPr>
+      <w:suppressAutoHyphens w:val="1"/>
+      <w:autoSpaceDE w:val="0"/>
+      <w:autoSpaceDN w:val="0"/>
+      <w:adjustRightInd w:val="0"/>
+      <w:spacing w:line="1" w:lineRule="atLeast"/>
+      <w:ind w:firstLineChars="-1" w:leftChars="-1" w:rightChars="0"/>
+      <w:textDirection w:val="btLr"/>
+      <w:textAlignment w:val="top"/>
+      <w:outlineLvl w:val="0"/>
+    </w:pPr>
+    <w:rPr>
+      <w:rFonts w:ascii="Arial" w:cs="Arial" w:hAnsi="Arial"/>
+      <w:color w:val="000000"/>
+      <w:w w:val="100"/>
+      <w:position w:val="-1"/>
+      <w:sz w:val="24"/>
+      <w:szCs w:val="24"/>
+      <w:effect w:val="none"/>
+      <w:vertAlign w:val="baseline"/>
+      <w:cs w:val="0"/>
+      <w:em w:val="none"/>
+      <w:lang w:bidi="ar-SA" w:eastAsia="es-CO" w:val="es-CO"/>
+    </w:rPr>
+  </w:style>
+  <w:style w:styleId="Revisión" w:type="paragraph">
+    <w:name w:val="Revisión"/>
+    <w:next w:val="Revisión"/>
+    <w:autoRedefine w:val="0"/>
+    <w:hidden w:val="0"/>
+    <w:qFormat w:val="0"/>
+    <w:pPr>
+      <w:suppressAutoHyphens w:val="1"/>
+      <w:spacing w:line="1" w:lineRule="atLeast"/>
+      <w:ind w:firstLineChars="-1" w:leftChars="-1" w:rightChars="0"/>
+      <w:textDirection w:val="btLr"/>
+      <w:textAlignment w:val="top"/>
+      <w:outlineLvl w:val="0"/>
+    </w:pPr>
+    <w:rPr>
+      <w:rFonts w:ascii="Tahoma" w:hAnsi="Tahoma"/>
+      <w:w w:val="100"/>
+      <w:position w:val="-1"/>
+      <w:sz w:val="24"/>
+      <w:szCs w:val="24"/>
+      <w:effect w:val="none"/>
+      <w:vertAlign w:val="baseline"/>
+      <w:cs w:val="0"/>
+      <w:em w:val="none"/>
+      <w:lang w:bidi="ar-SA" w:eastAsia="zh-TW" w:val="es-ES"/>
+    </w:rPr>
+  </w:style>
+  <w:style w:styleId="PiedepáginaCar" w:type="character">
+    <w:name w:val="Pie de página Car"/>
+    <w:next w:val="PiedepáginaCar"/>
+    <w:autoRedefine w:val="0"/>
+    <w:hidden w:val="0"/>
+    <w:qFormat w:val="0"/>
+    <w:rPr>
+      <w:rFonts w:ascii="Tahoma" w:hAnsi="Tahoma"/>
+      <w:w w:val="100"/>
+      <w:position w:val="-1"/>
+      <w:sz w:val="24"/>
+      <w:szCs w:val="24"/>
+      <w:effect w:val="none"/>
+      <w:vertAlign w:val="baseline"/>
+      <w:cs w:val="0"/>
+      <w:em w:val="none"/>
+      <w:lang w:eastAsia="zh-TW" w:val="es-ES"/>
+    </w:rPr>
+  </w:style>
+  <w:style w:styleId="Textonotapie" w:type="paragraph">
+    <w:name w:val="Texto nota pie"/>
+    <w:basedOn w:val="Normal"/>
+    <w:next w:val="Textonotapie"/>
+    <w:autoRedefine w:val="0"/>
+    <w:hidden w:val="0"/>
+    <w:qFormat w:val="0"/>
+    <w:pPr>
+      <w:suppressAutoHyphens w:val="1"/>
+      <w:spacing w:line="1" w:lineRule="atLeast"/>
+      <w:ind w:firstLineChars="-1" w:leftChars="-1" w:rightChars="0"/>
+      <w:textDirection w:val="btLr"/>
+      <w:textAlignment w:val="top"/>
+      <w:outlineLvl w:val="0"/>
+    </w:pPr>
+    <w:rPr>
+      <w:rFonts w:ascii="Tahoma" w:hAnsi="Tahoma"/>
+      <w:w w:val="100"/>
+      <w:position w:val="-1"/>
+      <w:sz w:val="20"/>
+      <w:szCs w:val="20"/>
+      <w:effect w:val="none"/>
+      <w:vertAlign w:val="baseline"/>
+      <w:cs w:val="0"/>
+      <w:em w:val="none"/>
+      <w:lang w:bidi="ar-SA" w:eastAsia="zh-TW" w:val="es-ES"/>
+    </w:rPr>
+  </w:style>
+  <w:style w:styleId="TextonotapieCar" w:type="character">
+    <w:name w:val="Texto nota pie Car"/>
+    <w:next w:val="TextonotapieCar"/>
+    <w:autoRedefine w:val="0"/>
+    <w:hidden w:val="0"/>
+    <w:qFormat w:val="0"/>
+    <w:rPr>
+      <w:rFonts w:ascii="Tahoma" w:hAnsi="Tahoma"/>
+      <w:w w:val="100"/>
+      <w:position w:val="-1"/>
+      <w:effect w:val="none"/>
+      <w:vertAlign w:val="baseline"/>
+      <w:cs w:val="0"/>
+      <w:em w:val="none"/>
+      <w:lang w:eastAsia="zh-TW" w:val="es-ES"/>
+    </w:rPr>
+  </w:style>
+  <w:style w:styleId="Ref.denotaalpie" w:type="character">
+    <w:name w:val="Ref. de nota al pie"/>
+    <w:next w:val="Ref.denotaalpie"/>
+    <w:autoRedefine w:val="0"/>
+    <w:hidden w:val="0"/>
+    <w:qFormat w:val="0"/>
+    <w:rPr>
+      <w:w w:val="100"/>
+      <w:position w:val="-1"/>
+      <w:effect w:val="none"/>
+      <w:vertAlign w:val="superscript"/>
+      <w:cs w:val="0"/>
+      <w:em w:val="none"/>
+      <w:lang/>
+    </w:rPr>
+  </w:style>
+  <w:style w:styleId="TítulodeTDC" w:type="paragraph">
+    <w:name w:val="Título de TDC"/>
+    <w:basedOn w:val="Título1"/>
+    <w:next w:val="Normal"/>
+    <w:autoRedefine w:val="0"/>
+    <w:hidden w:val="0"/>
+    <w:qFormat w:val="1"/>
+    <w:pPr>
+      <w:keepNext w:val="1"/>
+      <w:keepLines w:val="1"/>
+      <w:widowControl w:val="1"/>
+      <w:suppressAutoHyphens w:val="1"/>
+      <w:spacing w:before="240" w:line="259" w:lineRule="auto"/>
+      <w:ind w:firstLineChars="-1" w:leftChars="-1" w:rightChars="0"/>
+      <w:textDirection w:val="btLr"/>
+      <w:textAlignment w:val="top"/>
+      <w:outlineLvl w:val="9"/>
+    </w:pPr>
+    <w:rPr>
+      <w:rFonts w:ascii="Calibri Light" w:cs="Times New Roman" w:eastAsia="Times New Roman" w:hAnsi="Calibri Light"/>
+      <w:b w:val="0"/>
+      <w:color w:val="2e74b5"/>
+      <w:w w:val="100"/>
+      <w:position w:val="-1"/>
+      <w:sz w:val="32"/>
+      <w:szCs w:val="32"/>
+      <w:effect w:val="none"/>
+      <w:vertAlign w:val="baseline"/>
+      <w:cs w:val="0"/>
+      <w:em w:val="none"/>
+      <w:lang w:bidi="ar-SA" w:eastAsia="zh-TW" w:val="es-CO"/>
+    </w:rPr>
+  </w:style>
+  <w:style w:styleId="Énfasis" w:type="character">
+    <w:name w:val="Énfasis"/>
+    <w:next w:val="Énfasis"/>
+    <w:autoRedefine w:val="0"/>
+    <w:hidden w:val="0"/>
+    <w:qFormat w:val="0"/>
+    <w:rPr>
+      <w:i w:val="1"/>
+      <w:iCs w:val="1"/>
+      <w:w w:val="100"/>
+      <w:position w:val="-1"/>
+      <w:effect w:val="none"/>
+      <w:vertAlign w:val="baseline"/>
+      <w:cs w:val="0"/>
+      <w:em w:val="none"/>
+      <w:lang/>
+    </w:rPr>
+  </w:style>
+  <w:style w:styleId="Sinespaciado" w:type="paragraph">
+    <w:name w:val="Sin espaciado"/>
+    <w:next w:val="Sinespaciado"/>
+    <w:autoRedefine w:val="0"/>
+    <w:hidden w:val="0"/>
+    <w:qFormat w:val="0"/>
+    <w:pPr>
+      <w:suppressAutoHyphens w:val="1"/>
+      <w:spacing w:line="1" w:lineRule="atLeast"/>
+      <w:ind w:firstLineChars="-1" w:leftChars="-1" w:rightChars="0"/>
+      <w:textDirection w:val="btLr"/>
+      <w:textAlignment w:val="top"/>
+      <w:outlineLvl w:val="0"/>
+    </w:pPr>
+    <w:rPr>
+      <w:rFonts w:ascii="Tahoma" w:hAnsi="Tahoma"/>
+      <w:w w:val="100"/>
+      <w:position w:val="-1"/>
+      <w:sz w:val="24"/>
+      <w:szCs w:val="24"/>
+      <w:effect w:val="none"/>
+      <w:vertAlign w:val="baseline"/>
+      <w:cs w:val="0"/>
+      <w:em w:val="none"/>
+      <w:lang w:bidi="ar-SA" w:eastAsia="zh-TW" w:val="es-ES"/>
+    </w:rPr>
+  </w:style>
+  <w:style w:styleId="il" w:type="character">
+    <w:name w:val="il"/>
+    <w:next w:val="il"/>
+    <w:autoRedefine w:val="0"/>
+    <w:hidden w:val="0"/>
+    <w:qFormat w:val="0"/>
+    <w:rPr>
+      <w:w w:val="100"/>
+      <w:position w:val="-1"/>
+      <w:effect w:val="none"/>
+      <w:vertAlign w:val="baseline"/>
+      <w:cs w:val="0"/>
+      <w:em w:val="none"/>
+      <w:lang/>
+    </w:rPr>
+  </w:style>
+  <w:style w:styleId="Menciónsinresolver" w:type="character">
+    <w:name w:val="Mención sin resolver"/>
+    <w:next w:val="Menciónsinresolver"/>
+    <w:autoRedefine w:val="0"/>
+    <w:hidden w:val="0"/>
+    <w:qFormat w:val="1"/>
+    <w:rPr>
+      <w:color w:val="605e5c"/>
+      <w:w w:val="100"/>
+      <w:position w:val="-1"/>
+      <w:effect w:val="none"/>
+      <w:shd w:color="auto" w:fill="e1dfdd" w:val="clear"/>
+      <w:vertAlign w:val="baseline"/>
+      <w:cs w:val="0"/>
+      <w:em w:val="none"/>
+      <w:lang/>
+    </w:rPr>
+  </w:style>
+  <w:style w:styleId="Númerodelínea" w:type="character">
+    <w:name w:val="Número de línea"/>
+    <w:next w:val="Númerodelínea"/>
+    <w:autoRedefine w:val="0"/>
+    <w:hidden w:val="0"/>
+    <w:qFormat w:val="0"/>
+    <w:rPr>
+      <w:w w:val="100"/>
+      <w:position w:val="-1"/>
+      <w:effect w:val="none"/>
+      <w:vertAlign w:val="baseline"/>
+      <w:cs w:val="0"/>
+      <w:em w:val="none"/>
+      <w:lang/>
     </w:rPr>
   </w:style>
   <w:style w:styleId="Subtitle" w:type="paragraph">
     <w:name w:val="Subtitle"/>
-    <w:basedOn w:val="Title"/>
-    <w:next w:val="BodyText"/>
-    <w:link w:val="SubtitleChar"/>
-    <w:uiPriority w:val="11"/>
-    <w:qFormat/>
-    <w:rsid w:val="00A10FD9"/>
+    <w:basedOn w:val="Normal"/>
+    <w:next w:val="Normal"/>
     <w:pPr>
-      <w:numPr>
-        <w:ilvl w:val="1"/>
-      </w:numPr>
+      <w:keepNext w:val="1"/>
+      <w:keepLines w:val="1"/>
+      <w:pageBreakBefore w:val="0"/>
+      <w:spacing w:after="80" w:before="360" w:lineRule="auto"/>
     </w:pPr>
     <w:rPr>
-      <w:rFonts w:cstheme="majorBidi" w:eastAsiaTheme="majorEastAsia"/>
-      <w:spacing w:val="15"/>
-      <w:sz w:val="28"/>
-      <w:szCs w:val="28"/>
-    </w:rPr>
-  </w:style>
-  <w:style w:customStyle="1" w:styleId="SubtitleChar" w:type="character">
-    <w:name w:val="Subtitle Char"/>
-    <w:basedOn w:val="DefaultParagraphFont"/>
-    <w:link w:val="Subtitle"/>
-    <w:uiPriority w:val="11"/>
-    <w:rsid w:val="00A10FD9"/>
-    <w:rPr>
-      <w:rFonts w:cstheme="majorBidi" w:eastAsiaTheme="majorEastAsia"/>
-      <w:color w:themeColor="text1" w:themeTint="A6" w:val="595959"/>
-      <w:spacing w:val="15"/>
-      <w:sz w:val="28"/>
-      <w:szCs w:val="28"/>
-    </w:rPr>
-  </w:style>
-  <w:style w:customStyle="1" w:styleId="Author" w:type="paragraph">
-    <w:name w:val="Author"/>
-    <w:basedOn w:val="Title"/>
-    <w:next w:val="BodyText"/>
-    <w:qFormat/>
-    <w:pPr>
-      <w:keepNext/>
-      <w:keepLines/>
-    </w:pPr>
-    <w:rPr>
-      <w:sz w:val="24"/>
-      <w:szCs w:val="24"/>
-    </w:rPr>
-  </w:style>
-  <w:style w:styleId="Date" w:type="paragraph">
-    <w:name w:val="Date"/>
-    <w:basedOn w:val="Title"/>
-    <w:next w:val="BodyText"/>
-    <w:qFormat/>
-    <w:pPr>
-      <w:keepNext/>
-      <w:keepLines/>
-    </w:pPr>
-    <w:rPr>
-      <w:sz w:val="24"/>
-      <w:szCs w:val="24"/>
-    </w:rPr>
-  </w:style>
-  <w:style w:customStyle="1" w:styleId="AbstractTitle" w:type="paragraph">
-    <w:name w:val="Abstract Title"/>
-    <w:basedOn w:val="Normal"/>
-    <w:next w:val="Abstract"/>
-    <w:qFormat/>
-    <w:pPr>
-      <w:keepNext/>
-      <w:keepLines/>
-      <w:spacing w:after="0" w:before="300"/>
-      <w:jc w:val="center"/>
-    </w:pPr>
-    <w:rPr>
-      <w:b/>
-      <w:sz w:val="20"/>
-      <w:szCs w:val="20"/>
-    </w:rPr>
-  </w:style>
-  <w:style w:customStyle="1" w:styleId="Abstract" w:type="paragraph">
-    <w:name w:val="Abstract"/>
-    <w:basedOn w:val="Normal"/>
-    <w:next w:val="BodyText"/>
-    <w:qFormat/>
-    <w:pPr>
-      <w:keepNext/>
-      <w:keepLines/>
-      <w:spacing w:after="300" w:before="100"/>
-    </w:pPr>
-    <w:rPr>
-      <w:sz w:val="20"/>
-      <w:szCs w:val="20"/>
-    </w:rPr>
-  </w:style>
-  <w:style w:styleId="Bibliography" w:type="paragraph">
-    <w:name w:val="Bibliography"/>
-    <w:basedOn w:val="Normal"/>
-    <w:next w:val="Bibliography"/>
-    <w:qFormat/>
-    <w:pPr/>
-    <w:rPr/>
-  </w:style>
-  <w:style w:styleId="Heading1" w:type="paragraph">
-    <w:name w:val="heading 1"/>
-    <w:basedOn w:val="Normal"/>
-    <w:next w:val="BodyText"/>
-    <w:link w:val="Heading1Char"/>
-    <w:uiPriority w:val="9"/>
-    <w:qFormat/>
-    <w:rsid w:val="00A10FD9"/>
-    <w:pPr>
-      <w:keepNext/>
-      <w:keepLines/>
-      <w:spacing w:after="80" w:before="360"/>
-      <w:outlineLvl w:val="0"/>
-    </w:pPr>
-    <w:rPr>
-      <w:rFonts w:asciiTheme="majorHAnsi" w:cstheme="majorBidi" w:eastAsiaTheme="majorEastAsia" w:hAnsiTheme="majorHAnsi"/>
-      <w:color w:themeColor="accent1" w:themeShade="BF" w:val="0F4761"/>
-      <w:sz w:val="40"/>
-      <w:szCs w:val="40"/>
-    </w:rPr>
-  </w:style>
-  <w:style w:styleId="Heading2" w:type="paragraph">
-    <w:name w:val="heading 2"/>
-    <w:basedOn w:val="Normal"/>
-    <w:next w:val="BodyText"/>
-    <w:link w:val="Heading2Char"/>
-    <w:uiPriority w:val="9"/>
-    <w:semiHidden/>
-    <w:unhideWhenUsed/>
-    <w:qFormat/>
-    <w:rsid w:val="00A10FD9"/>
-    <w:pPr>
-      <w:keepNext/>
-      <w:keepLines/>
-      <w:spacing w:after="80" w:before="160"/>
-      <w:outlineLvl w:val="1"/>
-    </w:pPr>
-    <w:rPr>
-      <w:rFonts w:asciiTheme="majorHAnsi" w:cstheme="majorBidi" w:eastAsiaTheme="majorEastAsia" w:hAnsiTheme="majorHAnsi"/>
-      <w:color w:themeColor="accent1" w:themeShade="BF" w:val="0F4761"/>
-      <w:sz w:val="32"/>
-      <w:szCs w:val="32"/>
-    </w:rPr>
-  </w:style>
-  <w:style w:styleId="Heading3" w:type="paragraph">
-    <w:name w:val="heading 3"/>
-    <w:basedOn w:val="Normal"/>
-    <w:next w:val="BodyText"/>
-    <w:link w:val="Heading3Char"/>
-    <w:uiPriority w:val="9"/>
-    <w:semiHidden/>
-    <w:unhideWhenUsed/>
-    <w:qFormat/>
-    <w:rsid w:val="00A10FD9"/>
-    <w:pPr>
-      <w:keepNext/>
-      <w:keepLines/>
-      <w:spacing w:after="80" w:before="160"/>
-      <w:outlineLvl w:val="2"/>
-    </w:pPr>
-    <w:rPr>
-      <w:rFonts w:cstheme="majorBidi" w:eastAsiaTheme="majorEastAsia"/>
-      <w:color w:themeColor="accent1" w:themeShade="BF" w:val="0F4761"/>
-      <w:sz w:val="28"/>
-      <w:szCs w:val="28"/>
-    </w:rPr>
-  </w:style>
-  <w:style w:styleId="Heading4" w:type="paragraph">
-    <w:name w:val="heading 4"/>
-    <w:basedOn w:val="Normal"/>
-    <w:next w:val="BodyText"/>
-    <w:link w:val="Heading4Char"/>
-    <w:uiPriority w:val="9"/>
-    <w:semiHidden/>
-    <w:unhideWhenUsed/>
-    <w:qFormat/>
-    <w:rsid w:val="00A10FD9"/>
-    <w:pPr>
-      <w:keepNext/>
-      <w:keepLines/>
-      <w:spacing w:after="40" w:before="80"/>
-      <w:outlineLvl w:val="3"/>
-    </w:pPr>
-    <w:rPr>
-      <w:rFonts w:cstheme="majorBidi" w:eastAsiaTheme="majorEastAsia"/>
-      <w:i/>
-      <w:iCs/>
-      <w:color w:themeColor="accent1" w:themeShade="BF" w:val="0F4761"/>
-    </w:rPr>
-  </w:style>
-  <w:style w:styleId="Heading5" w:type="paragraph">
-    <w:name w:val="heading 5"/>
-    <w:basedOn w:val="Normal"/>
-    <w:next w:val="BodyText"/>
-    <w:link w:val="Heading5Char"/>
-    <w:uiPriority w:val="9"/>
-    <w:semiHidden/>
-    <w:unhideWhenUsed/>
-    <w:qFormat/>
-    <w:rsid w:val="00A10FD9"/>
-    <w:pPr>
-      <w:keepNext/>
-      <w:keepLines/>
-      <w:spacing w:after="40" w:before="80"/>
-      <w:outlineLvl w:val="4"/>
-    </w:pPr>
-    <w:rPr>
-      <w:rFonts w:cstheme="majorBidi" w:eastAsiaTheme="majorEastAsia"/>
-      <w:color w:themeColor="accent1" w:themeShade="BF" w:val="0F4761"/>
-    </w:rPr>
-  </w:style>
-  <w:style w:styleId="Heading6" w:type="paragraph">
-    <w:name w:val="heading 6"/>
-    <w:basedOn w:val="Normal"/>
-    <w:next w:val="BodyText"/>
-    <w:link w:val="Heading6Char"/>
-    <w:uiPriority w:val="9"/>
-    <w:semiHidden/>
-    <w:unhideWhenUsed/>
-    <w:qFormat/>
-    <w:rsid w:val="00A10FD9"/>
-    <w:pPr>
-      <w:keepNext/>
-      <w:keepLines/>
-      <w:spacing w:after="0" w:before="40"/>
-      <w:outlineLvl w:val="5"/>
-    </w:pPr>
-    <w:rPr>
-      <w:rFonts w:cstheme="majorBidi" w:eastAsiaTheme="majorEastAsia"/>
-      <w:i/>
-      <w:iCs/>
-      <w:color w:themeColor="text1" w:themeTint="A6" w:val="595959"/>
-    </w:rPr>
-  </w:style>
-  <w:style w:styleId="Heading7" w:type="paragraph">
-    <w:name w:val="heading 7"/>
-    <w:basedOn w:val="Normal"/>
-    <w:next w:val="BodyText"/>
-    <w:link w:val="Heading7Char"/>
-    <w:uiPriority w:val="9"/>
-    <w:semiHidden/>
-    <w:unhideWhenUsed/>
-    <w:qFormat/>
-    <w:rsid w:val="00A10FD9"/>
-    <w:pPr>
-      <w:keepNext/>
-      <w:keepLines/>
-      <w:spacing w:after="0" w:before="40"/>
-      <w:outlineLvl w:val="6"/>
-    </w:pPr>
-    <w:rPr>
-      <w:rFonts w:cstheme="majorBidi" w:eastAsiaTheme="majorEastAsia"/>
-      <w:color w:themeColor="text1" w:themeTint="A6" w:val="595959"/>
-    </w:rPr>
-  </w:style>
-  <w:style w:styleId="Heading8" w:type="paragraph">
-    <w:name w:val="heading 8"/>
-    <w:basedOn w:val="Normal"/>
-    <w:next w:val="BodyText"/>
-    <w:link w:val="Heading8Char"/>
-    <w:uiPriority w:val="9"/>
-    <w:semiHidden/>
-    <w:unhideWhenUsed/>
-    <w:qFormat/>
-    <w:rsid w:val="00A10FD9"/>
-    <w:pPr>
-      <w:keepNext/>
-      <w:keepLines/>
-      <w:spacing w:after="0"/>
-      <w:outlineLvl w:val="7"/>
-    </w:pPr>
-    <w:rPr>
-      <w:rFonts w:cstheme="majorBidi" w:eastAsiaTheme="majorEastAsia"/>
-      <w:i/>
-      <w:iCs/>
-      <w:color w:themeColor="text1" w:themeTint="D8" w:val="272727"/>
-    </w:rPr>
-  </w:style>
-  <w:style w:styleId="Heading9" w:type="paragraph">
-    <w:name w:val="heading 9"/>
-    <w:basedOn w:val="Normal"/>
-    <w:next w:val="BodyText"/>
-    <w:link w:val="Heading9Char"/>
-    <w:uiPriority w:val="9"/>
-    <w:semiHidden/>
-    <w:unhideWhenUsed/>
-    <w:qFormat/>
-    <w:rsid w:val="00A10FD9"/>
-    <w:pPr>
-      <w:keepNext/>
-      <w:keepLines/>
-      <w:spacing w:after="0"/>
-      <w:outlineLvl w:val="8"/>
-    </w:pPr>
-    <w:rPr>
-      <w:rFonts w:cstheme="majorBidi" w:eastAsiaTheme="majorEastAsia"/>
-      <w:color w:themeColor="text1" w:themeTint="D8" w:val="272727"/>
-    </w:rPr>
-  </w:style>
-  <w:style w:customStyle="1" w:styleId="Heading1Char" w:type="character">
-    <w:name w:val="Heading 1 Char"/>
-    <w:basedOn w:val="DefaultParagraphFont"/>
-    <w:link w:val="Heading1"/>
-    <w:uiPriority w:val="9"/>
-    <w:rsid w:val="00A10FD9"/>
-    <w:rPr>
-      <w:rFonts w:asciiTheme="majorHAnsi" w:cstheme="majorBidi" w:eastAsiaTheme="majorEastAsia" w:hAnsiTheme="majorHAnsi"/>
-      <w:color w:themeColor="accent1" w:themeShade="BF" w:val="0F4761"/>
-      <w:sz w:val="40"/>
-      <w:szCs w:val="40"/>
-    </w:rPr>
-  </w:style>
-  <w:style w:customStyle="1" w:styleId="Heading2Char" w:type="character">
-    <w:name w:val="Heading 2 Char"/>
-    <w:basedOn w:val="DefaultParagraphFont"/>
-    <w:link w:val="Heading2"/>
-    <w:uiPriority w:val="9"/>
-    <w:semiHidden/>
-    <w:rsid w:val="00A10FD9"/>
-    <w:rPr>
-      <w:rFonts w:asciiTheme="majorHAnsi" w:cstheme="majorBidi" w:eastAsiaTheme="majorEastAsia" w:hAnsiTheme="majorHAnsi"/>
-      <w:color w:themeColor="accent1" w:themeShade="BF" w:val="0F4761"/>
-      <w:sz w:val="32"/>
-      <w:szCs w:val="32"/>
-    </w:rPr>
-  </w:style>
-  <w:style w:customStyle="1" w:styleId="Heading3Char" w:type="character">
-    <w:name w:val="Heading 3 Char"/>
-    <w:basedOn w:val="DefaultParagraphFont"/>
-    <w:link w:val="Heading3"/>
-    <w:uiPriority w:val="9"/>
-    <w:semiHidden/>
-    <w:rsid w:val="00A10FD9"/>
-    <w:rPr>
-      <w:rFonts w:cstheme="majorBidi" w:eastAsiaTheme="majorEastAsia"/>
-      <w:color w:themeColor="accent1" w:themeShade="BF" w:val="0F4761"/>
-      <w:sz w:val="28"/>
-      <w:szCs w:val="28"/>
-    </w:rPr>
-  </w:style>
-  <w:style w:customStyle="1" w:styleId="Heading4Char" w:type="character">
-    <w:name w:val="Heading 4 Char"/>
-    <w:basedOn w:val="DefaultParagraphFont"/>
-    <w:link w:val="Heading4"/>
-    <w:uiPriority w:val="9"/>
-    <w:semiHidden/>
-    <w:rsid w:val="00A10FD9"/>
-    <w:rPr>
-      <w:rFonts w:cstheme="majorBidi" w:eastAsiaTheme="majorEastAsia"/>
-      <w:i/>
-      <w:iCs/>
-      <w:color w:themeColor="accent1" w:themeShade="BF" w:val="0F4761"/>
-    </w:rPr>
-  </w:style>
-  <w:style w:customStyle="1" w:styleId="Heading5Char" w:type="character">
-    <w:name w:val="Heading 5 Char"/>
-    <w:basedOn w:val="DefaultParagraphFont"/>
-    <w:link w:val="Heading5"/>
-    <w:uiPriority w:val="9"/>
-    <w:semiHidden/>
-    <w:rsid w:val="00A10FD9"/>
-    <w:rPr>
-      <w:rFonts w:cstheme="majorBidi" w:eastAsiaTheme="majorEastAsia"/>
-      <w:color w:themeColor="accent1" w:themeShade="BF" w:val="0F4761"/>
-    </w:rPr>
-  </w:style>
-  <w:style w:customStyle="1" w:styleId="Heading6Char" w:type="character">
-    <w:name w:val="Heading 6 Char"/>
-    <w:basedOn w:val="DefaultParagraphFont"/>
-    <w:link w:val="Heading6"/>
-    <w:uiPriority w:val="9"/>
-    <w:semiHidden/>
-    <w:rsid w:val="00A10FD9"/>
-    <w:rPr>
-      <w:rFonts w:cstheme="majorBidi" w:eastAsiaTheme="majorEastAsia"/>
-      <w:i/>
-      <w:iCs/>
-      <w:color w:themeColor="text1" w:themeTint="A6" w:val="595959"/>
-    </w:rPr>
-  </w:style>
-  <w:style w:customStyle="1" w:styleId="Heading7Char" w:type="character">
-    <w:name w:val="Heading 7 Char"/>
-    <w:basedOn w:val="DefaultParagraphFont"/>
-    <w:link w:val="Heading7"/>
-    <w:uiPriority w:val="9"/>
-    <w:semiHidden/>
-    <w:rsid w:val="00A10FD9"/>
-    <w:rPr>
-      <w:rFonts w:cstheme="majorBidi" w:eastAsiaTheme="majorEastAsia"/>
-      <w:color w:themeColor="text1" w:themeTint="A6" w:val="595959"/>
-    </w:rPr>
-  </w:style>
-  <w:style w:customStyle="1" w:styleId="Heading8Char" w:type="character">
-    <w:name w:val="Heading 8 Char"/>
-    <w:basedOn w:val="DefaultParagraphFont"/>
-    <w:link w:val="Heading8"/>
-    <w:uiPriority w:val="9"/>
-    <w:semiHidden/>
-    <w:rsid w:val="00A10FD9"/>
-    <w:rPr>
-      <w:rFonts w:cstheme="majorBidi" w:eastAsiaTheme="majorEastAsia"/>
-      <w:i/>
-      <w:iCs/>
-      <w:color w:themeColor="text1" w:themeTint="D8" w:val="272727"/>
-    </w:rPr>
-  </w:style>
-  <w:style w:customStyle="1" w:styleId="Heading9Char" w:type="character">
-    <w:name w:val="Heading 9 Char"/>
-    <w:basedOn w:val="DefaultParagraphFont"/>
-    <w:link w:val="Heading9"/>
-    <w:uiPriority w:val="9"/>
-    <w:semiHidden/>
-    <w:rsid w:val="00A10FD9"/>
-    <w:rPr>
-      <w:rFonts w:cstheme="majorBidi" w:eastAsiaTheme="majorEastAsia"/>
-      <w:color w:themeColor="text1" w:themeTint="D8" w:val="272727"/>
-    </w:rPr>
-  </w:style>
-  <w:style w:styleId="BlockText" w:type="paragraph">
-    <w:name w:val="Block Text"/>
-    <w:basedOn w:val="BodyText"/>
-    <w:next w:val="BodyText"/>
-    <w:uiPriority w:val="9"/>
-    <w:unhideWhenUsed/>
-    <w:qFormat/>
-    <w:pPr>
-      <w:spacing w:after="100" w:before="100"/>
-      <w:ind w:firstLine="0" w:left="480" w:right="480"/>
-    </w:pPr>
-  </w:style>
-  <w:style w:styleId="FootnoteText" w:type="paragraph">
-    <w:name w:val="Footnote Text"/>
-    <w:basedOn w:val="Normal"/>
-    <w:next w:val="FootnoteText"/>
-    <w:uiPriority w:val="9"/>
-    <w:unhideWhenUsed/>
-    <w:qFormat/>
-  </w:style>
-  <w:style w:styleId="FootnoteBlockText" w:type="paragraph">
-    <w:name w:val="Footnote Block Text"/>
-    <w:basedOn w:val="FootnoteText"/>
-    <w:next w:val="FootnoteText"/>
-    <w:uiPriority w:val="9"/>
-    <w:unhideWhenUsed/>
-    <w:qFormat/>
-    <w:pPr>
-      <w:spacing w:after="100" w:before="100"/>
-      <w:ind w:firstLine="0" w:left="480" w:right="480"/>
-    </w:pPr>
-  </w:style>
-  <w:style w:default="1" w:styleId="DefaultParagraphFont" w:type="character">
-    <w:name w:val="Default Paragraph Font"/>
-    <w:semiHidden/>
-    <w:unhideWhenUsed/>
-  </w:style>
-  <w:style w:default="1" w:styleId="Table" w:type="table">
-    <w:name w:val="Table"/>
+      <w:rFonts w:ascii="Georgia" w:cs="Georgia" w:eastAsia="Georgia" w:hAnsi="Georgia"/>
+      <w:i w:val="1"/>
+      <w:iCs w:val="1"/>
+      <w:color w:val="666666"/>
+      <w:sz w:val="48"/>
+      <w:szCs w:val="48"/>
+    </w:rPr>
+  </w:style>
+  <w:style w:styleId="Table1" w:type="table">
     <w:basedOn w:val="TableNormal"/>
-    <w:semiHidden/>
-    <w:unhideWhenUsed/>
-    <w:qFormat/>
     <w:tblPr>
-      <w:tblInd w:type="dxa" w:w="0"/>
+      <w:tblStyleRowBandSize w:val="1"/>
+      <w:tblStyleColBandSize w:val="1"/>
       <w:tblCellMar>
-        <w:top w:type="dxa" w:w="0"/>
-        <w:left w:type="dxa" w:w="108"/>
-        <w:bottom w:type="dxa" w:w="0"/>
-        <w:right w:type="dxa" w:w="108"/>
+        <w:top w:type="dxa" w:w="0.0"/>
+        <w:left w:type="dxa" w:w="108.0"/>
+        <w:bottom w:type="dxa" w:w="0.0"/>
+        <w:right w:type="dxa" w:w="108.0"/>
       </w:tblCellMar>
     </w:tblPr>
-    <w:tblStylePr w:type="firstRow">
-      <w:tcPr>
-        <w:tcBorders>
-          <w:bottom w:val="single"/>
-        </w:tcBorders>
-        <w:vAlign w:val="bottom"/>
-      </w:tcPr>
-    </w:tblStylePr>
-  </w:style>
-  <w:style w:customStyle="1" w:styleId="DefinitionTerm" w:type="paragraph">
-    <w:name w:val="Definition Term"/>
-    <w:basedOn w:val="Normal"/>
-    <w:next w:val="Definition"/>
-    <w:pPr>
-      <w:keepNext/>
-      <w:keepLines/>
-      <w:spacing w:after="0"/>
-    </w:pPr>
-    <w:rPr>
-      <w:b/>
-    </w:rPr>
-  </w:style>
-  <w:style w:customStyle="1" w:styleId="Definition" w:type="paragraph">
-    <w:name w:val="Definition"/>
-    <w:basedOn w:val="Normal"/>
-  </w:style>
-  <w:style w:styleId="Caption" w:type="paragraph">
-    <w:name w:val="Caption"/>
-    <w:basedOn w:val="Normal"/>
-    <w:link w:val="BodyTextChar"/>
-    <w:pPr>
-      <w:spacing w:after="120" w:before="0"/>
-    </w:pPr>
-    <w:rPr>
-      <w:i/>
-    </w:rPr>
-  </w:style>
-  <w:style w:customStyle="1" w:styleId="TableCaption" w:type="paragraph">
-    <w:name w:val="Table Caption"/>
-    <w:basedOn w:val="Caption"/>
-    <w:pPr>
-      <w:keepNext/>
-    </w:pPr>
-  </w:style>
-  <w:style w:customStyle="1" w:styleId="ImageCaption" w:type="paragraph">
-    <w:name w:val="Image Caption"/>
-    <w:basedOn w:val="Caption"/>
-  </w:style>
-  <w:style w:customStyle="1" w:styleId="Figure" w:type="paragraph">
-    <w:name w:val="Figure"/>
-    <w:basedOn w:val="Normal"/>
-  </w:style>
-  <w:style w:customStyle="1" w:styleId="CaptionedFigure" w:type="paragraph">
-    <w:name w:val="Captioned Figure"/>
-    <w:basedOn w:val="Figure"/>
-    <w:pPr>
-      <w:keepNext/>
-    </w:pPr>
-  </w:style>
-  <w:style w:customStyle="1" w:styleId="BodyTextChar" w:type="character">
-    <w:name w:val="Body Text Char"/>
-    <w:basedOn w:val="DefaultParagraphFont"/>
-    <w:link w:val="BodyText"/>
-  </w:style>
-  <w:style w:customStyle="1" w:styleId="VerbatimChar" w:type="character">
-    <w:name w:val="Verbatim Char"/>
-    <w:basedOn w:val="BodyTextChar"/>
-    <w:rPr>
-      <w:rFonts w:ascii="Consolas" w:hAnsi="Consolas"/>
-      <w:sz w:val="22"/>
-    </w:rPr>
-  </w:style>
-  <w:style w:customStyle="1" w:styleId="SectionNumber" w:type="character">
-    <w:name w:val="Section Number"/>
-    <w:basedOn w:val="BodyTextChar"/>
-  </w:style>
-  <w:style w:styleId="FootnoteReference" w:type="character">
-    <w:name w:val="Footnote Reference"/>
-    <w:basedOn w:val="BodyTextChar"/>
-    <w:rPr>
-      <w:vertAlign w:val="superscript"/>
-    </w:rPr>
-  </w:style>
-  <w:style w:styleId="Hyperlink" w:type="character">
-    <w:name w:val="Hyperlink"/>
-    <w:basedOn w:val="BodyTextChar"/>
-    <w:rPr>
-      <w:color w:themeColor="accent1" w:val="4F81BD"/>
-    </w:rPr>
-  </w:style>
-  <w:style w:styleId="TOCHeading" w:type="paragraph">
-    <w:name w:val="TOC Heading"/>
-    <w:basedOn w:val="Heading1"/>
-    <w:next w:val="BodyText"/>
-    <w:uiPriority w:val="39"/>
-    <w:unhideWhenUsed/>
-    <w:qFormat/>
-    <w:pPr>
-      <w:spacing w:before="240" w:line="259" w:lineRule="auto"/>
-      <w:outlineLvl w:val="9"/>
-    </w:pPr>
-    <w:rPr>
-      <w:rFonts w:asciiTheme="majorHAnsi" w:cstheme="majorBidi" w:eastAsiaTheme="majorEastAsia" w:hAnsiTheme="majorHAnsi"/>
-      <w:b w:val="0"/>
-      <w:bCs w:val="0"/>
-      <w:color w:themeColor="accent1" w:themeShade="BF" w:val="365F91"/>
-    </w:rPr>
-  </w:style>
-  <w:style w:customStyle="1" w:styleId="SourceCode" w:type="paragraph">
+  </w:style>
+  <w:style w:styleId="Table2" w:type="table">
+    <w:basedOn w:val="TableNormal"/>
+    <w:tblPr>
+      <w:tblStyleRowBandSize w:val="1"/>
+      <w:tblStyleColBandSize w:val="1"/>
+      <w:tblCellMar>
+        <w:top w:type="dxa" w:w="0.0"/>
+        <w:left w:type="dxa" w:w="108.0"/>
+        <w:bottom w:type="dxa" w:w="0.0"/>
+        <w:right w:type="dxa" w:w="108.0"/>
+      </w:tblCellMar>
+    </w:tblPr>
+  </w:style>
+  <w:style w:styleId="Table3" w:type="table">
+    <w:basedOn w:val="TableNormal"/>
+    <w:tblPr>
+      <w:tblStyleRowBandSize w:val="1"/>
+      <w:tblStyleColBandSize w:val="1"/>
+      <w:tblCellMar>
+        <w:top w:type="dxa" w:w="0.0"/>
+        <w:left w:type="dxa" w:w="108.0"/>
+        <w:bottom w:type="dxa" w:w="0.0"/>
+        <w:right w:type="dxa" w:w="108.0"/>
+      </w:tblCellMar>
+    </w:tblPr>
+  </w:style>
+  <w:style w:styleId="Table4" w:type="table">
+    <w:basedOn w:val="TableNormal"/>
+    <w:tblPr>
+      <w:tblStyleRowBandSize w:val="1"/>
+      <w:tblStyleColBandSize w:val="1"/>
+      <w:tblCellMar>
+        <w:top w:type="dxa" w:w="0.0"/>
+        <w:left w:type="dxa" w:w="108.0"/>
+        <w:bottom w:type="dxa" w:w="0.0"/>
+        <w:right w:type="dxa" w:w="108.0"/>
+      </w:tblCellMar>
+    </w:tblPr>
+  </w:style>
+  <w:style w:type="paragraph" w:customStyle="1" w:styleId="SourceCode">
     <w:name w:val="Source Code"/>
     <w:basedOn w:val="Normal"/>
     <w:link w:val="VerbatimChar"/>
@@ -3645,7 +7498,7 @@
       <w:wordWrap w:val="off"/>
     </w:pPr>
   </w:style>
-  <w:style w:customStyle="1" w:styleId="KeywordTok" w:type="character">
+  <w:style w:type="character" w:customStyle="1" w:styleId="KeywordTok">
     <w:name w:val="KeywordTok"/>
     <w:basedOn w:val="VerbatimChar"/>
     <w:rPr>
@@ -3653,77 +7506,77 @@
       <w:color w:val="007020"/>
     </w:rPr>
   </w:style>
-  <w:style w:customStyle="1" w:styleId="DataTypeTok" w:type="character">
+  <w:style w:type="character" w:customStyle="1" w:styleId="DataTypeTok">
     <w:name w:val="DataTypeTok"/>
     <w:basedOn w:val="VerbatimChar"/>
     <w:rPr>
       <w:color w:val="902000"/>
     </w:rPr>
   </w:style>
-  <w:style w:customStyle="1" w:styleId="DecValTok" w:type="character">
+  <w:style w:type="character" w:customStyle="1" w:styleId="DecValTok">
     <w:name w:val="DecValTok"/>
     <w:basedOn w:val="VerbatimChar"/>
     <w:rPr>
       <w:color w:val="40a070"/>
     </w:rPr>
   </w:style>
-  <w:style w:customStyle="1" w:styleId="BaseNTok" w:type="character">
+  <w:style w:type="character" w:customStyle="1" w:styleId="BaseNTok">
     <w:name w:val="BaseNTok"/>
     <w:basedOn w:val="VerbatimChar"/>
     <w:rPr>
       <w:color w:val="40a070"/>
     </w:rPr>
   </w:style>
-  <w:style w:customStyle="1" w:styleId="FloatTok" w:type="character">
+  <w:style w:type="character" w:customStyle="1" w:styleId="FloatTok">
     <w:name w:val="FloatTok"/>
     <w:basedOn w:val="VerbatimChar"/>
     <w:rPr>
       <w:color w:val="40a070"/>
     </w:rPr>
   </w:style>
-  <w:style w:customStyle="1" w:styleId="ConstantTok" w:type="character">
+  <w:style w:type="character" w:customStyle="1" w:styleId="ConstantTok">
     <w:name w:val="ConstantTok"/>
     <w:basedOn w:val="VerbatimChar"/>
     <w:rPr>
       <w:color w:val="880000"/>
     </w:rPr>
   </w:style>
-  <w:style w:customStyle="1" w:styleId="CharTok" w:type="character">
+  <w:style w:type="character" w:customStyle="1" w:styleId="CharTok">
     <w:name w:val="CharTok"/>
     <w:basedOn w:val="VerbatimChar"/>
     <w:rPr>
       <w:color w:val="4070a0"/>
     </w:rPr>
   </w:style>
-  <w:style w:customStyle="1" w:styleId="SpecialCharTok" w:type="character">
+  <w:style w:type="character" w:customStyle="1" w:styleId="SpecialCharTok">
     <w:name w:val="SpecialCharTok"/>
     <w:basedOn w:val="VerbatimChar"/>
     <w:rPr>
       <w:color w:val="4070a0"/>
     </w:rPr>
   </w:style>
-  <w:style w:customStyle="1" w:styleId="StringTok" w:type="character">
+  <w:style w:type="character" w:customStyle="1" w:styleId="StringTok">
     <w:name w:val="StringTok"/>
     <w:basedOn w:val="VerbatimChar"/>
     <w:rPr>
       <w:color w:val="4070a0"/>
     </w:rPr>
   </w:style>
-  <w:style w:customStyle="1" w:styleId="VerbatimStringTok" w:type="character">
+  <w:style w:type="character" w:customStyle="1" w:styleId="VerbatimStringTok">
     <w:name w:val="VerbatimStringTok"/>
     <w:basedOn w:val="VerbatimChar"/>
     <w:rPr>
       <w:color w:val="4070a0"/>
     </w:rPr>
   </w:style>
-  <w:style w:customStyle="1" w:styleId="SpecialStringTok" w:type="character">
+  <w:style w:type="character" w:customStyle="1" w:styleId="SpecialStringTok">
     <w:name w:val="SpecialStringTok"/>
     <w:basedOn w:val="VerbatimChar"/>
     <w:rPr>
       <w:color w:val="bb6688"/>
     </w:rPr>
   </w:style>
-  <w:style w:customStyle="1" w:styleId="ImportTok" w:type="character">
+  <w:style w:type="character" w:customStyle="1" w:styleId="ImportTok">
     <w:name w:val="ImportTok"/>
     <w:basedOn w:val="VerbatimChar"/>
     <w:rPr>
@@ -3731,7 +7584,7 @@
       <w:color w:val="008000"/>
     </w:rPr>
   </w:style>
-  <w:style w:customStyle="1" w:styleId="CommentTok" w:type="character">
+  <w:style w:type="character" w:customStyle="1" w:styleId="CommentTok">
     <w:name w:val="CommentTok"/>
     <w:basedOn w:val="VerbatimChar"/>
     <w:rPr>
@@ -3739,7 +7592,7 @@
       <w:color w:val="60a0b0"/>
     </w:rPr>
   </w:style>
-  <w:style w:customStyle="1" w:styleId="DocumentationTok" w:type="character">
+  <w:style w:type="character" w:customStyle="1" w:styleId="DocumentationTok">
     <w:name w:val="DocumentationTok"/>
     <w:basedOn w:val="VerbatimChar"/>
     <w:rPr>
@@ -3747,7 +7600,7 @@
       <w:color w:val="ba2121"/>
     </w:rPr>
   </w:style>
-  <w:style w:customStyle="1" w:styleId="AnnotationTok" w:type="character">
+  <w:style w:type="character" w:customStyle="1" w:styleId="AnnotationTok">
     <w:name w:val="AnnotationTok"/>
     <w:basedOn w:val="VerbatimChar"/>
     <w:rPr>
@@ -3756,7 +7609,7 @@
       <w:color w:val="60a0b0"/>
     </w:rPr>
   </w:style>
-  <w:style w:customStyle="1" w:styleId="CommentVarTok" w:type="character">
+  <w:style w:type="character" w:customStyle="1" w:styleId="CommentVarTok">
     <w:name w:val="CommentVarTok"/>
     <w:basedOn w:val="VerbatimChar"/>
     <w:rPr>
@@ -3765,28 +7618,28 @@
       <w:color w:val="60a0b0"/>
     </w:rPr>
   </w:style>
-  <w:style w:customStyle="1" w:styleId="OtherTok" w:type="character">
+  <w:style w:type="character" w:customStyle="1" w:styleId="OtherTok">
     <w:name w:val="OtherTok"/>
     <w:basedOn w:val="VerbatimChar"/>
     <w:rPr>
       <w:color w:val="007020"/>
     </w:rPr>
   </w:style>
-  <w:style w:customStyle="1" w:styleId="FunctionTok" w:type="character">
+  <w:style w:type="character" w:customStyle="1" w:styleId="FunctionTok">
     <w:name w:val="FunctionTok"/>
     <w:basedOn w:val="VerbatimChar"/>
     <w:rPr>
       <w:color w:val="06287e"/>
     </w:rPr>
   </w:style>
-  <w:style w:customStyle="1" w:styleId="VariableTok" w:type="character">
+  <w:style w:type="character" w:customStyle="1" w:styleId="VariableTok">
     <w:name w:val="VariableTok"/>
     <w:basedOn w:val="VerbatimChar"/>
     <w:rPr>
       <w:color w:val="19177c"/>
     </w:rPr>
   </w:style>
-  <w:style w:customStyle="1" w:styleId="ControlFlowTok" w:type="character">
+  <w:style w:type="character" w:customStyle="1" w:styleId="ControlFlowTok">
     <w:name w:val="ControlFlowTok"/>
     <w:basedOn w:val="VerbatimChar"/>
     <w:rPr>
@@ -3794,45 +7647,45 @@
       <w:color w:val="007020"/>
     </w:rPr>
   </w:style>
-  <w:style w:customStyle="1" w:styleId="OperatorTok" w:type="character">
+  <w:style w:type="character" w:customStyle="1" w:styleId="OperatorTok">
     <w:name w:val="OperatorTok"/>
     <w:basedOn w:val="VerbatimChar"/>
     <w:rPr>
       <w:color w:val="666666"/>
     </w:rPr>
   </w:style>
-  <w:style w:customStyle="1" w:styleId="BuiltInTok" w:type="character">
+  <w:style w:type="character" w:customStyle="1" w:styleId="BuiltInTok">
     <w:name w:val="BuiltInTok"/>
     <w:basedOn w:val="VerbatimChar"/>
     <w:rPr>
       <w:color w:val="008000"/>
     </w:rPr>
   </w:style>
-  <w:style w:customStyle="1" w:styleId="ExtensionTok" w:type="character">
+  <w:style w:type="character" w:customStyle="1" w:styleId="ExtensionTok">
     <w:name w:val="ExtensionTok"/>
     <w:basedOn w:val="VerbatimChar"/>
     <w:rPr/>
   </w:style>
-  <w:style w:customStyle="1" w:styleId="PreprocessorTok" w:type="character">
+  <w:style w:type="character" w:customStyle="1" w:styleId="PreprocessorTok">
     <w:name w:val="PreprocessorTok"/>
     <w:basedOn w:val="VerbatimChar"/>
     <w:rPr>
       <w:color w:val="bc7a00"/>
     </w:rPr>
   </w:style>
-  <w:style w:customStyle="1" w:styleId="AttributeTok" w:type="character">
+  <w:style w:type="character" w:customStyle="1" w:styleId="AttributeTok">
     <w:name w:val="AttributeTok"/>
     <w:basedOn w:val="VerbatimChar"/>
     <w:rPr>
       <w:color w:val="7d9029"/>
     </w:rPr>
   </w:style>
-  <w:style w:customStyle="1" w:styleId="RegionMarkerTok" w:type="character">
+  <w:style w:type="character" w:customStyle="1" w:styleId="RegionMarkerTok">
     <w:name w:val="RegionMarkerTok"/>
     <w:basedOn w:val="VerbatimChar"/>
     <w:rPr/>
   </w:style>
-  <w:style w:customStyle="1" w:styleId="InformationTok" w:type="character">
+  <w:style w:type="character" w:customStyle="1" w:styleId="InformationTok">
     <w:name w:val="InformationTok"/>
     <w:basedOn w:val="VerbatimChar"/>
     <w:rPr>
@@ -3841,7 +7694,7 @@
       <w:color w:val="60a0b0"/>
     </w:rPr>
   </w:style>
-  <w:style w:customStyle="1" w:styleId="WarningTok" w:type="character">
+  <w:style w:type="character" w:customStyle="1" w:styleId="WarningTok">
     <w:name w:val="WarningTok"/>
     <w:basedOn w:val="VerbatimChar"/>
     <w:rPr>
@@ -3850,7 +7703,7 @@
       <w:color w:val="60a0b0"/>
     </w:rPr>
   </w:style>
-  <w:style w:customStyle="1" w:styleId="AlertTok" w:type="character">
+  <w:style w:type="character" w:customStyle="1" w:styleId="AlertTok">
     <w:name w:val="AlertTok"/>
     <w:basedOn w:val="VerbatimChar"/>
     <w:rPr>
@@ -3858,7 +7711,7 @@
       <w:color w:val="ff0000"/>
     </w:rPr>
   </w:style>
-  <w:style w:customStyle="1" w:styleId="ErrorTok" w:type="character">
+  <w:style w:type="character" w:customStyle="1" w:styleId="ErrorTok">
     <w:name w:val="ErrorTok"/>
     <w:basedOn w:val="VerbatimChar"/>
     <w:rPr>
@@ -3866,7 +7719,7 @@
       <w:color w:val="ff0000"/>
     </w:rPr>
   </w:style>
-  <w:style w:customStyle="1" w:styleId="NormalTok" w:type="character">
+  <w:style w:type="character" w:customStyle="1" w:styleId="NormalTok">
     <w:name w:val="NormalTok"/>
     <w:basedOn w:val="VerbatimChar"/>
     <w:rPr/>
@@ -3885,44 +7738,44 @@
         <a:sysClr val="window" lastClr="FFFFFF"/>
       </a:lt1>
       <a:dk2>
-        <a:srgbClr val="0E2841"/>
+        <a:srgbClr val="1F497D"/>
       </a:dk2>
       <a:lt2>
-        <a:srgbClr val="E8E8E8"/>
+        <a:srgbClr val="EEECE1"/>
       </a:lt2>
       <a:accent1>
-        <a:srgbClr val="156082"/>
+        <a:srgbClr val="4F81BD"/>
       </a:accent1>
       <a:accent2>
-        <a:srgbClr val="E97132"/>
+        <a:srgbClr val="C0504D"/>
       </a:accent2>
       <a:accent3>
-        <a:srgbClr val="196B24"/>
+        <a:srgbClr val="9BBB59"/>
       </a:accent3>
       <a:accent4>
-        <a:srgbClr val="0F9ED5"/>
+        <a:srgbClr val="8064A2"/>
       </a:accent4>
       <a:accent5>
-        <a:srgbClr val="A02B93"/>
+        <a:srgbClr val="4BACC6"/>
       </a:accent5>
       <a:accent6>
-        <a:srgbClr val="4EA72E"/>
+        <a:srgbClr val="F79646"/>
       </a:accent6>
       <a:hlink>
-        <a:srgbClr val="467886"/>
+        <a:srgbClr val="0000FF"/>
       </a:hlink>
       <a:folHlink>
-        <a:srgbClr val="96607D"/>
+        <a:srgbClr val="800080"/>
       </a:folHlink>
     </a:clrScheme>
     <a:fontScheme name="Office">
       <a:majorFont>
-        <a:latin typeface="Aptos Display" panose="02110004020202020204"/>
+        <a:latin typeface="Calibri"/>
         <a:ea typeface=""/>
         <a:cs typeface=""/>
-        <a:font script="Jpan" typeface="游ゴシック Light"/>
+        <a:font script="Jpan" typeface="ＭＳ ゴシック"/>
         <a:font script="Hang" typeface="맑은 고딕"/>
-        <a:font script="Hans" typeface="等线 Light"/>
+        <a:font script="Hans" typeface="宋体"/>
         <a:font script="Hant" typeface="新細明體"/>
         <a:font script="Arab" typeface="Times New Roman"/>
         <a:font script="Hebr" typeface="Times New Roman"/>
@@ -3950,31 +7803,14 @@
         <a:font script="Viet" typeface="Times New Roman"/>
         <a:font script="Uigh" typeface="Microsoft Uighur"/>
         <a:font script="Geor" typeface="Sylfaen"/>
-        <a:font script="Armn" typeface="Arial"/>
-        <a:font script="Bugi" typeface="Leelawadee UI"/>
-        <a:font script="Bopo" typeface="Microsoft JhengHei"/>
-        <a:font script="Java" typeface="Javanese Text"/>
-        <a:font script="Lisu" typeface="Segoe UI"/>
-        <a:font script="Mymr" typeface="Myanmar Text"/>
-        <a:font script="Nkoo" typeface="Ebrima"/>
-        <a:font script="Olck" typeface="Nirmala UI"/>
-        <a:font script="Osma" typeface="Ebrima"/>
-        <a:font script="Phag" typeface="Phagspa"/>
-        <a:font script="Syrn" typeface="Estrangelo Edessa"/>
-        <a:font script="Syrj" typeface="Estrangelo Edessa"/>
-        <a:font script="Syre" typeface="Estrangelo Edessa"/>
-        <a:font script="Sora" typeface="Nirmala UI"/>
-        <a:font script="Tale" typeface="Microsoft Tai Le"/>
-        <a:font script="Talu" typeface="Microsoft New Tai Lue"/>
-        <a:font script="Tfng" typeface="Ebrima"/>
       </a:majorFont>
       <a:minorFont>
-        <a:latin typeface="Aptos" panose="02110004020202020204"/>
+        <a:latin typeface="Cambria"/>
         <a:ea typeface=""/>
         <a:cs typeface=""/>
-        <a:font script="Jpan" typeface="游明朝"/>
+        <a:font script="Jpan" typeface="ＭＳ 明朝"/>
         <a:font script="Hang" typeface="맑은 고딕"/>
-        <a:font script="Hans" typeface="等线"/>
+        <a:font script="Hans" typeface="宋体"/>
         <a:font script="Hant" typeface="新細明體"/>
         <a:font script="Arab" typeface="Arial"/>
         <a:font script="Hebr" typeface="Arial"/>
@@ -4002,23 +7838,6 @@
         <a:font script="Viet" typeface="Arial"/>
         <a:font script="Uigh" typeface="Microsoft Uighur"/>
         <a:font script="Geor" typeface="Sylfaen"/>
-        <a:font script="Armn" typeface="Arial"/>
-        <a:font script="Bugi" typeface="Leelawadee UI"/>
-        <a:font script="Bopo" typeface="Microsoft JhengHei"/>
-        <a:font script="Java" typeface="Javanese Text"/>
-        <a:font script="Lisu" typeface="Segoe UI"/>
-        <a:font script="Mymr" typeface="Myanmar Text"/>
-        <a:font script="Nkoo" typeface="Ebrima"/>
-        <a:font script="Olck" typeface="Nirmala UI"/>
-        <a:font script="Osma" typeface="Ebrima"/>
-        <a:font script="Phag" typeface="Phagspa"/>
-        <a:font script="Syrn" typeface="Estrangelo Edessa"/>
-        <a:font script="Syrj" typeface="Estrangelo Edessa"/>
-        <a:font script="Syre" typeface="Estrangelo Edessa"/>
-        <a:font script="Sora" typeface="Nirmala UI"/>
-        <a:font script="Tale" typeface="Microsoft Tai Le"/>
-        <a:font script="Talu" typeface="Microsoft New Tai Lue"/>
-        <a:font script="Tfng" typeface="Ebrima"/>
       </a:minorFont>
     </a:fontScheme>
     <a:fmtScheme name="Office">
@@ -4030,141 +7849,200 @@
           <a:gsLst>
             <a:gs pos="0">
               <a:schemeClr val="phClr">
-                <a:lumMod val="110000"/>
-                <a:satMod val="105000"/>
-                <a:tint val="67000"/>
+                <a:tint val="50000"/>
+                <a:satMod val="300000"/>
               </a:schemeClr>
             </a:gs>
-            <a:gs pos="50000">
+            <a:gs pos="35000">
               <a:schemeClr val="phClr">
-                <a:lumMod val="105000"/>
-                <a:satMod val="103000"/>
-                <a:tint val="73000"/>
+                <a:tint val="37000"/>
+                <a:satMod val="300000"/>
               </a:schemeClr>
             </a:gs>
             <a:gs pos="100000">
               <a:schemeClr val="phClr">
-                <a:lumMod val="105000"/>
-                <a:satMod val="109000"/>
-                <a:tint val="81000"/>
+                <a:tint val="15000"/>
+                <a:satMod val="350000"/>
               </a:schemeClr>
             </a:gs>
           </a:gsLst>
-          <a:lin ang="5400000" scaled="0"/>
+          <a:lin ang="16200000" scaled="1"/>
         </a:gradFill>
         <a:gradFill rotWithShape="1">
           <a:gsLst>
             <a:gs pos="0">
               <a:schemeClr val="phClr">
-                <a:satMod val="103000"/>
-                <a:lumMod val="102000"/>
-                <a:tint val="94000"/>
-              </a:schemeClr>
-            </a:gs>
-            <a:gs pos="50000">
-              <a:schemeClr val="phClr">
-                <a:satMod val="110000"/>
-                <a:lumMod val="100000"/>
+                <a:tint val="100000"/>
                 <a:shade val="100000"/>
+                <a:satMod val="130000"/>
               </a:schemeClr>
             </a:gs>
             <a:gs pos="100000">
               <a:schemeClr val="phClr">
-                <a:lumMod val="99000"/>
-                <a:satMod val="120000"/>
-                <a:shade val="78000"/>
+                <a:tint val="50000"/>
+                <a:shade val="100000"/>
+                <a:satMod val="350000"/>
               </a:schemeClr>
             </a:gs>
           </a:gsLst>
-          <a:lin ang="5400000" scaled="0"/>
+          <a:lin ang="16200000" scaled="0"/>
         </a:gradFill>
       </a:fillStyleLst>
       <a:lnStyleLst>
-        <a:ln w="6350" cap="flat" cmpd="sng" algn="ctr">
+        <a:ln w="9525" cap="flat" cmpd="sng" algn="ctr">
+          <a:solidFill>
+            <a:schemeClr val="phClr">
+              <a:shade val="95000"/>
+              <a:satMod val="105000"/>
+            </a:schemeClr>
+          </a:solidFill>
+          <a:prstDash val="solid"/>
+        </a:ln>
+        <a:ln w="25400" cap="flat" cmpd="sng" algn="ctr">
           <a:solidFill>
             <a:schemeClr val="phClr"/>
           </a:solidFill>
           <a:prstDash val="solid"/>
-          <a:miter lim="800000"/>
         </a:ln>
-        <a:ln w="12700" cap="flat" cmpd="sng" algn="ctr">
+        <a:ln w="38100" cap="flat" cmpd="sng" algn="ctr">
           <a:solidFill>
             <a:schemeClr val="phClr"/>
           </a:solidFill>
           <a:prstDash val="solid"/>
-          <a:miter lim="800000"/>
-        </a:ln>
-        <a:ln w="19050" cap="flat" cmpd="sng" algn="ctr">
-          <a:solidFill>
-            <a:schemeClr val="phClr"/>
-          </a:solidFill>
-          <a:prstDash val="solid"/>
-          <a:miter lim="800000"/>
         </a:ln>
       </a:lnStyleLst>
       <a:effectStyleLst>
         <a:effectStyle>
-          <a:effectLst/>
-        </a:effectStyle>
-        <a:effectStyle>
-          <a:effectLst/>
+          <a:effectLst>
+            <a:outerShdw blurRad="40000" dist="20000" dir="5400000" rotWithShape="0">
+              <a:srgbClr val="000000">
+                <a:alpha val="38000"/>
+              </a:srgbClr>
+            </a:outerShdw>
+          </a:effectLst>
         </a:effectStyle>
         <a:effectStyle>
           <a:effectLst>
-            <a:outerShdw blurRad="57150" dist="19050" dir="5400000" algn="ctr" rotWithShape="0">
+            <a:outerShdw blurRad="40000" dist="23000" dir="5400000" rotWithShape="0">
               <a:srgbClr val="000000">
-                <a:alpha val="63000"/>
+                <a:alpha val="35000"/>
               </a:srgbClr>
             </a:outerShdw>
           </a:effectLst>
+        </a:effectStyle>
+        <a:effectStyle>
+          <a:effectLst>
+            <a:outerShdw blurRad="40000" dist="23000" dir="5400000" rotWithShape="0">
+              <a:srgbClr val="000000">
+                <a:alpha val="35000"/>
+              </a:srgbClr>
+            </a:outerShdw>
+          </a:effectLst>
+          <a:scene3d>
+            <a:camera prst="orthographicFront">
+              <a:rot lat="0" lon="0" rev="0"/>
+            </a:camera>
+            <a:lightRig rig="threePt" dir="t">
+              <a:rot lat="0" lon="0" rev="1200000"/>
+            </a:lightRig>
+          </a:scene3d>
+          <a:sp3d>
+            <a:bevelT w="63500" h="25400"/>
+          </a:sp3d>
         </a:effectStyle>
       </a:effectStyleLst>
       <a:bgFillStyleLst>
         <a:solidFill>
           <a:schemeClr val="phClr"/>
         </a:solidFill>
-        <a:solidFill>
-          <a:schemeClr val="phClr">
-            <a:tint val="95000"/>
-            <a:satMod val="170000"/>
-          </a:schemeClr>
-        </a:solidFill>
         <a:gradFill rotWithShape="1">
           <a:gsLst>
             <a:gs pos="0">
               <a:schemeClr val="phClr">
-                <a:tint val="93000"/>
-                <a:satMod val="150000"/>
-                <a:shade val="98000"/>
-                <a:lumMod val="102000"/>
+                <a:tint val="40000"/>
+                <a:satMod val="350000"/>
               </a:schemeClr>
             </a:gs>
-            <a:gs pos="50000">
+            <a:gs pos="40000">
               <a:schemeClr val="phClr">
-                <a:tint val="98000"/>
-                <a:satMod val="130000"/>
-                <a:shade val="90000"/>
-                <a:lumMod val="103000"/>
+                <a:tint val="45000"/>
+                <a:shade val="99000"/>
+                <a:satMod val="350000"/>
               </a:schemeClr>
             </a:gs>
             <a:gs pos="100000">
               <a:schemeClr val="phClr">
-                <a:shade val="63000"/>
-                <a:satMod val="120000"/>
+                <a:shade val="20000"/>
+                <a:satMod val="255000"/>
               </a:schemeClr>
             </a:gs>
           </a:gsLst>
-          <a:lin ang="5400000" scaled="0"/>
+          <a:path path="circle">
+            <a:fillToRect l="50000" t="-80000" r="50000" b="180000"/>
+          </a:path>
+        </a:gradFill>
+        <a:gradFill rotWithShape="1">
+          <a:gsLst>
+            <a:gs pos="0">
+              <a:schemeClr val="phClr">
+                <a:tint val="80000"/>
+                <a:satMod val="300000"/>
+              </a:schemeClr>
+            </a:gs>
+            <a:gs pos="100000">
+              <a:schemeClr val="phClr">
+                <a:shade val="30000"/>
+                <a:satMod val="200000"/>
+              </a:schemeClr>
+            </a:gs>
+          </a:gsLst>
+          <a:path path="circle">
+            <a:fillToRect l="50000" t="50000" r="50000" b="50000"/>
+          </a:path>
         </a:gradFill>
       </a:bgFillStyleLst>
     </a:fmtScheme>
   </a:themeElements>
-  <a:objectDefaults/>
+  <a:objectDefaults>
+    <a:spDef>
+      <a:spPr/>
+      <a:bodyPr/>
+      <a:lstStyle/>
+      <a:style>
+        <a:lnRef idx="1">
+          <a:schemeClr val="accent1"/>
+        </a:lnRef>
+        <a:fillRef idx="3">
+          <a:schemeClr val="accent1"/>
+        </a:fillRef>
+        <a:effectRef idx="2">
+          <a:schemeClr val="accent1"/>
+        </a:effectRef>
+        <a:fontRef idx="minor">
+          <a:schemeClr val="lt1"/>
+        </a:fontRef>
+      </a:style>
+    </a:spDef>
+    <a:lnDef>
+      <a:spPr/>
+      <a:bodyPr/>
+      <a:lstStyle/>
+      <a:style>
+        <a:lnRef idx="2">
+          <a:schemeClr val="accent1"/>
+        </a:lnRef>
+        <a:fillRef idx="0">
+          <a:schemeClr val="accent1"/>
+        </a:fillRef>
+        <a:effectRef idx="1">
+          <a:schemeClr val="accent1"/>
+        </a:effectRef>
+        <a:fontRef idx="minor">
+          <a:schemeClr val="tx1"/>
+        </a:fontRef>
+      </a:style>
+    </a:lnDef>
+  </a:objectDefaults>
   <a:extraClrSchemeLst/>
-  <a:extLst>
-    <a:ext uri="{05A4C25C-085E-4340-85A3-A5531E510DB2}">
-      <thm15:themeFamily xmlns:thm15="http://schemas.microsoft.com/office/thememl/2012/main" name="Office Theme" id="{2E142A2C-CD16-42D6-873A-C26D2A0506FA}" vid="{1BDDFF52-6CD6-40A5-AB3C-68EB2F1E4D0A}"/>
-    </a:ext>
-  </a:extLst>
 </a:theme>
 </file>